--- a/_site/python/2021-08-23-07-dataframes-con-python/index.docx
+++ b/_site/python/2021-08-23-07-dataframes-con-python/index.docx
@@ -217,7 +217,7 @@
         <w:t xml:space="preserve">Palabras clave</w:t>
       </w:r>
       <w:r>
-        <w:t xml:space="preserve">: keyword1, keyword2</w:t>
+        <w:t xml:space="preserve">:</w:t>
       </w:r>
     </w:p>
     <w:p>
@@ -32405,6 +32405,33 @@
       </w:pPr>
       <w:r>
         <w:t xml:space="preserve">Ejercicios con datos del INEI, BCRP y Banco Mundial</w:t>
+      </w:r>
+    </w:p>
+    <w:p>
+      <w:r>
+        <w:pict>
+          <v:rect style="width:0;height:1.5pt" o:hralign="center" o:hrstd="t" o:hr="t"/>
+        </w:pict>
+      </w:r>
+    </w:p>
+    <w:p>
+      <w:pPr>
+        <w:pStyle w:val="FirstParagraph"/>
+      </w:pPr>
+      <w:r>
+        <w:t xml:space="preserve">tipo: fragmento</w:t>
+      </w:r>
+      <w:r>
+        <w:t xml:space="preserve"> </w:t>
+      </w:r>
+      <w:r>
+        <w:t xml:space="preserve">titulo: texto de apertura del bloque «Publicaciones similares» (incluido en cada post)</w:t>
+      </w:r>
+      <w:r>
+        <w:t xml:space="preserve"> </w:t>
+      </w:r>
+      <w:r>
+        <w:t xml:space="preserve">—</w:t>
       </w:r>
     </w:p>
     <w:bookmarkEnd w:id="78"/>
@@ -32720,8 +32747,35 @@
       </w:hyperlink>
     </w:p>
     <w:p>
+      <w:r>
+        <w:pict>
+          <v:rect style="width:0;height:1.5pt" o:hralign="center" o:hrstd="t" o:hr="t"/>
+        </w:pict>
+      </w:r>
+    </w:p>
+    <w:p>
       <w:pPr>
         <w:pStyle w:val="FirstParagraph"/>
+      </w:pPr>
+      <w:r>
+        <w:t xml:space="preserve">tipo: fragmento</w:t>
+      </w:r>
+      <w:r>
+        <w:t xml:space="preserve"> </w:t>
+      </w:r>
+      <w:r>
+        <w:t xml:space="preserve">titulo: texto de cierre del bloque «Publicaciones similares» (incluido en cada post)</w:t>
+      </w:r>
+      <w:r>
+        <w:t xml:space="preserve"> </w:t>
+      </w:r>
+      <w:r>
+        <w:t xml:space="preserve">—</w:t>
+      </w:r>
+    </w:p>
+    <w:p>
+      <w:pPr>
+        <w:pStyle w:val="BodyText"/>
       </w:pPr>
       <w:r>
         <w:t xml:space="preserve">Esperamos que encuentres estas publicaciones igualmente interesantes y útiles. ¡Disfruta de la lectura!</w:t>

--- a/_site/python/2021-08-23-07-dataframes-con-python/index.docx
+++ b/_site/python/2021-08-23-07-dataframes-con-python/index.docx
@@ -32407,33 +32407,6 @@
         <w:t xml:space="preserve">Ejercicios con datos del INEI, BCRP y Banco Mundial</w:t>
       </w:r>
     </w:p>
-    <w:p>
-      <w:r>
-        <w:pict>
-          <v:rect style="width:0;height:1.5pt" o:hralign="center" o:hrstd="t" o:hr="t"/>
-        </w:pict>
-      </w:r>
-    </w:p>
-    <w:p>
-      <w:pPr>
-        <w:pStyle w:val="FirstParagraph"/>
-      </w:pPr>
-      <w:r>
-        <w:t xml:space="preserve">tipo: fragmento</w:t>
-      </w:r>
-      <w:r>
-        <w:t xml:space="preserve"> </w:t>
-      </w:r>
-      <w:r>
-        <w:t xml:space="preserve">titulo: texto de apertura del bloque «Publicaciones similares» (incluido en cada post)</w:t>
-      </w:r>
-      <w:r>
-        <w:t xml:space="preserve"> </w:t>
-      </w:r>
-      <w:r>
-        <w:t xml:space="preserve">—</w:t>
-      </w:r>
-    </w:p>
     <w:bookmarkEnd w:id="78"/>
     <w:bookmarkStart w:id="107" w:name="publicaciones-similares"/>
     <w:p>
@@ -32747,35 +32720,8 @@
       </w:hyperlink>
     </w:p>
     <w:p>
-      <w:r>
-        <w:pict>
-          <v:rect style="width:0;height:1.5pt" o:hralign="center" o:hrstd="t" o:hr="t"/>
-        </w:pict>
-      </w:r>
-    </w:p>
-    <w:p>
       <w:pPr>
         <w:pStyle w:val="FirstParagraph"/>
-      </w:pPr>
-      <w:r>
-        <w:t xml:space="preserve">tipo: fragmento</w:t>
-      </w:r>
-      <w:r>
-        <w:t xml:space="preserve"> </w:t>
-      </w:r>
-      <w:r>
-        <w:t xml:space="preserve">titulo: texto de cierre del bloque «Publicaciones similares» (incluido en cada post)</w:t>
-      </w:r>
-      <w:r>
-        <w:t xml:space="preserve"> </w:t>
-      </w:r>
-      <w:r>
-        <w:t xml:space="preserve">—</w:t>
-      </w:r>
-    </w:p>
-    <w:p>
-      <w:pPr>
-        <w:pStyle w:val="BodyText"/>
       </w:pPr>
       <w:r>
         <w:t xml:space="preserve">Esperamos que encuentres estas publicaciones igualmente interesantes y útiles. ¡Disfruta de la lectura!</w:t>

--- a/_site/python/2021-08-23-07-dataframes-con-python/index.docx
+++ b/_site/python/2021-08-23-07-dataframes-con-python/index.docx
@@ -32408,7 +32408,7 @@
       </w:r>
     </w:p>
     <w:bookmarkEnd w:id="78"/>
-    <w:bookmarkStart w:id="107" w:name="publicaciones-similares"/>
+    <w:bookmarkStart w:id="105" w:name="publicaciones-similares"/>
     <w:p>
       <w:pPr>
         <w:pStyle w:val="Heading1"/>
@@ -32694,27 +32694,6 @@
           <w:rPr>
             <w:rStyle w:val="Hyperlink"/>
           </w:rPr>
-          <w:t xml:space="preserve">11 Validacion Cruzada Y Composicion Del Modelo Con Python</w:t>
-        </w:r>
-      </w:hyperlink>
-    </w:p>
-    <w:p>
-      <w:pPr>
-        <w:pStyle w:val="Compact"/>
-        <w:numPr>
-          <w:ilvl w:val="0"/>
-          <w:numId w:val="1004"/>
-        </w:numPr>
-      </w:pPr>
-      <w:hyperlink r:id="rId105"/>
-      <w:r>
-        <w:t xml:space="preserve"> </w:t>
-      </w:r>
-      <w:hyperlink r:id="rId106">
-        <w:r>
-          <w:rPr>
-            <w:rStyle w:val="Hyperlink"/>
-          </w:rPr>
           <w:t xml:space="preserve">Visualizacion De Datos Con Python</w:t>
         </w:r>
       </w:hyperlink>
@@ -32727,7 +32706,7 @@
         <w:t xml:space="preserve">Esperamos que encuentres estas publicaciones igualmente interesantes y útiles. ¡Disfruta de la lectura!</w:t>
       </w:r>
     </w:p>
-    <w:bookmarkEnd w:id="107"/>
+    <w:bookmarkEnd w:id="105"/>
     <w:sectPr>
       <w:headerReference r:id="rId8" w:type="even"/>
       <w:headerReference r:id="rId9" w:type="default"/>

--- a/_site/python/2021-08-23-07-dataframes-con-python/index.docx
+++ b/_site/python/2021-08-23-07-dataframes-con-python/index.docx
@@ -503,6 +503,83 @@
         <w:t xml:space="preserve">)</w:t>
       </w:r>
     </w:p>
+    <w:p>
+      <w:pPr>
+        <w:pStyle w:val="SourceCode"/>
+      </w:pPr>
+      <w:r>
+        <w:rPr>
+          <w:rStyle w:val="VerbatimChar"/>
+        </w:rPr>
+        <w:t xml:space="preserve">Estructura de un DataFrame:</w:t>
+      </w:r>
+      <w:r>
+        <w:br/>
+      </w:r>
+      <w:r>
+        <w:br/>
+      </w:r>
+      <w:r>
+        <w:rPr>
+          <w:rStyle w:val="VerbatimChar"/>
+        </w:rPr>
+        <w:t xml:space="preserve">    ┌─────────┬──────────┬──────────┬──────────┐</w:t>
+      </w:r>
+      <w:r>
+        <w:br/>
+      </w:r>
+      <w:r>
+        <w:rPr>
+          <w:rStyle w:val="VerbatimChar"/>
+        </w:rPr>
+        <w:t xml:space="preserve">    │ Index   │ Column 1 │ Column 2 │ Column 3 │</w:t>
+      </w:r>
+      <w:r>
+        <w:br/>
+      </w:r>
+      <w:r>
+        <w:rPr>
+          <w:rStyle w:val="VerbatimChar"/>
+        </w:rPr>
+        <w:t xml:space="preserve">    ├─────────┼──────────┼──────────┼──────────┤</w:t>
+      </w:r>
+      <w:r>
+        <w:br/>
+      </w:r>
+      <w:r>
+        <w:rPr>
+          <w:rStyle w:val="VerbatimChar"/>
+        </w:rPr>
+        <w:t xml:space="preserve">    │ 0       │ valor    │ valor    │ valor    │</w:t>
+      </w:r>
+      <w:r>
+        <w:br/>
+      </w:r>
+      <w:r>
+        <w:rPr>
+          <w:rStyle w:val="VerbatimChar"/>
+        </w:rPr>
+        <w:t xml:space="preserve">    │ 1       │ valor    │ valor    │ valor    │</w:t>
+      </w:r>
+      <w:r>
+        <w:br/>
+      </w:r>
+      <w:r>
+        <w:rPr>
+          <w:rStyle w:val="VerbatimChar"/>
+        </w:rPr>
+        <w:t xml:space="preserve">    │ 2       │ valor    │ valor    │ valor    │</w:t>
+      </w:r>
+      <w:r>
+        <w:br/>
+      </w:r>
+      <w:r>
+        <w:rPr>
+          <w:rStyle w:val="VerbatimChar"/>
+        </w:rPr>
+        <w:t xml:space="preserve">    └─────────┴──────────┴──────────┴──────────┘</w:t>
+      </w:r>
+    </w:p>
     <w:bookmarkEnd w:id="29"/>
     <w:bookmarkStart w:id="35" w:name="creación-de-dataframes"/>
     <w:p>
@@ -1137,6 +1214,149 @@
           <w:rStyle w:val="NormalTok"/>
         </w:rPr>
         <w:t xml:space="preserve">(df_paises.dtypes)</w:t>
+      </w:r>
+    </w:p>
+    <w:p>
+      <w:pPr>
+        <w:pStyle w:val="SourceCode"/>
+      </w:pPr>
+      <w:r>
+        <w:rPr>
+          <w:rStyle w:val="VerbatimChar"/>
+        </w:rPr>
+        <w:t xml:space="preserve">DataFrame de países:</w:t>
+      </w:r>
+      <w:r>
+        <w:br/>
+      </w:r>
+      <w:r>
+        <w:rPr>
+          <w:rStyle w:val="VerbatimChar"/>
+        </w:rPr>
+        <w:t xml:space="preserve">        pais      pib  poblacion       continente</w:t>
+      </w:r>
+      <w:r>
+        <w:br/>
+      </w:r>
+      <w:r>
+        <w:rPr>
+          <w:rStyle w:val="VerbatimChar"/>
+        </w:rPr>
+        <w:t xml:space="preserve">0       Perú   242632   33715471  América del Sur</w:t>
+      </w:r>
+      <w:r>
+        <w:br/>
+      </w:r>
+      <w:r>
+        <w:rPr>
+          <w:rStyle w:val="VerbatimChar"/>
+        </w:rPr>
+        <w:t xml:space="preserve">1      Chile   301000   19493184  América del Sur</w:t>
+      </w:r>
+      <w:r>
+        <w:br/>
+      </w:r>
+      <w:r>
+        <w:rPr>
+          <w:rStyle w:val="VerbatimChar"/>
+        </w:rPr>
+        <w:t xml:space="preserve">2  Argentina   487000   45810000  América del Sur</w:t>
+      </w:r>
+      <w:r>
+        <w:br/>
+      </w:r>
+      <w:r>
+        <w:rPr>
+          <w:rStyle w:val="VerbatimChar"/>
+        </w:rPr>
+        <w:t xml:space="preserve">3   Colombia   314000   51516562  América del Sur</w:t>
+      </w:r>
+      <w:r>
+        <w:br/>
+      </w:r>
+      <w:r>
+        <w:rPr>
+          <w:rStyle w:val="VerbatimChar"/>
+        </w:rPr>
+        <w:t xml:space="preserve">4     Brasil  1920000  214326223  América del Sur</w:t>
+      </w:r>
+      <w:r>
+        <w:br/>
+      </w:r>
+      <w:r>
+        <w:br/>
+      </w:r>
+      <w:r>
+        <w:rPr>
+          <w:rStyle w:val="VerbatimChar"/>
+        </w:rPr>
+        <w:t xml:space="preserve">Forma: (5, 4)</w:t>
+      </w:r>
+      <w:r>
+        <w:br/>
+      </w:r>
+      <w:r>
+        <w:rPr>
+          <w:rStyle w:val="VerbatimChar"/>
+        </w:rPr>
+        <w:t xml:space="preserve">Columnas: ['pais', 'pib', 'poblacion', 'continente']</w:t>
+      </w:r>
+      <w:r>
+        <w:br/>
+      </w:r>
+      <w:r>
+        <w:br/>
+      </w:r>
+      <w:r>
+        <w:rPr>
+          <w:rStyle w:val="VerbatimChar"/>
+        </w:rPr>
+        <w:t xml:space="preserve">Tipos de datos:</w:t>
+      </w:r>
+      <w:r>
+        <w:br/>
+      </w:r>
+      <w:r>
+        <w:rPr>
+          <w:rStyle w:val="VerbatimChar"/>
+        </w:rPr>
+        <w:t xml:space="preserve">pais          object</w:t>
+      </w:r>
+      <w:r>
+        <w:br/>
+      </w:r>
+      <w:r>
+        <w:rPr>
+          <w:rStyle w:val="VerbatimChar"/>
+        </w:rPr>
+        <w:t xml:space="preserve">pib            int64</w:t>
+      </w:r>
+      <w:r>
+        <w:br/>
+      </w:r>
+      <w:r>
+        <w:rPr>
+          <w:rStyle w:val="VerbatimChar"/>
+        </w:rPr>
+        <w:t xml:space="preserve">poblacion      int64</w:t>
+      </w:r>
+      <w:r>
+        <w:br/>
+      </w:r>
+      <w:r>
+        <w:rPr>
+          <w:rStyle w:val="VerbatimChar"/>
+        </w:rPr>
+        <w:t xml:space="preserve">continente    object</w:t>
+      </w:r>
+      <w:r>
+        <w:br/>
+      </w:r>
+      <w:r>
+        <w:rPr>
+          <w:rStyle w:val="VerbatimChar"/>
+        </w:rPr>
+        <w:t xml:space="preserve">dtype: object</w:t>
       </w:r>
     </w:p>
     <w:bookmarkEnd w:id="30"/>
@@ -1475,6 +1695,56 @@
         <w:t xml:space="preserve">(df)</w:t>
       </w:r>
     </w:p>
+    <w:p>
+      <w:pPr>
+        <w:pStyle w:val="SourceCode"/>
+      </w:pPr>
+      <w:r>
+        <w:br/>
+      </w:r>
+      <w:r>
+        <w:rPr>
+          <w:rStyle w:val="VerbatimChar"/>
+        </w:rPr>
+        <w:t xml:space="preserve">DataFrame desde listas:</w:t>
+      </w:r>
+      <w:r>
+        <w:br/>
+      </w:r>
+      <w:r>
+        <w:rPr>
+          <w:rStyle w:val="VerbatimChar"/>
+        </w:rPr>
+        <w:t xml:space="preserve">        pais     pib  poblacion</w:t>
+      </w:r>
+      <w:r>
+        <w:br/>
+      </w:r>
+      <w:r>
+        <w:rPr>
+          <w:rStyle w:val="VerbatimChar"/>
+        </w:rPr>
+        <w:t xml:space="preserve">0       Perú  242632   33715471</w:t>
+      </w:r>
+      <w:r>
+        <w:br/>
+      </w:r>
+      <w:r>
+        <w:rPr>
+          <w:rStyle w:val="VerbatimChar"/>
+        </w:rPr>
+        <w:t xml:space="preserve">1      Chile  301000   19493184</w:t>
+      </w:r>
+      <w:r>
+        <w:br/>
+      </w:r>
+      <w:r>
+        <w:rPr>
+          <w:rStyle w:val="VerbatimChar"/>
+        </w:rPr>
+        <w:t xml:space="preserve">2  Argentina  487000   45810000</w:t>
+      </w:r>
+    </w:p>
     <w:bookmarkEnd w:id="31"/>
     <w:bookmarkStart w:id="32" w:name="desde-series"/>
     <w:p>
@@ -1746,6 +2016,56 @@
           <w:rStyle w:val="NormalTok"/>
         </w:rPr>
         <w:t xml:space="preserve">(df)</w:t>
+      </w:r>
+    </w:p>
+    <w:p>
+      <w:pPr>
+        <w:pStyle w:val="SourceCode"/>
+      </w:pPr>
+      <w:r>
+        <w:br/>
+      </w:r>
+      <w:r>
+        <w:rPr>
+          <w:rStyle w:val="VerbatimChar"/>
+        </w:rPr>
+        <w:t xml:space="preserve">DataFrame desde Series:</w:t>
+      </w:r>
+      <w:r>
+        <w:br/>
+      </w:r>
+      <w:r>
+        <w:rPr>
+          <w:rStyle w:val="VerbatimChar"/>
+        </w:rPr>
+        <w:t xml:space="preserve">        pais     pib</w:t>
+      </w:r>
+      <w:r>
+        <w:br/>
+      </w:r>
+      <w:r>
+        <w:rPr>
+          <w:rStyle w:val="VerbatimChar"/>
+        </w:rPr>
+        <w:t xml:space="preserve">0       Perú  242632</w:t>
+      </w:r>
+      <w:r>
+        <w:br/>
+      </w:r>
+      <w:r>
+        <w:rPr>
+          <w:rStyle w:val="VerbatimChar"/>
+        </w:rPr>
+        <w:t xml:space="preserve">1      Chile  301000</w:t>
+      </w:r>
+      <w:r>
+        <w:br/>
+      </w:r>
+      <w:r>
+        <w:rPr>
+          <w:rStyle w:val="VerbatimChar"/>
+        </w:rPr>
+        <w:t xml:space="preserve">2  Argentina  487000</w:t>
       </w:r>
     </w:p>
     <w:bookmarkEnd w:id="32"/>
@@ -2144,6 +2464,65 @@
         <w:t xml:space="preserve">(df_productos)</w:t>
       </w:r>
     </w:p>
+    <w:p>
+      <w:pPr>
+        <w:pStyle w:val="SourceCode"/>
+      </w:pPr>
+      <w:r>
+        <w:br/>
+      </w:r>
+      <w:r>
+        <w:rPr>
+          <w:rStyle w:val="VerbatimChar"/>
+        </w:rPr>
+        <w:t xml:space="preserve">DataFrame con índice personalizado:</w:t>
+      </w:r>
+      <w:r>
+        <w:br/>
+      </w:r>
+      <w:r>
+        <w:rPr>
+          <w:rStyle w:val="VerbatimChar"/>
+        </w:rPr>
+        <w:t xml:space="preserve">        producto  precio  stock</w:t>
+      </w:r>
+      <w:r>
+        <w:br/>
+      </w:r>
+      <w:r>
+        <w:rPr>
+          <w:rStyle w:val="VerbatimChar"/>
+        </w:rPr>
+        <w:t xml:space="preserve">PROD001   Laptop    2500     15</w:t>
+      </w:r>
+      <w:r>
+        <w:br/>
+      </w:r>
+      <w:r>
+        <w:rPr>
+          <w:rStyle w:val="VerbatimChar"/>
+        </w:rPr>
+        <w:t xml:space="preserve">PROD002    Mouse      25    100</w:t>
+      </w:r>
+      <w:r>
+        <w:br/>
+      </w:r>
+      <w:r>
+        <w:rPr>
+          <w:rStyle w:val="VerbatimChar"/>
+        </w:rPr>
+        <w:t xml:space="preserve">PROD003  Teclado      80     50</w:t>
+      </w:r>
+      <w:r>
+        <w:br/>
+      </w:r>
+      <w:r>
+        <w:rPr>
+          <w:rStyle w:val="VerbatimChar"/>
+        </w:rPr>
+        <w:t xml:space="preserve">PROD004  Monitor     800     25</w:t>
+      </w:r>
+    </w:p>
     <w:bookmarkEnd w:id="33"/>
     <w:bookmarkStart w:id="34" w:name="dataframes-de-ejemplo"/>
     <w:p>
@@ -2655,6 +3034,131 @@
           <w:rStyle w:val="NormalTok"/>
         </w:rPr>
         <w:t xml:space="preserve">)</w:t>
+      </w:r>
+    </w:p>
+    <w:p>
+      <w:pPr>
+        <w:pStyle w:val="SourceCode"/>
+      </w:pPr>
+      <w:r>
+        <w:br/>
+      </w:r>
+      <w:r>
+        <w:rPr>
+          <w:rStyle w:val="VerbatimChar"/>
+        </w:rPr>
+        <w:t xml:space="preserve">DataFrame de transacciones:</w:t>
+      </w:r>
+      <w:r>
+        <w:br/>
+      </w:r>
+      <w:r>
+        <w:rPr>
+          <w:rStyle w:val="VerbatimChar"/>
+        </w:rPr>
+        <w:t xml:space="preserve">       fecha       monto     tipo  categoria  cliente_id</w:t>
+      </w:r>
+      <w:r>
+        <w:br/>
+      </w:r>
+      <w:r>
+        <w:rPr>
+          <w:rStyle w:val="VerbatimChar"/>
+        </w:rPr>
+        <w:t xml:space="preserve">0 2023-01-01  437.086107  ingreso     Ventas          11</w:t>
+      </w:r>
+      <w:r>
+        <w:br/>
+      </w:r>
+      <w:r>
+        <w:rPr>
+          <w:rStyle w:val="VerbatimChar"/>
+        </w:rPr>
+        <w:t xml:space="preserve">1 2023-01-02  955.642876    gasto     Ventas          17</w:t>
+      </w:r>
+      <w:r>
+        <w:br/>
+      </w:r>
+      <w:r>
+        <w:rPr>
+          <w:rStyle w:val="VerbatimChar"/>
+        </w:rPr>
+        <w:t xml:space="preserve">2 2023-01-03  758.794548  ingreso     Costos           8</w:t>
+      </w:r>
+      <w:r>
+        <w:br/>
+      </w:r>
+      <w:r>
+        <w:rPr>
+          <w:rStyle w:val="VerbatimChar"/>
+        </w:rPr>
+        <w:t xml:space="preserve">3 2023-01-04  638.792636  ingreso  Servicios           4</w:t>
+      </w:r>
+      <w:r>
+        <w:br/>
+      </w:r>
+      <w:r>
+        <w:rPr>
+          <w:rStyle w:val="VerbatimChar"/>
+        </w:rPr>
+        <w:t xml:space="preserve">4 2023-01-05  240.416776    gasto  Servicios           6</w:t>
+      </w:r>
+      <w:r>
+        <w:br/>
+      </w:r>
+      <w:r>
+        <w:rPr>
+          <w:rStyle w:val="VerbatimChar"/>
+        </w:rPr>
+        <w:t xml:space="preserve">5 2023-01-06  240.395068  ingreso     Ventas           8</w:t>
+      </w:r>
+      <w:r>
+        <w:br/>
+      </w:r>
+      <w:r>
+        <w:rPr>
+          <w:rStyle w:val="VerbatimChar"/>
+        </w:rPr>
+        <w:t xml:space="preserve">6 2023-01-07  152.275251    gasto     Gastos           3</w:t>
+      </w:r>
+      <w:r>
+        <w:br/>
+      </w:r>
+      <w:r>
+        <w:rPr>
+          <w:rStyle w:val="VerbatimChar"/>
+        </w:rPr>
+        <w:t xml:space="preserve">7 2023-01-08  879.558531    gasto  Servicios          16</w:t>
+      </w:r>
+      <w:r>
+        <w:br/>
+      </w:r>
+      <w:r>
+        <w:rPr>
+          <w:rStyle w:val="VerbatimChar"/>
+        </w:rPr>
+        <w:t xml:space="preserve">8 2023-01-09  641.003511    gasto     Gastos           3</w:t>
+      </w:r>
+      <w:r>
+        <w:br/>
+      </w:r>
+      <w:r>
+        <w:rPr>
+          <w:rStyle w:val="VerbatimChar"/>
+        </w:rPr>
+        <w:t xml:space="preserve">9 2023-01-10  737.265320  ingreso  Servicios          18</w:t>
+      </w:r>
+      <w:r>
+        <w:br/>
+      </w:r>
+      <w:r>
+        <w:br/>
+      </w:r>
+      <w:r>
+        <w:rPr>
+          <w:rStyle w:val="VerbatimChar"/>
+        </w:rPr>
+        <w:t xml:space="preserve">Forma: (100, 5)</w:t>
       </w:r>
     </w:p>
     <w:bookmarkEnd w:id="34"/>
@@ -3636,6 +4140,26 @@
         <w:t xml:space="preserve">#     df_empleo.to_excel(writer, sheet_name='Empleo', index=False)</w:t>
       </w:r>
     </w:p>
+    <w:p>
+      <w:pPr>
+        <w:pStyle w:val="SourceCode"/>
+      </w:pPr>
+      <w:r>
+        <w:rPr>
+          <w:rStyle w:val="VerbatimChar"/>
+        </w:rPr>
+        <w:t xml:space="preserve">Archivo CSV creado: datos_macro.csv</w:t>
+      </w:r>
+      <w:r>
+        <w:br/>
+      </w:r>
+      <w:r>
+        <w:rPr>
+          <w:rStyle w:val="VerbatimChar"/>
+        </w:rPr>
+        <w:t xml:space="preserve">Archivo Excel creado: datos_macro.xlsx</w:t>
+      </w:r>
+    </w:p>
     <w:bookmarkEnd w:id="38"/>
     <w:bookmarkStart w:id="39" w:name="leer-desde-otras-fuentes"/>
     <w:p>
@@ -4855,6 +5379,356 @@
         <w:t xml:space="preserve">)</w:t>
       </w:r>
     </w:p>
+    <w:p>
+      <w:pPr>
+        <w:pStyle w:val="SourceCode"/>
+      </w:pPr>
+      <w:r>
+        <w:rPr>
+          <w:rStyle w:val="VerbatimChar"/>
+        </w:rPr>
+        <w:t xml:space="preserve">Primeras 3 filas:</w:t>
+      </w:r>
+      <w:r>
+        <w:br/>
+      </w:r>
+      <w:r>
+        <w:rPr>
+          <w:rStyle w:val="VerbatimChar"/>
+        </w:rPr>
+        <w:t xml:space="preserve">     region  pib_millones  poblacion  pobreza sector_principal</w:t>
+      </w:r>
+      <w:r>
+        <w:br/>
+      </w:r>
+      <w:r>
+        <w:rPr>
+          <w:rStyle w:val="VerbatimChar"/>
+        </w:rPr>
+        <w:t xml:space="preserve">0      Lima        100000    9500000     14.2        Servicios</w:t>
+      </w:r>
+      <w:r>
+        <w:br/>
+      </w:r>
+      <w:r>
+        <w:rPr>
+          <w:rStyle w:val="VerbatimChar"/>
+        </w:rPr>
+        <w:t xml:space="preserve">1  Arequipa         15000    1300000      8.5          Minería</w:t>
+      </w:r>
+      <w:r>
+        <w:br/>
+      </w:r>
+      <w:r>
+        <w:rPr>
+          <w:rStyle w:val="VerbatimChar"/>
+        </w:rPr>
+        <w:t xml:space="preserve">2     Cusco          8000    1200000     12.3          Turismo</w:t>
+      </w:r>
+      <w:r>
+        <w:br/>
+      </w:r>
+      <w:r>
+        <w:br/>
+      </w:r>
+      <w:r>
+        <w:rPr>
+          <w:rStyle w:val="VerbatimChar"/>
+        </w:rPr>
+        <w:t xml:space="preserve">Últimas 3 filas:</w:t>
+      </w:r>
+      <w:r>
+        <w:br/>
+      </w:r>
+      <w:r>
+        <w:rPr>
+          <w:rStyle w:val="VerbatimChar"/>
+        </w:rPr>
+        <w:t xml:space="preserve">        region  pib_millones  poblacion  pobreza sector_principal</w:t>
+      </w:r>
+      <w:r>
+        <w:br/>
+      </w:r>
+      <w:r>
+        <w:rPr>
+          <w:rStyle w:val="VerbatimChar"/>
+        </w:rPr>
+        <w:t xml:space="preserve">3  La Libertad         12000    1900000     18.5      Agricultura</w:t>
+      </w:r>
+      <w:r>
+        <w:br/>
+      </w:r>
+      <w:r>
+        <w:rPr>
+          <w:rStyle w:val="VerbatimChar"/>
+        </w:rPr>
+        <w:t xml:space="preserve">4        Piura         10000    2000000     20.1            Pesca</w:t>
+      </w:r>
+      <w:r>
+        <w:br/>
+      </w:r>
+      <w:r>
+        <w:rPr>
+          <w:rStyle w:val="VerbatimChar"/>
+        </w:rPr>
+        <w:t xml:space="preserve">5   Lambayeque          7000    1300000     15.8         Comercio</w:t>
+      </w:r>
+      <w:r>
+        <w:br/>
+      </w:r>
+      <w:r>
+        <w:br/>
+      </w:r>
+      <w:r>
+        <w:rPr>
+          <w:rStyle w:val="VerbatimChar"/>
+        </w:rPr>
+        <w:t xml:space="preserve">Información del DataFrame:</w:t>
+      </w:r>
+      <w:r>
+        <w:br/>
+      </w:r>
+      <w:r>
+        <w:rPr>
+          <w:rStyle w:val="VerbatimChar"/>
+        </w:rPr>
+        <w:t xml:space="preserve">&lt;class 'pandas.core.frame.DataFrame'&gt;</w:t>
+      </w:r>
+      <w:r>
+        <w:br/>
+      </w:r>
+      <w:r>
+        <w:rPr>
+          <w:rStyle w:val="VerbatimChar"/>
+        </w:rPr>
+        <w:t xml:space="preserve">RangeIndex: 6 entries, 0 to 5</w:t>
+      </w:r>
+      <w:r>
+        <w:br/>
+      </w:r>
+      <w:r>
+        <w:rPr>
+          <w:rStyle w:val="VerbatimChar"/>
+        </w:rPr>
+        <w:t xml:space="preserve">Data columns (total 5 columns):</w:t>
+      </w:r>
+      <w:r>
+        <w:br/>
+      </w:r>
+      <w:r>
+        <w:rPr>
+          <w:rStyle w:val="VerbatimChar"/>
+        </w:rPr>
+        <w:t xml:space="preserve"> #   Column            Non-Null Count  Dtype  </w:t>
+      </w:r>
+      <w:r>
+        <w:br/>
+      </w:r>
+      <w:r>
+        <w:rPr>
+          <w:rStyle w:val="VerbatimChar"/>
+        </w:rPr>
+        <w:t xml:space="preserve">---  ------            --------------  -----  </w:t>
+      </w:r>
+      <w:r>
+        <w:br/>
+      </w:r>
+      <w:r>
+        <w:rPr>
+          <w:rStyle w:val="VerbatimChar"/>
+        </w:rPr>
+        <w:t xml:space="preserve"> 0   region            6 non-null      object </w:t>
+      </w:r>
+      <w:r>
+        <w:br/>
+      </w:r>
+      <w:r>
+        <w:rPr>
+          <w:rStyle w:val="VerbatimChar"/>
+        </w:rPr>
+        <w:t xml:space="preserve"> 1   pib_millones      6 non-null      int64  </w:t>
+      </w:r>
+      <w:r>
+        <w:br/>
+      </w:r>
+      <w:r>
+        <w:rPr>
+          <w:rStyle w:val="VerbatimChar"/>
+        </w:rPr>
+        <w:t xml:space="preserve"> 2   poblacion         6 non-null      int64  </w:t>
+      </w:r>
+      <w:r>
+        <w:br/>
+      </w:r>
+      <w:r>
+        <w:rPr>
+          <w:rStyle w:val="VerbatimChar"/>
+        </w:rPr>
+        <w:t xml:space="preserve"> 3   pobreza           6 non-null      float64</w:t>
+      </w:r>
+      <w:r>
+        <w:br/>
+      </w:r>
+      <w:r>
+        <w:rPr>
+          <w:rStyle w:val="VerbatimChar"/>
+        </w:rPr>
+        <w:t xml:space="preserve"> 4   sector_principal  6 non-null      object </w:t>
+      </w:r>
+      <w:r>
+        <w:br/>
+      </w:r>
+      <w:r>
+        <w:rPr>
+          <w:rStyle w:val="VerbatimChar"/>
+        </w:rPr>
+        <w:t xml:space="preserve">dtypes: float64(1), int64(2), object(2)</w:t>
+      </w:r>
+      <w:r>
+        <w:br/>
+      </w:r>
+      <w:r>
+        <w:rPr>
+          <w:rStyle w:val="VerbatimChar"/>
+        </w:rPr>
+        <w:t xml:space="preserve">memory usage: 372.0+ bytes</w:t>
+      </w:r>
+      <w:r>
+        <w:br/>
+      </w:r>
+      <w:r>
+        <w:rPr>
+          <w:rStyle w:val="VerbatimChar"/>
+        </w:rPr>
+        <w:t xml:space="preserve">None</w:t>
+      </w:r>
+      <w:r>
+        <w:br/>
+      </w:r>
+      <w:r>
+        <w:br/>
+      </w:r>
+      <w:r>
+        <w:rPr>
+          <w:rStyle w:val="VerbatimChar"/>
+        </w:rPr>
+        <w:t xml:space="preserve">Estadísticas descriptivas:</w:t>
+      </w:r>
+      <w:r>
+        <w:br/>
+      </w:r>
+      <w:r>
+        <w:rPr>
+          <w:rStyle w:val="VerbatimChar"/>
+        </w:rPr>
+        <w:t xml:space="preserve">        pib_millones     poblacion    pobreza</w:t>
+      </w:r>
+      <w:r>
+        <w:br/>
+      </w:r>
+      <w:r>
+        <w:rPr>
+          <w:rStyle w:val="VerbatimChar"/>
+        </w:rPr>
+        <w:t xml:space="preserve">count       6.000000  6.000000e+00   6.000000</w:t>
+      </w:r>
+      <w:r>
+        <w:br/>
+      </w:r>
+      <w:r>
+        <w:rPr>
+          <w:rStyle w:val="VerbatimChar"/>
+        </w:rPr>
+        <w:t xml:space="preserve">mean    25333.333333  2.866667e+06  14.900000</w:t>
+      </w:r>
+      <w:r>
+        <w:br/>
+      </w:r>
+      <w:r>
+        <w:rPr>
+          <w:rStyle w:val="VerbatimChar"/>
+        </w:rPr>
+        <w:t xml:space="preserve">std     36691.506737  3.267211e+06   4.219479</w:t>
+      </w:r>
+      <w:r>
+        <w:br/>
+      </w:r>
+      <w:r>
+        <w:rPr>
+          <w:rStyle w:val="VerbatimChar"/>
+        </w:rPr>
+        <w:t xml:space="preserve">min      7000.000000  1.200000e+06   8.500000</w:t>
+      </w:r>
+      <w:r>
+        <w:br/>
+      </w:r>
+      <w:r>
+        <w:rPr>
+          <w:rStyle w:val="VerbatimChar"/>
+        </w:rPr>
+        <w:t xml:space="preserve">25%      8500.000000  1.300000e+06  12.775000</w:t>
+      </w:r>
+      <w:r>
+        <w:br/>
+      </w:r>
+      <w:r>
+        <w:rPr>
+          <w:rStyle w:val="VerbatimChar"/>
+        </w:rPr>
+        <w:t xml:space="preserve">50%     11000.000000  1.600000e+06  15.000000</w:t>
+      </w:r>
+      <w:r>
+        <w:br/>
+      </w:r>
+      <w:r>
+        <w:rPr>
+          <w:rStyle w:val="VerbatimChar"/>
+        </w:rPr>
+        <w:t xml:space="preserve">75%     14250.000000  1.975000e+06  17.825000</w:t>
+      </w:r>
+      <w:r>
+        <w:br/>
+      </w:r>
+      <w:r>
+        <w:rPr>
+          <w:rStyle w:val="VerbatimChar"/>
+        </w:rPr>
+        <w:t xml:space="preserve">max    100000.000000  9.500000e+06  20.100000</w:t>
+      </w:r>
+      <w:r>
+        <w:br/>
+      </w:r>
+      <w:r>
+        <w:br/>
+      </w:r>
+      <w:r>
+        <w:rPr>
+          <w:rStyle w:val="VerbatimChar"/>
+        </w:rPr>
+        <w:t xml:space="preserve">Columnas: ['region', 'pib_millones', 'poblacion', 'pobreza', 'sector_principal']</w:t>
+      </w:r>
+      <w:r>
+        <w:br/>
+      </w:r>
+      <w:r>
+        <w:rPr>
+          <w:rStyle w:val="VerbatimChar"/>
+        </w:rPr>
+        <w:t xml:space="preserve">Forma: (6, 5)</w:t>
+      </w:r>
+      <w:r>
+        <w:br/>
+      </w:r>
+      <w:r>
+        <w:br/>
+      </w:r>
+      <w:r>
+        <w:rPr>
+          <w:rStyle w:val="VerbatimChar"/>
+        </w:rPr>
+        <w:t xml:space="preserve">Índice: [0, 1, 2, 3, 4, 5]</w:t>
+      </w:r>
+    </w:p>
     <w:bookmarkEnd w:id="41"/>
     <w:bookmarkStart w:id="42" w:name="seleccionar-columnas"/>
     <w:p>
@@ -5333,6 +6207,323 @@
           <w:rStyle w:val="NormalTok"/>
         </w:rPr>
         <w:t xml:space="preserve">(regiones)</w:t>
+      </w:r>
+    </w:p>
+    <w:p>
+      <w:pPr>
+        <w:pStyle w:val="SourceCode"/>
+      </w:pPr>
+      <w:r>
+        <w:rPr>
+          <w:rStyle w:val="VerbatimChar"/>
+        </w:rPr>
+        <w:t xml:space="preserve">PIB (Series):</w:t>
+      </w:r>
+      <w:r>
+        <w:br/>
+      </w:r>
+      <w:r>
+        <w:rPr>
+          <w:rStyle w:val="VerbatimChar"/>
+        </w:rPr>
+        <w:t xml:space="preserve">&lt;class 'pandas.core.series.Series'&gt;</w:t>
+      </w:r>
+      <w:r>
+        <w:br/>
+      </w:r>
+      <w:r>
+        <w:rPr>
+          <w:rStyle w:val="VerbatimChar"/>
+        </w:rPr>
+        <w:t xml:space="preserve">0    100000</w:t>
+      </w:r>
+      <w:r>
+        <w:br/>
+      </w:r>
+      <w:r>
+        <w:rPr>
+          <w:rStyle w:val="VerbatimChar"/>
+        </w:rPr>
+        <w:t xml:space="preserve">1     15000</w:t>
+      </w:r>
+      <w:r>
+        <w:br/>
+      </w:r>
+      <w:r>
+        <w:rPr>
+          <w:rStyle w:val="VerbatimChar"/>
+        </w:rPr>
+        <w:t xml:space="preserve">2      8000</w:t>
+      </w:r>
+      <w:r>
+        <w:br/>
+      </w:r>
+      <w:r>
+        <w:rPr>
+          <w:rStyle w:val="VerbatimChar"/>
+        </w:rPr>
+        <w:t xml:space="preserve">3     12000</w:t>
+      </w:r>
+      <w:r>
+        <w:br/>
+      </w:r>
+      <w:r>
+        <w:rPr>
+          <w:rStyle w:val="VerbatimChar"/>
+        </w:rPr>
+        <w:t xml:space="preserve">4     10000</w:t>
+      </w:r>
+      <w:r>
+        <w:br/>
+      </w:r>
+      <w:r>
+        <w:rPr>
+          <w:rStyle w:val="VerbatimChar"/>
+        </w:rPr>
+        <w:t xml:space="preserve">5      7000</w:t>
+      </w:r>
+      <w:r>
+        <w:br/>
+      </w:r>
+      <w:r>
+        <w:rPr>
+          <w:rStyle w:val="VerbatimChar"/>
+        </w:rPr>
+        <w:t xml:space="preserve">Name: pib_millones, dtype: int64</w:t>
+      </w:r>
+      <w:r>
+        <w:br/>
+      </w:r>
+      <w:r>
+        <w:br/>
+      </w:r>
+      <w:r>
+        <w:rPr>
+          <w:rStyle w:val="VerbatimChar"/>
+        </w:rPr>
+        <w:t xml:space="preserve">PIB (DataFrame):</w:t>
+      </w:r>
+      <w:r>
+        <w:br/>
+      </w:r>
+      <w:r>
+        <w:rPr>
+          <w:rStyle w:val="VerbatimChar"/>
+        </w:rPr>
+        <w:t xml:space="preserve">&lt;class 'pandas.core.frame.DataFrame'&gt;</w:t>
+      </w:r>
+      <w:r>
+        <w:br/>
+      </w:r>
+      <w:r>
+        <w:rPr>
+          <w:rStyle w:val="VerbatimChar"/>
+        </w:rPr>
+        <w:t xml:space="preserve">   pib_millones</w:t>
+      </w:r>
+      <w:r>
+        <w:br/>
+      </w:r>
+      <w:r>
+        <w:rPr>
+          <w:rStyle w:val="VerbatimChar"/>
+        </w:rPr>
+        <w:t xml:space="preserve">0        100000</w:t>
+      </w:r>
+      <w:r>
+        <w:br/>
+      </w:r>
+      <w:r>
+        <w:rPr>
+          <w:rStyle w:val="VerbatimChar"/>
+        </w:rPr>
+        <w:t xml:space="preserve">1         15000</w:t>
+      </w:r>
+      <w:r>
+        <w:br/>
+      </w:r>
+      <w:r>
+        <w:rPr>
+          <w:rStyle w:val="VerbatimChar"/>
+        </w:rPr>
+        <w:t xml:space="preserve">2          8000</w:t>
+      </w:r>
+      <w:r>
+        <w:br/>
+      </w:r>
+      <w:r>
+        <w:rPr>
+          <w:rStyle w:val="VerbatimChar"/>
+        </w:rPr>
+        <w:t xml:space="preserve">3         12000</w:t>
+      </w:r>
+      <w:r>
+        <w:br/>
+      </w:r>
+      <w:r>
+        <w:rPr>
+          <w:rStyle w:val="VerbatimChar"/>
+        </w:rPr>
+        <w:t xml:space="preserve">4         10000</w:t>
+      </w:r>
+      <w:r>
+        <w:br/>
+      </w:r>
+      <w:r>
+        <w:rPr>
+          <w:rStyle w:val="VerbatimChar"/>
+        </w:rPr>
+        <w:t xml:space="preserve">5          7000</w:t>
+      </w:r>
+      <w:r>
+        <w:br/>
+      </w:r>
+      <w:r>
+        <w:br/>
+      </w:r>
+      <w:r>
+        <w:rPr>
+          <w:rStyle w:val="VerbatimChar"/>
+        </w:rPr>
+        <w:t xml:space="preserve">Columnas seleccionadas:</w:t>
+      </w:r>
+      <w:r>
+        <w:br/>
+      </w:r>
+      <w:r>
+        <w:rPr>
+          <w:rStyle w:val="VerbatimChar"/>
+        </w:rPr>
+        <w:t xml:space="preserve">        region  pib_millones  poblacion</w:t>
+      </w:r>
+      <w:r>
+        <w:br/>
+      </w:r>
+      <w:r>
+        <w:rPr>
+          <w:rStyle w:val="VerbatimChar"/>
+        </w:rPr>
+        <w:t xml:space="preserve">0         Lima        100000    9500000</w:t>
+      </w:r>
+      <w:r>
+        <w:br/>
+      </w:r>
+      <w:r>
+        <w:rPr>
+          <w:rStyle w:val="VerbatimChar"/>
+        </w:rPr>
+        <w:t xml:space="preserve">1     Arequipa         15000    1300000</w:t>
+      </w:r>
+      <w:r>
+        <w:br/>
+      </w:r>
+      <w:r>
+        <w:rPr>
+          <w:rStyle w:val="VerbatimChar"/>
+        </w:rPr>
+        <w:t xml:space="preserve">2        Cusco          8000    1200000</w:t>
+      </w:r>
+      <w:r>
+        <w:br/>
+      </w:r>
+      <w:r>
+        <w:rPr>
+          <w:rStyle w:val="VerbatimChar"/>
+        </w:rPr>
+        <w:t xml:space="preserve">3  La Libertad         12000    1900000</w:t>
+      </w:r>
+      <w:r>
+        <w:br/>
+      </w:r>
+      <w:r>
+        <w:rPr>
+          <w:rStyle w:val="VerbatimChar"/>
+        </w:rPr>
+        <w:t xml:space="preserve">4        Piura         10000    2000000</w:t>
+      </w:r>
+      <w:r>
+        <w:br/>
+      </w:r>
+      <w:r>
+        <w:rPr>
+          <w:rStyle w:val="VerbatimChar"/>
+        </w:rPr>
+        <w:t xml:space="preserve">5   Lambayeque          7000    1300000</w:t>
+      </w:r>
+      <w:r>
+        <w:br/>
+      </w:r>
+      <w:r>
+        <w:br/>
+      </w:r>
+      <w:r>
+        <w:rPr>
+          <w:rStyle w:val="VerbatimChar"/>
+        </w:rPr>
+        <w:t xml:space="preserve">Regiones con notación de punto:</w:t>
+      </w:r>
+      <w:r>
+        <w:br/>
+      </w:r>
+      <w:r>
+        <w:rPr>
+          <w:rStyle w:val="VerbatimChar"/>
+        </w:rPr>
+        <w:t xml:space="preserve">0           Lima</w:t>
+      </w:r>
+      <w:r>
+        <w:br/>
+      </w:r>
+      <w:r>
+        <w:rPr>
+          <w:rStyle w:val="VerbatimChar"/>
+        </w:rPr>
+        <w:t xml:space="preserve">1       Arequipa</w:t>
+      </w:r>
+      <w:r>
+        <w:br/>
+      </w:r>
+      <w:r>
+        <w:rPr>
+          <w:rStyle w:val="VerbatimChar"/>
+        </w:rPr>
+        <w:t xml:space="preserve">2          Cusco</w:t>
+      </w:r>
+      <w:r>
+        <w:br/>
+      </w:r>
+      <w:r>
+        <w:rPr>
+          <w:rStyle w:val="VerbatimChar"/>
+        </w:rPr>
+        <w:t xml:space="preserve">3    La Libertad</w:t>
+      </w:r>
+      <w:r>
+        <w:br/>
+      </w:r>
+      <w:r>
+        <w:rPr>
+          <w:rStyle w:val="VerbatimChar"/>
+        </w:rPr>
+        <w:t xml:space="preserve">4          Piura</w:t>
+      </w:r>
+      <w:r>
+        <w:br/>
+      </w:r>
+      <w:r>
+        <w:rPr>
+          <w:rStyle w:val="VerbatimChar"/>
+        </w:rPr>
+        <w:t xml:space="preserve">5     Lambayeque</w:t>
+      </w:r>
+      <w:r>
+        <w:br/>
+      </w:r>
+      <w:r>
+        <w:rPr>
+          <w:rStyle w:val="VerbatimChar"/>
+        </w:rPr>
+        <w:t xml:space="preserve">Name: region, dtype: object</w:t>
       </w:r>
     </w:p>
     <w:bookmarkEnd w:id="42"/>
@@ -5908,6 +7099,284 @@
         <w:t xml:space="preserve">])</w:t>
       </w:r>
     </w:p>
+    <w:p>
+      <w:pPr>
+        <w:pStyle w:val="SourceCode"/>
+      </w:pPr>
+      <w:r>
+        <w:rPr>
+          <w:rStyle w:val="VerbatimChar"/>
+        </w:rPr>
+        <w:t xml:space="preserve">Fila 0 con loc:</w:t>
+      </w:r>
+      <w:r>
+        <w:br/>
+      </w:r>
+      <w:r>
+        <w:rPr>
+          <w:rStyle w:val="VerbatimChar"/>
+        </w:rPr>
+        <w:t xml:space="preserve">region                   Lima</w:t>
+      </w:r>
+      <w:r>
+        <w:br/>
+      </w:r>
+      <w:r>
+        <w:rPr>
+          <w:rStyle w:val="VerbatimChar"/>
+        </w:rPr>
+        <w:t xml:space="preserve">pib_millones           100000</w:t>
+      </w:r>
+      <w:r>
+        <w:br/>
+      </w:r>
+      <w:r>
+        <w:rPr>
+          <w:rStyle w:val="VerbatimChar"/>
+        </w:rPr>
+        <w:t xml:space="preserve">poblacion             9500000</w:t>
+      </w:r>
+      <w:r>
+        <w:br/>
+      </w:r>
+      <w:r>
+        <w:rPr>
+          <w:rStyle w:val="VerbatimChar"/>
+        </w:rPr>
+        <w:t xml:space="preserve">pobreza                  14.2</w:t>
+      </w:r>
+      <w:r>
+        <w:br/>
+      </w:r>
+      <w:r>
+        <w:rPr>
+          <w:rStyle w:val="VerbatimChar"/>
+        </w:rPr>
+        <w:t xml:space="preserve">sector_principal    Servicios</w:t>
+      </w:r>
+      <w:r>
+        <w:br/>
+      </w:r>
+      <w:r>
+        <w:rPr>
+          <w:rStyle w:val="VerbatimChar"/>
+        </w:rPr>
+        <w:t xml:space="preserve">Name: 0, dtype: object</w:t>
+      </w:r>
+      <w:r>
+        <w:br/>
+      </w:r>
+      <w:r>
+        <w:br/>
+      </w:r>
+      <w:r>
+        <w:rPr>
+          <w:rStyle w:val="VerbatimChar"/>
+        </w:rPr>
+        <w:t xml:space="preserve">Filas 0 a 2:</w:t>
+      </w:r>
+      <w:r>
+        <w:br/>
+      </w:r>
+      <w:r>
+        <w:rPr>
+          <w:rStyle w:val="VerbatimChar"/>
+        </w:rPr>
+        <w:t xml:space="preserve">     region  pib_millones  poblacion  pobreza sector_principal</w:t>
+      </w:r>
+      <w:r>
+        <w:br/>
+      </w:r>
+      <w:r>
+        <w:rPr>
+          <w:rStyle w:val="VerbatimChar"/>
+        </w:rPr>
+        <w:t xml:space="preserve">0      Lima        100000    9500000     14.2        Servicios</w:t>
+      </w:r>
+      <w:r>
+        <w:br/>
+      </w:r>
+      <w:r>
+        <w:rPr>
+          <w:rStyle w:val="VerbatimChar"/>
+        </w:rPr>
+        <w:t xml:space="preserve">1  Arequipa         15000    1300000      8.5          Minería</w:t>
+      </w:r>
+      <w:r>
+        <w:br/>
+      </w:r>
+      <w:r>
+        <w:rPr>
+          <w:rStyle w:val="VerbatimChar"/>
+        </w:rPr>
+        <w:t xml:space="preserve">2     Cusco          8000    1200000     12.3          Turismo</w:t>
+      </w:r>
+      <w:r>
+        <w:br/>
+      </w:r>
+      <w:r>
+        <w:br/>
+      </w:r>
+      <w:r>
+        <w:rPr>
+          <w:rStyle w:val="VerbatimChar"/>
+        </w:rPr>
+        <w:t xml:space="preserve">Filas 0-2, columnas específicas:</w:t>
+      </w:r>
+      <w:r>
+        <w:br/>
+      </w:r>
+      <w:r>
+        <w:rPr>
+          <w:rStyle w:val="VerbatimChar"/>
+        </w:rPr>
+        <w:t xml:space="preserve">     region  pib_millones</w:t>
+      </w:r>
+      <w:r>
+        <w:br/>
+      </w:r>
+      <w:r>
+        <w:rPr>
+          <w:rStyle w:val="VerbatimChar"/>
+        </w:rPr>
+        <w:t xml:space="preserve">0      Lima        100000</w:t>
+      </w:r>
+      <w:r>
+        <w:br/>
+      </w:r>
+      <w:r>
+        <w:rPr>
+          <w:rStyle w:val="VerbatimChar"/>
+        </w:rPr>
+        <w:t xml:space="preserve">1  Arequipa         15000</w:t>
+      </w:r>
+      <w:r>
+        <w:br/>
+      </w:r>
+      <w:r>
+        <w:rPr>
+          <w:rStyle w:val="VerbatimChar"/>
+        </w:rPr>
+        <w:t xml:space="preserve">2     Cusco          8000</w:t>
+      </w:r>
+      <w:r>
+        <w:br/>
+      </w:r>
+      <w:r>
+        <w:br/>
+      </w:r>
+      <w:r>
+        <w:rPr>
+          <w:rStyle w:val="VerbatimChar"/>
+        </w:rPr>
+        <w:t xml:space="preserve">Primeras 3 filas con iloc:</w:t>
+      </w:r>
+      <w:r>
+        <w:br/>
+      </w:r>
+      <w:r>
+        <w:rPr>
+          <w:rStyle w:val="VerbatimChar"/>
+        </w:rPr>
+        <w:t xml:space="preserve">     region  pib_millones  poblacion  pobreza sector_principal</w:t>
+      </w:r>
+      <w:r>
+        <w:br/>
+      </w:r>
+      <w:r>
+        <w:rPr>
+          <w:rStyle w:val="VerbatimChar"/>
+        </w:rPr>
+        <w:t xml:space="preserve">0      Lima        100000    9500000     14.2        Servicios</w:t>
+      </w:r>
+      <w:r>
+        <w:br/>
+      </w:r>
+      <w:r>
+        <w:rPr>
+          <w:rStyle w:val="VerbatimChar"/>
+        </w:rPr>
+        <w:t xml:space="preserve">1  Arequipa         15000    1300000      8.5          Minería</w:t>
+      </w:r>
+      <w:r>
+        <w:br/>
+      </w:r>
+      <w:r>
+        <w:rPr>
+          <w:rStyle w:val="VerbatimChar"/>
+        </w:rPr>
+        <w:t xml:space="preserve">2     Cusco          8000    1200000     12.3          Turismo</w:t>
+      </w:r>
+      <w:r>
+        <w:br/>
+      </w:r>
+      <w:r>
+        <w:br/>
+      </w:r>
+      <w:r>
+        <w:rPr>
+          <w:rStyle w:val="VerbatimChar"/>
+        </w:rPr>
+        <w:t xml:space="preserve">Celda [0, 1]:</w:t>
+      </w:r>
+      <w:r>
+        <w:br/>
+      </w:r>
+      <w:r>
+        <w:rPr>
+          <w:rStyle w:val="VerbatimChar"/>
+        </w:rPr>
+        <w:t xml:space="preserve">100000</w:t>
+      </w:r>
+      <w:r>
+        <w:br/>
+      </w:r>
+      <w:r>
+        <w:br/>
+      </w:r>
+      <w:r>
+        <w:rPr>
+          <w:rStyle w:val="VerbatimChar"/>
+        </w:rPr>
+        <w:t xml:space="preserve">Filas 1-3, columnas 0-2:</w:t>
+      </w:r>
+      <w:r>
+        <w:br/>
+      </w:r>
+      <w:r>
+        <w:rPr>
+          <w:rStyle w:val="VerbatimChar"/>
+        </w:rPr>
+        <w:t xml:space="preserve">        region  pib_millones  poblacion</w:t>
+      </w:r>
+      <w:r>
+        <w:br/>
+      </w:r>
+      <w:r>
+        <w:rPr>
+          <w:rStyle w:val="VerbatimChar"/>
+        </w:rPr>
+        <w:t xml:space="preserve">1     Arequipa         15000    1300000</w:t>
+      </w:r>
+      <w:r>
+        <w:br/>
+      </w:r>
+      <w:r>
+        <w:rPr>
+          <w:rStyle w:val="VerbatimChar"/>
+        </w:rPr>
+        <w:t xml:space="preserve">2        Cusco          8000    1200000</w:t>
+      </w:r>
+      <w:r>
+        <w:br/>
+      </w:r>
+      <w:r>
+        <w:rPr>
+          <w:rStyle w:val="VerbatimChar"/>
+        </w:rPr>
+        <w:t xml:space="preserve">3  La Libertad         12000    1900000</w:t>
+      </w:r>
+    </w:p>
     <w:bookmarkEnd w:id="43"/>
     <w:bookmarkStart w:id="44" w:name="filtrado-por-condiciones"/>
     <w:p>
@@ -6788,6 +8257,311 @@
           <w:rStyle w:val="NormalTok"/>
         </w:rPr>
         <w:t xml:space="preserve">(no_lima)</w:t>
+      </w:r>
+    </w:p>
+    <w:p>
+      <w:pPr>
+        <w:pStyle w:val="SourceCode"/>
+      </w:pPr>
+      <w:r>
+        <w:rPr>
+          <w:rStyle w:val="VerbatimChar"/>
+        </w:rPr>
+        <w:t xml:space="preserve">Regiones con población &gt; 1.5M:</w:t>
+      </w:r>
+      <w:r>
+        <w:br/>
+      </w:r>
+      <w:r>
+        <w:rPr>
+          <w:rStyle w:val="VerbatimChar"/>
+        </w:rPr>
+        <w:t xml:space="preserve">        region  pib_millones  poblacion  pobreza sector_principal</w:t>
+      </w:r>
+      <w:r>
+        <w:br/>
+      </w:r>
+      <w:r>
+        <w:rPr>
+          <w:rStyle w:val="VerbatimChar"/>
+        </w:rPr>
+        <w:t xml:space="preserve">0         Lima        100000    9500000     14.2        Servicios</w:t>
+      </w:r>
+      <w:r>
+        <w:br/>
+      </w:r>
+      <w:r>
+        <w:rPr>
+          <w:rStyle w:val="VerbatimChar"/>
+        </w:rPr>
+        <w:t xml:space="preserve">3  La Libertad         12000    1900000     18.5      Agricultura</w:t>
+      </w:r>
+      <w:r>
+        <w:br/>
+      </w:r>
+      <w:r>
+        <w:rPr>
+          <w:rStyle w:val="VerbatimChar"/>
+        </w:rPr>
+        <w:t xml:space="preserve">4        Piura         10000    2000000     20.1            Pesca</w:t>
+      </w:r>
+      <w:r>
+        <w:br/>
+      </w:r>
+      <w:r>
+        <w:br/>
+      </w:r>
+      <w:r>
+        <w:rPr>
+          <w:rStyle w:val="VerbatimChar"/>
+        </w:rPr>
+        <w:t xml:space="preserve">Economías grandes:</w:t>
+      </w:r>
+      <w:r>
+        <w:br/>
+      </w:r>
+      <w:r>
+        <w:rPr>
+          <w:rStyle w:val="VerbatimChar"/>
+        </w:rPr>
+        <w:t xml:space="preserve">        region  pib_millones  poblacion  pobreza sector_principal</w:t>
+      </w:r>
+      <w:r>
+        <w:br/>
+      </w:r>
+      <w:r>
+        <w:rPr>
+          <w:rStyle w:val="VerbatimChar"/>
+        </w:rPr>
+        <w:t xml:space="preserve">0         Lima        100000    9500000     14.2        Servicios</w:t>
+      </w:r>
+      <w:r>
+        <w:br/>
+      </w:r>
+      <w:r>
+        <w:rPr>
+          <w:rStyle w:val="VerbatimChar"/>
+        </w:rPr>
+        <w:t xml:space="preserve">3  La Libertad         12000    1900000     18.5      Agricultura</w:t>
+      </w:r>
+      <w:r>
+        <w:br/>
+      </w:r>
+      <w:r>
+        <w:br/>
+      </w:r>
+      <w:r>
+        <w:rPr>
+          <w:rStyle w:val="VerbatimChar"/>
+        </w:rPr>
+        <w:t xml:space="preserve">Extremos de pobreza:</w:t>
+      </w:r>
+      <w:r>
+        <w:br/>
+      </w:r>
+      <w:r>
+        <w:rPr>
+          <w:rStyle w:val="VerbatimChar"/>
+        </w:rPr>
+        <w:t xml:space="preserve">        region  pib_millones  poblacion  pobreza sector_principal</w:t>
+      </w:r>
+      <w:r>
+        <w:br/>
+      </w:r>
+      <w:r>
+        <w:rPr>
+          <w:rStyle w:val="VerbatimChar"/>
+        </w:rPr>
+        <w:t xml:space="preserve">1     Arequipa         15000    1300000      8.5          Minería</w:t>
+      </w:r>
+      <w:r>
+        <w:br/>
+      </w:r>
+      <w:r>
+        <w:rPr>
+          <w:rStyle w:val="VerbatimChar"/>
+        </w:rPr>
+        <w:t xml:space="preserve">3  La Libertad         12000    1900000     18.5      Agricultura</w:t>
+      </w:r>
+      <w:r>
+        <w:br/>
+      </w:r>
+      <w:r>
+        <w:rPr>
+          <w:rStyle w:val="VerbatimChar"/>
+        </w:rPr>
+        <w:t xml:space="preserve">4        Piura         10000    2000000     20.1            Pesca</w:t>
+      </w:r>
+      <w:r>
+        <w:br/>
+      </w:r>
+      <w:r>
+        <w:br/>
+      </w:r>
+      <w:r>
+        <w:rPr>
+          <w:rStyle w:val="VerbatimChar"/>
+        </w:rPr>
+        <w:t xml:space="preserve">Sectores de interés:</w:t>
+      </w:r>
+      <w:r>
+        <w:br/>
+      </w:r>
+      <w:r>
+        <w:rPr>
+          <w:rStyle w:val="VerbatimChar"/>
+        </w:rPr>
+        <w:t xml:space="preserve">     region  pib_millones  poblacion  pobreza sector_principal</w:t>
+      </w:r>
+      <w:r>
+        <w:br/>
+      </w:r>
+      <w:r>
+        <w:rPr>
+          <w:rStyle w:val="VerbatimChar"/>
+        </w:rPr>
+        <w:t xml:space="preserve">1  Arequipa         15000    1300000      8.5          Minería</w:t>
+      </w:r>
+      <w:r>
+        <w:br/>
+      </w:r>
+      <w:r>
+        <w:rPr>
+          <w:rStyle w:val="VerbatimChar"/>
+        </w:rPr>
+        <w:t xml:space="preserve">2     Cusco          8000    1200000     12.3          Turismo</w:t>
+      </w:r>
+      <w:r>
+        <w:br/>
+      </w:r>
+      <w:r>
+        <w:br/>
+      </w:r>
+      <w:r>
+        <w:rPr>
+          <w:rStyle w:val="VerbatimChar"/>
+        </w:rPr>
+        <w:t xml:space="preserve">Regiones que contienen 'a':</w:t>
+      </w:r>
+      <w:r>
+        <w:br/>
+      </w:r>
+      <w:r>
+        <w:rPr>
+          <w:rStyle w:val="VerbatimChar"/>
+        </w:rPr>
+        <w:t xml:space="preserve">        region  pib_millones  poblacion  pobreza sector_principal</w:t>
+      </w:r>
+      <w:r>
+        <w:br/>
+      </w:r>
+      <w:r>
+        <w:rPr>
+          <w:rStyle w:val="VerbatimChar"/>
+        </w:rPr>
+        <w:t xml:space="preserve">0         Lima        100000    9500000     14.2        Servicios</w:t>
+      </w:r>
+      <w:r>
+        <w:br/>
+      </w:r>
+      <w:r>
+        <w:rPr>
+          <w:rStyle w:val="VerbatimChar"/>
+        </w:rPr>
+        <w:t xml:space="preserve">1     Arequipa         15000    1300000      8.5          Minería</w:t>
+      </w:r>
+      <w:r>
+        <w:br/>
+      </w:r>
+      <w:r>
+        <w:rPr>
+          <w:rStyle w:val="VerbatimChar"/>
+        </w:rPr>
+        <w:t xml:space="preserve">3  La Libertad         12000    1900000     18.5      Agricultura</w:t>
+      </w:r>
+      <w:r>
+        <w:br/>
+      </w:r>
+      <w:r>
+        <w:rPr>
+          <w:rStyle w:val="VerbatimChar"/>
+        </w:rPr>
+        <w:t xml:space="preserve">4        Piura         10000    2000000     20.1            Pesca</w:t>
+      </w:r>
+      <w:r>
+        <w:br/>
+      </w:r>
+      <w:r>
+        <w:rPr>
+          <w:rStyle w:val="VerbatimChar"/>
+        </w:rPr>
+        <w:t xml:space="preserve">5   Lambayeque          7000    1300000     15.8         Comercio</w:t>
+      </w:r>
+      <w:r>
+        <w:br/>
+      </w:r>
+      <w:r>
+        <w:br/>
+      </w:r>
+      <w:r>
+        <w:rPr>
+          <w:rStyle w:val="VerbatimChar"/>
+        </w:rPr>
+        <w:t xml:space="preserve">Regiones excepto Lima:</w:t>
+      </w:r>
+      <w:r>
+        <w:br/>
+      </w:r>
+      <w:r>
+        <w:rPr>
+          <w:rStyle w:val="VerbatimChar"/>
+        </w:rPr>
+        <w:t xml:space="preserve">        region  pib_millones  poblacion  pobreza sector_principal</w:t>
+      </w:r>
+      <w:r>
+        <w:br/>
+      </w:r>
+      <w:r>
+        <w:rPr>
+          <w:rStyle w:val="VerbatimChar"/>
+        </w:rPr>
+        <w:t xml:space="preserve">1     Arequipa         15000    1300000      8.5          Minería</w:t>
+      </w:r>
+      <w:r>
+        <w:br/>
+      </w:r>
+      <w:r>
+        <w:rPr>
+          <w:rStyle w:val="VerbatimChar"/>
+        </w:rPr>
+        <w:t xml:space="preserve">2        Cusco          8000    1200000     12.3          Turismo</w:t>
+      </w:r>
+      <w:r>
+        <w:br/>
+      </w:r>
+      <w:r>
+        <w:rPr>
+          <w:rStyle w:val="VerbatimChar"/>
+        </w:rPr>
+        <w:t xml:space="preserve">3  La Libertad         12000    1900000     18.5      Agricultura</w:t>
+      </w:r>
+      <w:r>
+        <w:br/>
+      </w:r>
+      <w:r>
+        <w:rPr>
+          <w:rStyle w:val="VerbatimChar"/>
+        </w:rPr>
+        <w:t xml:space="preserve">4        Piura         10000    2000000     20.1            Pesca</w:t>
+      </w:r>
+      <w:r>
+        <w:br/>
+      </w:r>
+      <w:r>
+        <w:rPr>
+          <w:rStyle w:val="VerbatimChar"/>
+        </w:rPr>
+        <w:t xml:space="preserve">5   Lambayeque          7000    1300000     15.8         Comercio</w:t>
       </w:r>
     </w:p>
     <w:bookmarkEnd w:id="44"/>
@@ -7208,6 +8982,170 @@
           <w:rStyle w:val="NormalTok"/>
         </w:rPr>
         <w:t xml:space="preserve">(resultado)</w:t>
+      </w:r>
+    </w:p>
+    <w:p>
+      <w:pPr>
+        <w:pStyle w:val="SourceCode"/>
+      </w:pPr>
+      <w:r>
+        <w:rPr>
+          <w:rStyle w:val="VerbatimChar"/>
+        </w:rPr>
+        <w:t xml:space="preserve">Query: PIB &gt; 10000</w:t>
+      </w:r>
+      <w:r>
+        <w:br/>
+      </w:r>
+      <w:r>
+        <w:rPr>
+          <w:rStyle w:val="VerbatimChar"/>
+        </w:rPr>
+        <w:t xml:space="preserve">        region  pib_millones  poblacion  pobreza sector_principal</w:t>
+      </w:r>
+      <w:r>
+        <w:br/>
+      </w:r>
+      <w:r>
+        <w:rPr>
+          <w:rStyle w:val="VerbatimChar"/>
+        </w:rPr>
+        <w:t xml:space="preserve">0         Lima        100000    9500000     14.2        Servicios</w:t>
+      </w:r>
+      <w:r>
+        <w:br/>
+      </w:r>
+      <w:r>
+        <w:rPr>
+          <w:rStyle w:val="VerbatimChar"/>
+        </w:rPr>
+        <w:t xml:space="preserve">1     Arequipa         15000    1300000      8.5          Minería</w:t>
+      </w:r>
+      <w:r>
+        <w:br/>
+      </w:r>
+      <w:r>
+        <w:rPr>
+          <w:rStyle w:val="VerbatimChar"/>
+        </w:rPr>
+        <w:t xml:space="preserve">3  La Libertad         12000    1900000     18.5      Agricultura</w:t>
+      </w:r>
+      <w:r>
+        <w:br/>
+      </w:r>
+      <w:r>
+        <w:br/>
+      </w:r>
+      <w:r>
+        <w:rPr>
+          <w:rStyle w:val="VerbatimChar"/>
+        </w:rPr>
+        <w:t xml:space="preserve">Query con AND:</w:t>
+      </w:r>
+      <w:r>
+        <w:br/>
+      </w:r>
+      <w:r>
+        <w:rPr>
+          <w:rStyle w:val="VerbatimChar"/>
+        </w:rPr>
+        <w:t xml:space="preserve">     region  pib_millones  poblacion  pobreza sector_principal</w:t>
+      </w:r>
+      <w:r>
+        <w:br/>
+      </w:r>
+      <w:r>
+        <w:rPr>
+          <w:rStyle w:val="VerbatimChar"/>
+        </w:rPr>
+        <w:t xml:space="preserve">0      Lima        100000    9500000     14.2        Servicios</w:t>
+      </w:r>
+      <w:r>
+        <w:br/>
+      </w:r>
+      <w:r>
+        <w:rPr>
+          <w:rStyle w:val="VerbatimChar"/>
+        </w:rPr>
+        <w:t xml:space="preserve">1  Arequipa         15000    1300000      8.5          Minería</w:t>
+      </w:r>
+      <w:r>
+        <w:br/>
+      </w:r>
+      <w:r>
+        <w:br/>
+      </w:r>
+      <w:r>
+        <w:rPr>
+          <w:rStyle w:val="VerbatimChar"/>
+        </w:rPr>
+        <w:t xml:space="preserve">Query con variable externa:</w:t>
+      </w:r>
+      <w:r>
+        <w:br/>
+      </w:r>
+      <w:r>
+        <w:rPr>
+          <w:rStyle w:val="VerbatimChar"/>
+        </w:rPr>
+        <w:t xml:space="preserve">        region  pib_millones  poblacion  pobreza sector_principal</w:t>
+      </w:r>
+      <w:r>
+        <w:br/>
+      </w:r>
+      <w:r>
+        <w:rPr>
+          <w:rStyle w:val="VerbatimChar"/>
+        </w:rPr>
+        <w:t xml:space="preserve">0         Lima        100000    9500000     14.2        Servicios</w:t>
+      </w:r>
+      <w:r>
+        <w:br/>
+      </w:r>
+      <w:r>
+        <w:rPr>
+          <w:rStyle w:val="VerbatimChar"/>
+        </w:rPr>
+        <w:t xml:space="preserve">1     Arequipa         15000    1300000      8.5          Minería</w:t>
+      </w:r>
+      <w:r>
+        <w:br/>
+      </w:r>
+      <w:r>
+        <w:rPr>
+          <w:rStyle w:val="VerbatimChar"/>
+        </w:rPr>
+        <w:t xml:space="preserve">3  La Libertad         12000    1900000     18.5      Agricultura</w:t>
+      </w:r>
+      <w:r>
+        <w:br/>
+      </w:r>
+      <w:r>
+        <w:br/>
+      </w:r>
+      <w:r>
+        <w:rPr>
+          <w:rStyle w:val="VerbatimChar"/>
+        </w:rPr>
+        <w:t xml:space="preserve">Query con string:</w:t>
+      </w:r>
+      <w:r>
+        <w:br/>
+      </w:r>
+      <w:r>
+        <w:rPr>
+          <w:rStyle w:val="VerbatimChar"/>
+        </w:rPr>
+        <w:t xml:space="preserve">     region  pib_millones  poblacion  pobreza sector_principal</w:t>
+      </w:r>
+      <w:r>
+        <w:br/>
+      </w:r>
+      <w:r>
+        <w:rPr>
+          <w:rStyle w:val="VerbatimChar"/>
+        </w:rPr>
+        <w:t xml:space="preserve">1  Arequipa         15000    1300000      8.5          Minería</w:t>
       </w:r>
     </w:p>
     <w:bookmarkEnd w:id="45"/>
@@ -8294,6 +10232,371 @@
         <w:t xml:space="preserve">]])</w:t>
       </w:r>
     </w:p>
+    <w:p>
+      <w:pPr>
+        <w:pStyle w:val="SourceCode"/>
+      </w:pPr>
+      <w:r>
+        <w:rPr>
+          <w:rStyle w:val="VerbatimChar"/>
+        </w:rPr>
+        <w:t xml:space="preserve">DataFrame con PIB per cápita:</w:t>
+      </w:r>
+      <w:r>
+        <w:br/>
+      </w:r>
+      <w:r>
+        <w:rPr>
+          <w:rStyle w:val="VerbatimChar"/>
+        </w:rPr>
+        <w:t xml:space="preserve">        region  pib_millones  poblacion  pobreza sector_principal  \</w:t>
+      </w:r>
+      <w:r>
+        <w:br/>
+      </w:r>
+      <w:r>
+        <w:rPr>
+          <w:rStyle w:val="VerbatimChar"/>
+        </w:rPr>
+        <w:t xml:space="preserve">0         Lima        100000    9500000     14.2        Servicios   </w:t>
+      </w:r>
+      <w:r>
+        <w:br/>
+      </w:r>
+      <w:r>
+        <w:rPr>
+          <w:rStyle w:val="VerbatimChar"/>
+        </w:rPr>
+        <w:t xml:space="preserve">1     Arequipa         15000    1300000      8.5          Minería   </w:t>
+      </w:r>
+      <w:r>
+        <w:br/>
+      </w:r>
+      <w:r>
+        <w:rPr>
+          <w:rStyle w:val="VerbatimChar"/>
+        </w:rPr>
+        <w:t xml:space="preserve">2        Cusco          8000    1200000     12.3          Turismo   </w:t>
+      </w:r>
+      <w:r>
+        <w:br/>
+      </w:r>
+      <w:r>
+        <w:rPr>
+          <w:rStyle w:val="VerbatimChar"/>
+        </w:rPr>
+        <w:t xml:space="preserve">3  La Libertad         12000    1900000     18.5      Agricultura   </w:t>
+      </w:r>
+      <w:r>
+        <w:br/>
+      </w:r>
+      <w:r>
+        <w:rPr>
+          <w:rStyle w:val="VerbatimChar"/>
+        </w:rPr>
+        <w:t xml:space="preserve">4        Piura         10000    2000000     20.1            Pesca   </w:t>
+      </w:r>
+      <w:r>
+        <w:br/>
+      </w:r>
+      <w:r>
+        <w:rPr>
+          <w:rStyle w:val="VerbatimChar"/>
+        </w:rPr>
+        <w:t xml:space="preserve">5   Lambayeque          7000    1300000     15.8         Comercio   </w:t>
+      </w:r>
+      <w:r>
+        <w:br/>
+      </w:r>
+      <w:r>
+        <w:br/>
+      </w:r>
+      <w:r>
+        <w:rPr>
+          <w:rStyle w:val="VerbatimChar"/>
+        </w:rPr>
+        <w:t xml:space="preserve">   pib_per_capita  </w:t>
+      </w:r>
+      <w:r>
+        <w:br/>
+      </w:r>
+      <w:r>
+        <w:rPr>
+          <w:rStyle w:val="VerbatimChar"/>
+        </w:rPr>
+        <w:t xml:space="preserve">0    10526.315789  </w:t>
+      </w:r>
+      <w:r>
+        <w:br/>
+      </w:r>
+      <w:r>
+        <w:rPr>
+          <w:rStyle w:val="VerbatimChar"/>
+        </w:rPr>
+        <w:t xml:space="preserve">1    11538.461538  </w:t>
+      </w:r>
+      <w:r>
+        <w:br/>
+      </w:r>
+      <w:r>
+        <w:rPr>
+          <w:rStyle w:val="VerbatimChar"/>
+        </w:rPr>
+        <w:t xml:space="preserve">2     6666.666667  </w:t>
+      </w:r>
+      <w:r>
+        <w:br/>
+      </w:r>
+      <w:r>
+        <w:rPr>
+          <w:rStyle w:val="VerbatimChar"/>
+        </w:rPr>
+        <w:t xml:space="preserve">3     6315.789474  </w:t>
+      </w:r>
+      <w:r>
+        <w:br/>
+      </w:r>
+      <w:r>
+        <w:rPr>
+          <w:rStyle w:val="VerbatimChar"/>
+        </w:rPr>
+        <w:t xml:space="preserve">4     5000.000000  </w:t>
+      </w:r>
+      <w:r>
+        <w:br/>
+      </w:r>
+      <w:r>
+        <w:rPr>
+          <w:rStyle w:val="VerbatimChar"/>
+        </w:rPr>
+        <w:t xml:space="preserve">5     5384.615385  </w:t>
+      </w:r>
+      <w:r>
+        <w:br/>
+      </w:r>
+      <w:r>
+        <w:br/>
+      </w:r>
+      <w:r>
+        <w:rPr>
+          <w:rStyle w:val="VerbatimChar"/>
+        </w:rPr>
+        <w:t xml:space="preserve">Con categoría de pobreza:</w:t>
+      </w:r>
+      <w:r>
+        <w:br/>
+      </w:r>
+      <w:r>
+        <w:rPr>
+          <w:rStyle w:val="VerbatimChar"/>
+        </w:rPr>
+        <w:t xml:space="preserve">        region  pobreza pobreza_categoria</w:t>
+      </w:r>
+      <w:r>
+        <w:br/>
+      </w:r>
+      <w:r>
+        <w:rPr>
+          <w:rStyle w:val="VerbatimChar"/>
+        </w:rPr>
+        <w:t xml:space="preserve">0         Lima     14.2             Media</w:t>
+      </w:r>
+      <w:r>
+        <w:br/>
+      </w:r>
+      <w:r>
+        <w:rPr>
+          <w:rStyle w:val="VerbatimChar"/>
+        </w:rPr>
+        <w:t xml:space="preserve">1     Arequipa      8.5              Baja</w:t>
+      </w:r>
+      <w:r>
+        <w:br/>
+      </w:r>
+      <w:r>
+        <w:rPr>
+          <w:rStyle w:val="VerbatimChar"/>
+        </w:rPr>
+        <w:t xml:space="preserve">2        Cusco     12.3             Media</w:t>
+      </w:r>
+      <w:r>
+        <w:br/>
+      </w:r>
+      <w:r>
+        <w:rPr>
+          <w:rStyle w:val="VerbatimChar"/>
+        </w:rPr>
+        <w:t xml:space="preserve">3  La Libertad     18.5              Alta</w:t>
+      </w:r>
+      <w:r>
+        <w:br/>
+      </w:r>
+      <w:r>
+        <w:rPr>
+          <w:rStyle w:val="VerbatimChar"/>
+        </w:rPr>
+        <w:t xml:space="preserve">4        Piura     20.1              Alta</w:t>
+      </w:r>
+      <w:r>
+        <w:br/>
+      </w:r>
+      <w:r>
+        <w:rPr>
+          <w:rStyle w:val="VerbatimChar"/>
+        </w:rPr>
+        <w:t xml:space="preserve">5   Lambayeque     15.8              Alta</w:t>
+      </w:r>
+      <w:r>
+        <w:br/>
+      </w:r>
+      <w:r>
+        <w:br/>
+      </w:r>
+      <w:r>
+        <w:rPr>
+          <w:rStyle w:val="VerbatimChar"/>
+        </w:rPr>
+        <w:t xml:space="preserve">Con indicador de costa:</w:t>
+      </w:r>
+      <w:r>
+        <w:br/>
+      </w:r>
+      <w:r>
+        <w:rPr>
+          <w:rStyle w:val="VerbatimChar"/>
+        </w:rPr>
+        <w:t xml:space="preserve">        region es_costa</w:t>
+      </w:r>
+      <w:r>
+        <w:br/>
+      </w:r>
+      <w:r>
+        <w:rPr>
+          <w:rStyle w:val="VerbatimChar"/>
+        </w:rPr>
+        <w:t xml:space="preserve">0         Lima       Sí</w:t>
+      </w:r>
+      <w:r>
+        <w:br/>
+      </w:r>
+      <w:r>
+        <w:rPr>
+          <w:rStyle w:val="VerbatimChar"/>
+        </w:rPr>
+        <w:t xml:space="preserve">1     Arequipa       No</w:t>
+      </w:r>
+      <w:r>
+        <w:br/>
+      </w:r>
+      <w:r>
+        <w:rPr>
+          <w:rStyle w:val="VerbatimChar"/>
+        </w:rPr>
+        <w:t xml:space="preserve">2        Cusco       No</w:t>
+      </w:r>
+      <w:r>
+        <w:br/>
+      </w:r>
+      <w:r>
+        <w:rPr>
+          <w:rStyle w:val="VerbatimChar"/>
+        </w:rPr>
+        <w:t xml:space="preserve">3  La Libertad       Sí</w:t>
+      </w:r>
+      <w:r>
+        <w:br/>
+      </w:r>
+      <w:r>
+        <w:rPr>
+          <w:rStyle w:val="VerbatimChar"/>
+        </w:rPr>
+        <w:t xml:space="preserve">4        Piura       Sí</w:t>
+      </w:r>
+      <w:r>
+        <w:br/>
+      </w:r>
+      <w:r>
+        <w:rPr>
+          <w:rStyle w:val="VerbatimChar"/>
+        </w:rPr>
+        <w:t xml:space="preserve">5   Lambayeque       Sí</w:t>
+      </w:r>
+      <w:r>
+        <w:br/>
+      </w:r>
+      <w:r>
+        <w:br/>
+      </w:r>
+      <w:r>
+        <w:rPr>
+          <w:rStyle w:val="VerbatimChar"/>
+        </w:rPr>
+        <w:t xml:space="preserve">Con tamaño de economía:</w:t>
+      </w:r>
+      <w:r>
+        <w:br/>
+      </w:r>
+      <w:r>
+        <w:rPr>
+          <w:rStyle w:val="VerbatimChar"/>
+        </w:rPr>
+        <w:t xml:space="preserve">        region  pib_millones tamaño_economia</w:t>
+      </w:r>
+      <w:r>
+        <w:br/>
+      </w:r>
+      <w:r>
+        <w:rPr>
+          <w:rStyle w:val="VerbatimChar"/>
+        </w:rPr>
+        <w:t xml:space="preserve">0         Lima        100000      Muy grande</w:t>
+      </w:r>
+      <w:r>
+        <w:br/>
+      </w:r>
+      <w:r>
+        <w:rPr>
+          <w:rStyle w:val="VerbatimChar"/>
+        </w:rPr>
+        <w:t xml:space="preserve">1     Arequipa         15000          Grande</w:t>
+      </w:r>
+      <w:r>
+        <w:br/>
+      </w:r>
+      <w:r>
+        <w:rPr>
+          <w:rStyle w:val="VerbatimChar"/>
+        </w:rPr>
+        <w:t xml:space="preserve">2        Cusco          8000         Mediana</w:t>
+      </w:r>
+      <w:r>
+        <w:br/>
+      </w:r>
+      <w:r>
+        <w:rPr>
+          <w:rStyle w:val="VerbatimChar"/>
+        </w:rPr>
+        <w:t xml:space="preserve">3  La Libertad         12000          Grande</w:t>
+      </w:r>
+      <w:r>
+        <w:br/>
+      </w:r>
+      <w:r>
+        <w:rPr>
+          <w:rStyle w:val="VerbatimChar"/>
+        </w:rPr>
+        <w:t xml:space="preserve">4        Piura         10000         Mediana</w:t>
+      </w:r>
+      <w:r>
+        <w:br/>
+      </w:r>
+      <w:r>
+        <w:rPr>
+          <w:rStyle w:val="VerbatimChar"/>
+        </w:rPr>
+        <w:t xml:space="preserve">5   Lambayeque          7000         Mediana</w:t>
+      </w:r>
+    </w:p>
     <w:bookmarkEnd w:id="47"/>
     <w:bookmarkStart w:id="48" w:name="modificar-columnas-existentes"/>
     <w:p>
@@ -8958,6 +11261,305 @@
           <w:rStyle w:val="NormalTok"/>
         </w:rPr>
         <w:t xml:space="preserve">]])</w:t>
+      </w:r>
+    </w:p>
+    <w:p>
+      <w:pPr>
+        <w:pStyle w:val="SourceCode"/>
+      </w:pPr>
+      <w:r>
+        <w:rPr>
+          <w:rStyle w:val="VerbatimChar"/>
+        </w:rPr>
+        <w:t xml:space="preserve">PIB incrementado 5%:</w:t>
+      </w:r>
+      <w:r>
+        <w:br/>
+      </w:r>
+      <w:r>
+        <w:rPr>
+          <w:rStyle w:val="VerbatimChar"/>
+        </w:rPr>
+        <w:t xml:space="preserve">        region  pib_millones</w:t>
+      </w:r>
+      <w:r>
+        <w:br/>
+      </w:r>
+      <w:r>
+        <w:rPr>
+          <w:rStyle w:val="VerbatimChar"/>
+        </w:rPr>
+        <w:t xml:space="preserve">0         Lima      105000.0</w:t>
+      </w:r>
+      <w:r>
+        <w:br/>
+      </w:r>
+      <w:r>
+        <w:rPr>
+          <w:rStyle w:val="VerbatimChar"/>
+        </w:rPr>
+        <w:t xml:space="preserve">1     Arequipa       15750.0</w:t>
+      </w:r>
+      <w:r>
+        <w:br/>
+      </w:r>
+      <w:r>
+        <w:rPr>
+          <w:rStyle w:val="VerbatimChar"/>
+        </w:rPr>
+        <w:t xml:space="preserve">2        Cusco        8400.0</w:t>
+      </w:r>
+      <w:r>
+        <w:br/>
+      </w:r>
+      <w:r>
+        <w:rPr>
+          <w:rStyle w:val="VerbatimChar"/>
+        </w:rPr>
+        <w:t xml:space="preserve">3  La Libertad       12600.0</w:t>
+      </w:r>
+      <w:r>
+        <w:br/>
+      </w:r>
+      <w:r>
+        <w:rPr>
+          <w:rStyle w:val="VerbatimChar"/>
+        </w:rPr>
+        <w:t xml:space="preserve">4        Piura       10500.0</w:t>
+      </w:r>
+      <w:r>
+        <w:br/>
+      </w:r>
+      <w:r>
+        <w:rPr>
+          <w:rStyle w:val="VerbatimChar"/>
+        </w:rPr>
+        <w:t xml:space="preserve">5   Lambayeque        7350.0</w:t>
+      </w:r>
+      <w:r>
+        <w:br/>
+      </w:r>
+      <w:r>
+        <w:br/>
+      </w:r>
+      <w:r>
+        <w:rPr>
+          <w:rStyle w:val="VerbatimChar"/>
+        </w:rPr>
+        <w:t xml:space="preserve">Pobreza de Lima modificada:</w:t>
+      </w:r>
+      <w:r>
+        <w:br/>
+      </w:r>
+      <w:r>
+        <w:rPr>
+          <w:rStyle w:val="VerbatimChar"/>
+        </w:rPr>
+        <w:t xml:space="preserve">        region  pobreza</w:t>
+      </w:r>
+      <w:r>
+        <w:br/>
+      </w:r>
+      <w:r>
+        <w:rPr>
+          <w:rStyle w:val="VerbatimChar"/>
+        </w:rPr>
+        <w:t xml:space="preserve">0         Lima     13.5</w:t>
+      </w:r>
+      <w:r>
+        <w:br/>
+      </w:r>
+      <w:r>
+        <w:rPr>
+          <w:rStyle w:val="VerbatimChar"/>
+        </w:rPr>
+        <w:t xml:space="preserve">1     Arequipa      8.5</w:t>
+      </w:r>
+      <w:r>
+        <w:br/>
+      </w:r>
+      <w:r>
+        <w:rPr>
+          <w:rStyle w:val="VerbatimChar"/>
+        </w:rPr>
+        <w:t xml:space="preserve">2        Cusco     12.3</w:t>
+      </w:r>
+      <w:r>
+        <w:br/>
+      </w:r>
+      <w:r>
+        <w:rPr>
+          <w:rStyle w:val="VerbatimChar"/>
+        </w:rPr>
+        <w:t xml:space="preserve">3  La Libertad     18.5</w:t>
+      </w:r>
+      <w:r>
+        <w:br/>
+      </w:r>
+      <w:r>
+        <w:rPr>
+          <w:rStyle w:val="VerbatimChar"/>
+        </w:rPr>
+        <w:t xml:space="preserve">4        Piura     20.1</w:t>
+      </w:r>
+      <w:r>
+        <w:br/>
+      </w:r>
+      <w:r>
+        <w:rPr>
+          <w:rStyle w:val="VerbatimChar"/>
+        </w:rPr>
+        <w:t xml:space="preserve">5   Lambayeque     15.8</w:t>
+      </w:r>
+      <w:r>
+        <w:br/>
+      </w:r>
+      <w:r>
+        <w:br/>
+      </w:r>
+      <w:r>
+        <w:rPr>
+          <w:rStyle w:val="VerbatimChar"/>
+        </w:rPr>
+        <w:t xml:space="preserve">Regiones en mayúsculas:</w:t>
+      </w:r>
+      <w:r>
+        <w:br/>
+      </w:r>
+      <w:r>
+        <w:rPr>
+          <w:rStyle w:val="VerbatimChar"/>
+        </w:rPr>
+        <w:t xml:space="preserve">0           LIMA</w:t>
+      </w:r>
+      <w:r>
+        <w:br/>
+      </w:r>
+      <w:r>
+        <w:rPr>
+          <w:rStyle w:val="VerbatimChar"/>
+        </w:rPr>
+        <w:t xml:space="preserve">1       AREQUIPA</w:t>
+      </w:r>
+      <w:r>
+        <w:br/>
+      </w:r>
+      <w:r>
+        <w:rPr>
+          <w:rStyle w:val="VerbatimChar"/>
+        </w:rPr>
+        <w:t xml:space="preserve">2          CUSCO</w:t>
+      </w:r>
+      <w:r>
+        <w:br/>
+      </w:r>
+      <w:r>
+        <w:rPr>
+          <w:rStyle w:val="VerbatimChar"/>
+        </w:rPr>
+        <w:t xml:space="preserve">3    LA LIBERTAD</w:t>
+      </w:r>
+      <w:r>
+        <w:br/>
+      </w:r>
+      <w:r>
+        <w:rPr>
+          <w:rStyle w:val="VerbatimChar"/>
+        </w:rPr>
+        <w:t xml:space="preserve">4          PIURA</w:t>
+      </w:r>
+      <w:r>
+        <w:br/>
+      </w:r>
+      <w:r>
+        <w:rPr>
+          <w:rStyle w:val="VerbatimChar"/>
+        </w:rPr>
+        <w:t xml:space="preserve">5     LAMBAYEQUE</w:t>
+      </w:r>
+      <w:r>
+        <w:br/>
+      </w:r>
+      <w:r>
+        <w:rPr>
+          <w:rStyle w:val="VerbatimChar"/>
+        </w:rPr>
+        <w:t xml:space="preserve">Name: region, dtype: object</w:t>
+      </w:r>
+      <w:r>
+        <w:br/>
+      </w:r>
+      <w:r>
+        <w:br/>
+      </w:r>
+      <w:r>
+        <w:rPr>
+          <w:rStyle w:val="VerbatimChar"/>
+        </w:rPr>
+        <w:t xml:space="preserve">Sectores renombrados:</w:t>
+      </w:r>
+      <w:r>
+        <w:br/>
+      </w:r>
+      <w:r>
+        <w:rPr>
+          <w:rStyle w:val="VerbatimChar"/>
+        </w:rPr>
+        <w:t xml:space="preserve">        region  sector_principal</w:t>
+      </w:r>
+      <w:r>
+        <w:br/>
+      </w:r>
+      <w:r>
+        <w:rPr>
+          <w:rStyle w:val="VerbatimChar"/>
+        </w:rPr>
+        <w:t xml:space="preserve">0         LIMA  Sector Terciario</w:t>
+      </w:r>
+      <w:r>
+        <w:br/>
+      </w:r>
+      <w:r>
+        <w:rPr>
+          <w:rStyle w:val="VerbatimChar"/>
+        </w:rPr>
+        <w:t xml:space="preserve">1     AREQUIPA   Sector Primario</w:t>
+      </w:r>
+      <w:r>
+        <w:br/>
+      </w:r>
+      <w:r>
+        <w:rPr>
+          <w:rStyle w:val="VerbatimChar"/>
+        </w:rPr>
+        <w:t xml:space="preserve">2        CUSCO           Turismo</w:t>
+      </w:r>
+      <w:r>
+        <w:br/>
+      </w:r>
+      <w:r>
+        <w:rPr>
+          <w:rStyle w:val="VerbatimChar"/>
+        </w:rPr>
+        <w:t xml:space="preserve">3  LA LIBERTAD       Agricultura</w:t>
+      </w:r>
+      <w:r>
+        <w:br/>
+      </w:r>
+      <w:r>
+        <w:rPr>
+          <w:rStyle w:val="VerbatimChar"/>
+        </w:rPr>
+        <w:t xml:space="preserve">4        PIURA             Pesca</w:t>
+      </w:r>
+      <w:r>
+        <w:br/>
+      </w:r>
+      <w:r>
+        <w:rPr>
+          <w:rStyle w:val="VerbatimChar"/>
+        </w:rPr>
+        <w:t xml:space="preserve">5   LAMBAYEQUE          Comercio</w:t>
       </w:r>
     </w:p>
     <w:bookmarkEnd w:id="48"/>
@@ -9222,6 +11824,47 @@
           <w:rStyle w:val="CommentTok"/>
         </w:rPr>
         <w:t xml:space="preserve"># df.drop('columna', axis=1, inplace=True)</w:t>
+      </w:r>
+    </w:p>
+    <w:p>
+      <w:pPr>
+        <w:pStyle w:val="SourceCode"/>
+      </w:pPr>
+      <w:r>
+        <w:rPr>
+          <w:rStyle w:val="VerbatimChar"/>
+        </w:rPr>
+        <w:t xml:space="preserve">Sin columna 'es_costa':</w:t>
+      </w:r>
+      <w:r>
+        <w:br/>
+      </w:r>
+      <w:r>
+        <w:rPr>
+          <w:rStyle w:val="VerbatimChar"/>
+        </w:rPr>
+        <w:t xml:space="preserve">['region', 'pib_millones', 'poblacion', 'pobreza', 'sector_principal', 'pib_per_capita', 'pobreza_categoria', 'tamaño_economia']</w:t>
+      </w:r>
+      <w:r>
+        <w:br/>
+      </w:r>
+      <w:r>
+        <w:br/>
+      </w:r>
+      <w:r>
+        <w:rPr>
+          <w:rStyle w:val="VerbatimChar"/>
+        </w:rPr>
+        <w:t xml:space="preserve">Columnas restantes:</w:t>
+      </w:r>
+      <w:r>
+        <w:br/>
+      </w:r>
+      <w:r>
+        <w:rPr>
+          <w:rStyle w:val="VerbatimChar"/>
+        </w:rPr>
+        <w:t xml:space="preserve">['region', 'pib_millones', 'poblacion', 'pobreza', 'sector_principal', 'pib_per_capita', 'es_costa']</w:t>
       </w:r>
     </w:p>
     <w:bookmarkEnd w:id="49"/>
@@ -10020,6 +12663,197 @@
         <w:t xml:space="preserve">(df_renamed4)</w:t>
       </w:r>
     </w:p>
+    <w:p>
+      <w:pPr>
+        <w:pStyle w:val="SourceCode"/>
+      </w:pPr>
+      <w:r>
+        <w:rPr>
+          <w:rStyle w:val="VerbatimChar"/>
+        </w:rPr>
+        <w:t xml:space="preserve">Renombrado con rename:</w:t>
+      </w:r>
+      <w:r>
+        <w:br/>
+      </w:r>
+      <w:r>
+        <w:rPr>
+          <w:rStyle w:val="VerbatimChar"/>
+        </w:rPr>
+        <w:t xml:space="preserve">   columna_uno  columna_dos  col3</w:t>
+      </w:r>
+      <w:r>
+        <w:br/>
+      </w:r>
+      <w:r>
+        <w:rPr>
+          <w:rStyle w:val="VerbatimChar"/>
+        </w:rPr>
+        <w:t xml:space="preserve">0            1            4     7</w:t>
+      </w:r>
+      <w:r>
+        <w:br/>
+      </w:r>
+      <w:r>
+        <w:rPr>
+          <w:rStyle w:val="VerbatimChar"/>
+        </w:rPr>
+        <w:t xml:space="preserve">1            2            5     8</w:t>
+      </w:r>
+      <w:r>
+        <w:br/>
+      </w:r>
+      <w:r>
+        <w:rPr>
+          <w:rStyle w:val="VerbatimChar"/>
+        </w:rPr>
+        <w:t xml:space="preserve">2            3            6     9</w:t>
+      </w:r>
+      <w:r>
+        <w:br/>
+      </w:r>
+      <w:r>
+        <w:br/>
+      </w:r>
+      <w:r>
+        <w:rPr>
+          <w:rStyle w:val="VerbatimChar"/>
+        </w:rPr>
+        <w:t xml:space="preserve">Renombrado con lista:</w:t>
+      </w:r>
+      <w:r>
+        <w:br/>
+      </w:r>
+      <w:r>
+        <w:rPr>
+          <w:rStyle w:val="VerbatimChar"/>
+        </w:rPr>
+        <w:t xml:space="preserve">   primera  segunda  tercera</w:t>
+      </w:r>
+      <w:r>
+        <w:br/>
+      </w:r>
+      <w:r>
+        <w:rPr>
+          <w:rStyle w:val="VerbatimChar"/>
+        </w:rPr>
+        <w:t xml:space="preserve">0        1        4        7</w:t>
+      </w:r>
+      <w:r>
+        <w:br/>
+      </w:r>
+      <w:r>
+        <w:rPr>
+          <w:rStyle w:val="VerbatimChar"/>
+        </w:rPr>
+        <w:t xml:space="preserve">1        2        5        8</w:t>
+      </w:r>
+      <w:r>
+        <w:br/>
+      </w:r>
+      <w:r>
+        <w:rPr>
+          <w:rStyle w:val="VerbatimChar"/>
+        </w:rPr>
+        <w:t xml:space="preserve">2        3        6        9</w:t>
+      </w:r>
+      <w:r>
+        <w:br/>
+      </w:r>
+      <w:r>
+        <w:br/>
+      </w:r>
+      <w:r>
+        <w:rPr>
+          <w:rStyle w:val="VerbatimChar"/>
+        </w:rPr>
+        <w:t xml:space="preserve">Columnas en mayúsculas:</w:t>
+      </w:r>
+      <w:r>
+        <w:br/>
+      </w:r>
+      <w:r>
+        <w:rPr>
+          <w:rStyle w:val="VerbatimChar"/>
+        </w:rPr>
+        <w:t xml:space="preserve">   COL1  COL2  COL3</w:t>
+      </w:r>
+      <w:r>
+        <w:br/>
+      </w:r>
+      <w:r>
+        <w:rPr>
+          <w:rStyle w:val="VerbatimChar"/>
+        </w:rPr>
+        <w:t xml:space="preserve">0     1     4     7</w:t>
+      </w:r>
+      <w:r>
+        <w:br/>
+      </w:r>
+      <w:r>
+        <w:rPr>
+          <w:rStyle w:val="VerbatimChar"/>
+        </w:rPr>
+        <w:t xml:space="preserve">1     2     5     8</w:t>
+      </w:r>
+      <w:r>
+        <w:br/>
+      </w:r>
+      <w:r>
+        <w:rPr>
+          <w:rStyle w:val="VerbatimChar"/>
+        </w:rPr>
+        <w:t xml:space="preserve">2     3     6     9</w:t>
+      </w:r>
+      <w:r>
+        <w:br/>
+      </w:r>
+      <w:r>
+        <w:br/>
+      </w:r>
+      <w:r>
+        <w:rPr>
+          <w:rStyle w:val="VerbatimChar"/>
+        </w:rPr>
+        <w:t xml:space="preserve">Reemplazo de prefijo:</w:t>
+      </w:r>
+      <w:r>
+        <w:br/>
+      </w:r>
+      <w:r>
+        <w:rPr>
+          <w:rStyle w:val="VerbatimChar"/>
+        </w:rPr>
+        <w:t xml:space="preserve">   variable_1  variable_2  variable_3</w:t>
+      </w:r>
+      <w:r>
+        <w:br/>
+      </w:r>
+      <w:r>
+        <w:rPr>
+          <w:rStyle w:val="VerbatimChar"/>
+        </w:rPr>
+        <w:t xml:space="preserve">0           1           4           7</w:t>
+      </w:r>
+      <w:r>
+        <w:br/>
+      </w:r>
+      <w:r>
+        <w:rPr>
+          <w:rStyle w:val="VerbatimChar"/>
+        </w:rPr>
+        <w:t xml:space="preserve">1           2           5           8</w:t>
+      </w:r>
+      <w:r>
+        <w:br/>
+      </w:r>
+      <w:r>
+        <w:rPr>
+          <w:rStyle w:val="VerbatimChar"/>
+        </w:rPr>
+        <w:t xml:space="preserve">2           3           6           9</w:t>
+      </w:r>
+    </w:p>
     <w:bookmarkEnd w:id="51"/>
     <w:bookmarkStart w:id="52" w:name="aplicaciones-económicas"/>
     <w:p>
@@ -11077,6 +13911,92 @@
           <w:rStyle w:val="NormalTok"/>
         </w:rPr>
         <w:t xml:space="preserve">(df_limpio)</w:t>
+      </w:r>
+    </w:p>
+    <w:p>
+      <w:pPr>
+        <w:pStyle w:val="SourceCode"/>
+      </w:pPr>
+      <w:r>
+        <w:rPr>
+          <w:rStyle w:val="VerbatimChar"/>
+        </w:rPr>
+        <w:t xml:space="preserve">Columnas traducidas:</w:t>
+      </w:r>
+      <w:r>
+        <w:br/>
+      </w:r>
+      <w:r>
+        <w:rPr>
+          <w:rStyle w:val="VerbatimChar"/>
+        </w:rPr>
+        <w:t xml:space="preserve">        pais     pib  poblacion  tasa_pobreza</w:t>
+      </w:r>
+      <w:r>
+        <w:br/>
+      </w:r>
+      <w:r>
+        <w:rPr>
+          <w:rStyle w:val="VerbatimChar"/>
+        </w:rPr>
+        <w:t xml:space="preserve">0       Peru  242632   33715471          20.5</w:t>
+      </w:r>
+      <w:r>
+        <w:br/>
+      </w:r>
+      <w:r>
+        <w:rPr>
+          <w:rStyle w:val="VerbatimChar"/>
+        </w:rPr>
+        <w:t xml:space="preserve">1      Chile  301000   19493184          10.8</w:t>
+      </w:r>
+      <w:r>
+        <w:br/>
+      </w:r>
+      <w:r>
+        <w:rPr>
+          <w:rStyle w:val="VerbatimChar"/>
+        </w:rPr>
+        <w:t xml:space="preserve">2  Argentina  487000   45810000          37.5</w:t>
+      </w:r>
+      <w:r>
+        <w:br/>
+      </w:r>
+      <w:r>
+        <w:br/>
+      </w:r>
+      <w:r>
+        <w:rPr>
+          <w:rStyle w:val="VerbatimChar"/>
+        </w:rPr>
+        <w:t xml:space="preserve">Columnas limpias:</w:t>
+      </w:r>
+      <w:r>
+        <w:br/>
+      </w:r>
+      <w:r>
+        <w:rPr>
+          <w:rStyle w:val="VerbatimChar"/>
+        </w:rPr>
+        <w:t xml:space="preserve">  región  pib_millones  tasa_de_pobreza_porcentaje</w:t>
+      </w:r>
+      <w:r>
+        <w:br/>
+      </w:r>
+      <w:r>
+        <w:rPr>
+          <w:rStyle w:val="VerbatimChar"/>
+        </w:rPr>
+        <w:t xml:space="preserve">0   Lima        100000                        14.2</w:t>
+      </w:r>
+      <w:r>
+        <w:br/>
+      </w:r>
+      <w:r>
+        <w:rPr>
+          <w:rStyle w:val="VerbatimChar"/>
+        </w:rPr>
+        <w:t xml:space="preserve">1  Cusco          8000                        12.3</w:t>
       </w:r>
     </w:p>
     <w:bookmarkEnd w:id="52"/>
@@ -12139,6 +15059,233 @@
         <w:t xml:space="preserve">(ventas)</w:t>
       </w:r>
     </w:p>
+    <w:p>
+      <w:pPr>
+        <w:pStyle w:val="SourceCode"/>
+      </w:pPr>
+      <w:r>
+        <w:rPr>
+          <w:rStyle w:val="VerbatimChar"/>
+        </w:rPr>
+        <w:t xml:space="preserve">Ventas originales:</w:t>
+      </w:r>
+      <w:r>
+        <w:br/>
+      </w:r>
+      <w:r>
+        <w:rPr>
+          <w:rStyle w:val="VerbatimChar"/>
+        </w:rPr>
+        <w:t xml:space="preserve">  producto   ene   feb   mar</w:t>
+      </w:r>
+      <w:r>
+        <w:br/>
+      </w:r>
+      <w:r>
+        <w:rPr>
+          <w:rStyle w:val="VerbatimChar"/>
+        </w:rPr>
+        <w:t xml:space="preserve">0        A  1000  1100  1200</w:t>
+      </w:r>
+      <w:r>
+        <w:br/>
+      </w:r>
+      <w:r>
+        <w:rPr>
+          <w:rStyle w:val="VerbatimChar"/>
+        </w:rPr>
+        <w:t xml:space="preserve">1        B  1500  1400  1600</w:t>
+      </w:r>
+      <w:r>
+        <w:br/>
+      </w:r>
+      <w:r>
+        <w:rPr>
+          <w:rStyle w:val="VerbatimChar"/>
+        </w:rPr>
+        <w:t xml:space="preserve">2        C   800   850   900</w:t>
+      </w:r>
+      <w:r>
+        <w:br/>
+      </w:r>
+      <w:r>
+        <w:rPr>
+          <w:rStyle w:val="VerbatimChar"/>
+        </w:rPr>
+        <w:t xml:space="preserve">3        D  1200  1300  1250</w:t>
+      </w:r>
+      <w:r>
+        <w:br/>
+      </w:r>
+      <w:r>
+        <w:br/>
+      </w:r>
+      <w:r>
+        <w:rPr>
+          <w:rStyle w:val="VerbatimChar"/>
+        </w:rPr>
+        <w:t xml:space="preserve">Con total:</w:t>
+      </w:r>
+      <w:r>
+        <w:br/>
+      </w:r>
+      <w:r>
+        <w:rPr>
+          <w:rStyle w:val="VerbatimChar"/>
+        </w:rPr>
+        <w:t xml:space="preserve">  producto   ene   feb   mar  total</w:t>
+      </w:r>
+      <w:r>
+        <w:br/>
+      </w:r>
+      <w:r>
+        <w:rPr>
+          <w:rStyle w:val="VerbatimChar"/>
+        </w:rPr>
+        <w:t xml:space="preserve">0        A  1000  1100  1200   3300</w:t>
+      </w:r>
+      <w:r>
+        <w:br/>
+      </w:r>
+      <w:r>
+        <w:rPr>
+          <w:rStyle w:val="VerbatimChar"/>
+        </w:rPr>
+        <w:t xml:space="preserve">1        B  1500  1400  1600   4500</w:t>
+      </w:r>
+      <w:r>
+        <w:br/>
+      </w:r>
+      <w:r>
+        <w:rPr>
+          <w:rStyle w:val="VerbatimChar"/>
+        </w:rPr>
+        <w:t xml:space="preserve">2        C   800   850   900   2550</w:t>
+      </w:r>
+      <w:r>
+        <w:br/>
+      </w:r>
+      <w:r>
+        <w:rPr>
+          <w:rStyle w:val="VerbatimChar"/>
+        </w:rPr>
+        <w:t xml:space="preserve">3        D  1200  1300  1250   3750</w:t>
+      </w:r>
+      <w:r>
+        <w:br/>
+      </w:r>
+      <w:r>
+        <w:br/>
+      </w:r>
+      <w:r>
+        <w:rPr>
+          <w:rStyle w:val="VerbatimChar"/>
+        </w:rPr>
+        <w:t xml:space="preserve">Con promedio:</w:t>
+      </w:r>
+      <w:r>
+        <w:br/>
+      </w:r>
+      <w:r>
+        <w:rPr>
+          <w:rStyle w:val="VerbatimChar"/>
+        </w:rPr>
+        <w:t xml:space="preserve">  producto   ene   feb   mar  total  promedio</w:t>
+      </w:r>
+      <w:r>
+        <w:br/>
+      </w:r>
+      <w:r>
+        <w:rPr>
+          <w:rStyle w:val="VerbatimChar"/>
+        </w:rPr>
+        <w:t xml:space="preserve">0        A  1000  1100  1200   3300    1100.0</w:t>
+      </w:r>
+      <w:r>
+        <w:br/>
+      </w:r>
+      <w:r>
+        <w:rPr>
+          <w:rStyle w:val="VerbatimChar"/>
+        </w:rPr>
+        <w:t xml:space="preserve">1        B  1500  1400  1600   4500    1500.0</w:t>
+      </w:r>
+      <w:r>
+        <w:br/>
+      </w:r>
+      <w:r>
+        <w:rPr>
+          <w:rStyle w:val="VerbatimChar"/>
+        </w:rPr>
+        <w:t xml:space="preserve">2        C   800   850   900   2550     850.0</w:t>
+      </w:r>
+      <w:r>
+        <w:br/>
+      </w:r>
+      <w:r>
+        <w:rPr>
+          <w:rStyle w:val="VerbatimChar"/>
+        </w:rPr>
+        <w:t xml:space="preserve">3        D  1200  1300  1250   3750    1250.0</w:t>
+      </w:r>
+      <w:r>
+        <w:br/>
+      </w:r>
+      <w:r>
+        <w:br/>
+      </w:r>
+      <w:r>
+        <w:rPr>
+          <w:rStyle w:val="VerbatimChar"/>
+        </w:rPr>
+        <w:t xml:space="preserve">Estadísticas por fila:</w:t>
+      </w:r>
+      <w:r>
+        <w:br/>
+      </w:r>
+      <w:r>
+        <w:rPr>
+          <w:rStyle w:val="VerbatimChar"/>
+        </w:rPr>
+        <w:t xml:space="preserve">  producto   ene   feb   mar  total  promedio  total_sum  max_mes  min_mes</w:t>
+      </w:r>
+      <w:r>
+        <w:br/>
+      </w:r>
+      <w:r>
+        <w:rPr>
+          <w:rStyle w:val="VerbatimChar"/>
+        </w:rPr>
+        <w:t xml:space="preserve">0        A  1000  1100  1200   3300    1100.0       3300     1200     1000</w:t>
+      </w:r>
+      <w:r>
+        <w:br/>
+      </w:r>
+      <w:r>
+        <w:rPr>
+          <w:rStyle w:val="VerbatimChar"/>
+        </w:rPr>
+        <w:t xml:space="preserve">1        B  1500  1400  1600   4500    1500.0       4500     1600     1400</w:t>
+      </w:r>
+      <w:r>
+        <w:br/>
+      </w:r>
+      <w:r>
+        <w:rPr>
+          <w:rStyle w:val="VerbatimChar"/>
+        </w:rPr>
+        <w:t xml:space="preserve">2        C   800   850   900   2550     850.0       2550      900      800</w:t>
+      </w:r>
+      <w:r>
+        <w:br/>
+      </w:r>
+      <w:r>
+        <w:rPr>
+          <w:rStyle w:val="VerbatimChar"/>
+        </w:rPr>
+        <w:t xml:space="preserve">3        D  1200  1300  1250   3750    1250.0       3750     1300     1200</w:t>
+      </w:r>
+    </w:p>
     <w:bookmarkEnd w:id="54"/>
     <w:bookmarkStart w:id="55" w:name="aplicar-funciones"/>
     <w:p>
@@ -13010,6 +16157,236 @@
           <w:rStyle w:val="NormalTok"/>
         </w:rPr>
         <w:t xml:space="preserve">(df_numerico)</w:t>
+      </w:r>
+    </w:p>
+    <w:p>
+      <w:pPr>
+        <w:pStyle w:val="SourceCode"/>
+      </w:pPr>
+      <w:r>
+        <w:br/>
+      </w:r>
+      <w:r>
+        <w:rPr>
+          <w:rStyle w:val="VerbatimChar"/>
+        </w:rPr>
+        <w:t xml:space="preserve">Con IGV de enero:</w:t>
+      </w:r>
+      <w:r>
+        <w:br/>
+      </w:r>
+      <w:r>
+        <w:rPr>
+          <w:rStyle w:val="VerbatimChar"/>
+        </w:rPr>
+        <w:t xml:space="preserve">  producto   ene  igv_ene</w:t>
+      </w:r>
+      <w:r>
+        <w:br/>
+      </w:r>
+      <w:r>
+        <w:rPr>
+          <w:rStyle w:val="VerbatimChar"/>
+        </w:rPr>
+        <w:t xml:space="preserve">0        A  1000    180.0</w:t>
+      </w:r>
+      <w:r>
+        <w:br/>
+      </w:r>
+      <w:r>
+        <w:rPr>
+          <w:rStyle w:val="VerbatimChar"/>
+        </w:rPr>
+        <w:t xml:space="preserve">1        B  1500    270.0</w:t>
+      </w:r>
+      <w:r>
+        <w:br/>
+      </w:r>
+      <w:r>
+        <w:rPr>
+          <w:rStyle w:val="VerbatimChar"/>
+        </w:rPr>
+        <w:t xml:space="preserve">2        C   800    144.0</w:t>
+      </w:r>
+      <w:r>
+        <w:br/>
+      </w:r>
+      <w:r>
+        <w:rPr>
+          <w:rStyle w:val="VerbatimChar"/>
+        </w:rPr>
+        <w:t xml:space="preserve">3        D  1200    216.0</w:t>
+      </w:r>
+      <w:r>
+        <w:br/>
+      </w:r>
+      <w:r>
+        <w:br/>
+      </w:r>
+      <w:r>
+        <w:rPr>
+          <w:rStyle w:val="VerbatimChar"/>
+        </w:rPr>
+        <w:t xml:space="preserve">Enero con IGV:</w:t>
+      </w:r>
+      <w:r>
+        <w:br/>
+      </w:r>
+      <w:r>
+        <w:rPr>
+          <w:rStyle w:val="VerbatimChar"/>
+        </w:rPr>
+        <w:t xml:space="preserve">  producto   ene  ene_con_igv</w:t>
+      </w:r>
+      <w:r>
+        <w:br/>
+      </w:r>
+      <w:r>
+        <w:rPr>
+          <w:rStyle w:val="VerbatimChar"/>
+        </w:rPr>
+        <w:t xml:space="preserve">0        A  1000       1180.0</w:t>
+      </w:r>
+      <w:r>
+        <w:br/>
+      </w:r>
+      <w:r>
+        <w:rPr>
+          <w:rStyle w:val="VerbatimChar"/>
+        </w:rPr>
+        <w:t xml:space="preserve">1        B  1500       1770.0</w:t>
+      </w:r>
+      <w:r>
+        <w:br/>
+      </w:r>
+      <w:r>
+        <w:rPr>
+          <w:rStyle w:val="VerbatimChar"/>
+        </w:rPr>
+        <w:t xml:space="preserve">2        C   800        944.0</w:t>
+      </w:r>
+      <w:r>
+        <w:br/>
+      </w:r>
+      <w:r>
+        <w:rPr>
+          <w:rStyle w:val="VerbatimChar"/>
+        </w:rPr>
+        <w:t xml:space="preserve">3        D  1200       1416.0</w:t>
+      </w:r>
+      <w:r>
+        <w:br/>
+      </w:r>
+      <w:r>
+        <w:br/>
+      </w:r>
+      <w:r>
+        <w:rPr>
+          <w:rStyle w:val="VerbatimChar"/>
+        </w:rPr>
+        <w:t xml:space="preserve">Con variación porcentual:</w:t>
+      </w:r>
+      <w:r>
+        <w:br/>
+      </w:r>
+      <w:r>
+        <w:rPr>
+          <w:rStyle w:val="VerbatimChar"/>
+        </w:rPr>
+        <w:t xml:space="preserve">  producto   ene   mar  variacion_porcentual</w:t>
+      </w:r>
+      <w:r>
+        <w:br/>
+      </w:r>
+      <w:r>
+        <w:rPr>
+          <w:rStyle w:val="VerbatimChar"/>
+        </w:rPr>
+        <w:t xml:space="preserve">0        A  1000  1200             20.000000</w:t>
+      </w:r>
+      <w:r>
+        <w:br/>
+      </w:r>
+      <w:r>
+        <w:rPr>
+          <w:rStyle w:val="VerbatimChar"/>
+        </w:rPr>
+        <w:t xml:space="preserve">1        B  1500  1600              6.666667</w:t>
+      </w:r>
+      <w:r>
+        <w:br/>
+      </w:r>
+      <w:r>
+        <w:rPr>
+          <w:rStyle w:val="VerbatimChar"/>
+        </w:rPr>
+        <w:t xml:space="preserve">2        C   800   900             12.500000</w:t>
+      </w:r>
+      <w:r>
+        <w:br/>
+      </w:r>
+      <w:r>
+        <w:rPr>
+          <w:rStyle w:val="VerbatimChar"/>
+        </w:rPr>
+        <w:t xml:space="preserve">3        D  1200  1250              4.166667</w:t>
+      </w:r>
+      <w:r>
+        <w:br/>
+      </w:r>
+      <w:r>
+        <w:br/>
+      </w:r>
+      <w:r>
+        <w:rPr>
+          <w:rStyle w:val="VerbatimChar"/>
+        </w:rPr>
+        <w:t xml:space="preserve">Todo con IGV:</w:t>
+      </w:r>
+      <w:r>
+        <w:br/>
+      </w:r>
+      <w:r>
+        <w:rPr>
+          <w:rStyle w:val="VerbatimChar"/>
+        </w:rPr>
+        <w:t xml:space="preserve">      ene     feb     mar</w:t>
+      </w:r>
+      <w:r>
+        <w:br/>
+      </w:r>
+      <w:r>
+        <w:rPr>
+          <w:rStyle w:val="VerbatimChar"/>
+        </w:rPr>
+        <w:t xml:space="preserve">0  1180.0  1298.0  1416.0</w:t>
+      </w:r>
+      <w:r>
+        <w:br/>
+      </w:r>
+      <w:r>
+        <w:rPr>
+          <w:rStyle w:val="VerbatimChar"/>
+        </w:rPr>
+        <w:t xml:space="preserve">1  1770.0  1652.0  1888.0</w:t>
+      </w:r>
+      <w:r>
+        <w:br/>
+      </w:r>
+      <w:r>
+        <w:rPr>
+          <w:rStyle w:val="VerbatimChar"/>
+        </w:rPr>
+        <w:t xml:space="preserve">2   944.0  1003.0  1062.0</w:t>
+      </w:r>
+      <w:r>
+        <w:br/>
+      </w:r>
+      <w:r>
+        <w:rPr>
+          <w:rStyle w:val="VerbatimChar"/>
+        </w:rPr>
+        <w:t xml:space="preserve">3  1416.0  1534.0  1475.0</w:t>
       </w:r>
     </w:p>
     <w:bookmarkEnd w:id="55"/>
@@ -14174,6 +17551,251 @@
           <w:rStyle w:val="NormalTok"/>
         </w:rPr>
         <w:t xml:space="preserve">())</w:t>
+      </w:r>
+    </w:p>
+    <w:p>
+      <w:pPr>
+        <w:pStyle w:val="SourceCode"/>
+      </w:pPr>
+      <w:r>
+        <w:rPr>
+          <w:rStyle w:val="VerbatimChar"/>
+        </w:rPr>
+        <w:t xml:space="preserve">Ventas por sucursal:</w:t>
+      </w:r>
+      <w:r>
+        <w:br/>
+      </w:r>
+      <w:r>
+        <w:rPr>
+          <w:rStyle w:val="VerbatimChar"/>
+        </w:rPr>
+        <w:t xml:space="preserve">   sucursal producto  ventas  unidades</w:t>
+      </w:r>
+      <w:r>
+        <w:br/>
+      </w:r>
+      <w:r>
+        <w:rPr>
+          <w:rStyle w:val="VerbatimChar"/>
+        </w:rPr>
+        <w:t xml:space="preserve">0      Lima        A   10000       100</w:t>
+      </w:r>
+      <w:r>
+        <w:br/>
+      </w:r>
+      <w:r>
+        <w:rPr>
+          <w:rStyle w:val="VerbatimChar"/>
+        </w:rPr>
+        <w:t xml:space="preserve">1      Lima        B   15000       150</w:t>
+      </w:r>
+      <w:r>
+        <w:br/>
+      </w:r>
+      <w:r>
+        <w:rPr>
+          <w:rStyle w:val="VerbatimChar"/>
+        </w:rPr>
+        <w:t xml:space="preserve">2      Lima        C    8000        80</w:t>
+      </w:r>
+      <w:r>
+        <w:br/>
+      </w:r>
+      <w:r>
+        <w:rPr>
+          <w:rStyle w:val="VerbatimChar"/>
+        </w:rPr>
+        <w:t xml:space="preserve">3  Arequipa        A   12000       120</w:t>
+      </w:r>
+      <w:r>
+        <w:br/>
+      </w:r>
+      <w:r>
+        <w:rPr>
+          <w:rStyle w:val="VerbatimChar"/>
+        </w:rPr>
+        <w:t xml:space="preserve">4  Arequipa        B    9000        90</w:t>
+      </w:r>
+      <w:r>
+        <w:br/>
+      </w:r>
+      <w:r>
+        <w:rPr>
+          <w:rStyle w:val="VerbatimChar"/>
+        </w:rPr>
+        <w:t xml:space="preserve">5     Cusco        A    7000        70</w:t>
+      </w:r>
+      <w:r>
+        <w:br/>
+      </w:r>
+      <w:r>
+        <w:br/>
+      </w:r>
+      <w:r>
+        <w:rPr>
+          <w:rStyle w:val="VerbatimChar"/>
+        </w:rPr>
+        <w:t xml:space="preserve">Ventas totales: S/ 61,000</w:t>
+      </w:r>
+      <w:r>
+        <w:br/>
+      </w:r>
+      <w:r>
+        <w:rPr>
+          <w:rStyle w:val="VerbatimChar"/>
+        </w:rPr>
+        <w:t xml:space="preserve">Promedio ventas: S/ 10,166.67</w:t>
+      </w:r>
+      <w:r>
+        <w:br/>
+      </w:r>
+      <w:r>
+        <w:rPr>
+          <w:rStyle w:val="VerbatimChar"/>
+        </w:rPr>
+        <w:t xml:space="preserve">Mediana ventas: S/ 9,500.00</w:t>
+      </w:r>
+      <w:r>
+        <w:br/>
+      </w:r>
+      <w:r>
+        <w:rPr>
+          <w:rStyle w:val="VerbatimChar"/>
+        </w:rPr>
+        <w:t xml:space="preserve">Desviación estándar: S/ 2,926.89</w:t>
+      </w:r>
+      <w:r>
+        <w:br/>
+      </w:r>
+      <w:r>
+        <w:rPr>
+          <w:rStyle w:val="VerbatimChar"/>
+        </w:rPr>
+        <w:t xml:space="preserve">Mínimo: S/ 7,000</w:t>
+      </w:r>
+      <w:r>
+        <w:br/>
+      </w:r>
+      <w:r>
+        <w:rPr>
+          <w:rStyle w:val="VerbatimChar"/>
+        </w:rPr>
+        <w:t xml:space="preserve">Máximo: S/ 15,000</w:t>
+      </w:r>
+      <w:r>
+        <w:br/>
+      </w:r>
+      <w:r>
+        <w:br/>
+      </w:r>
+      <w:r>
+        <w:rPr>
+          <w:rStyle w:val="VerbatimChar"/>
+        </w:rPr>
+        <w:t xml:space="preserve">Productos más vendidos:</w:t>
+      </w:r>
+      <w:r>
+        <w:br/>
+      </w:r>
+      <w:r>
+        <w:rPr>
+          <w:rStyle w:val="VerbatimChar"/>
+        </w:rPr>
+        <w:t xml:space="preserve">producto</w:t>
+      </w:r>
+      <w:r>
+        <w:br/>
+      </w:r>
+      <w:r>
+        <w:rPr>
+          <w:rStyle w:val="VerbatimChar"/>
+        </w:rPr>
+        <w:t xml:space="preserve">A    3</w:t>
+      </w:r>
+      <w:r>
+        <w:br/>
+      </w:r>
+      <w:r>
+        <w:rPr>
+          <w:rStyle w:val="VerbatimChar"/>
+        </w:rPr>
+        <w:t xml:space="preserve">B    2</w:t>
+      </w:r>
+      <w:r>
+        <w:br/>
+      </w:r>
+      <w:r>
+        <w:rPr>
+          <w:rStyle w:val="VerbatimChar"/>
+        </w:rPr>
+        <w:t xml:space="preserve">C    1</w:t>
+      </w:r>
+      <w:r>
+        <w:br/>
+      </w:r>
+      <w:r>
+        <w:rPr>
+          <w:rStyle w:val="VerbatimChar"/>
+        </w:rPr>
+        <w:t xml:space="preserve">Name: count, dtype: int64</w:t>
+      </w:r>
+      <w:r>
+        <w:br/>
+      </w:r>
+      <w:r>
+        <w:br/>
+      </w:r>
+      <w:r>
+        <w:rPr>
+          <w:rStyle w:val="VerbatimChar"/>
+        </w:rPr>
+        <w:t xml:space="preserve">Ventas por sucursal:</w:t>
+      </w:r>
+      <w:r>
+        <w:br/>
+      </w:r>
+      <w:r>
+        <w:rPr>
+          <w:rStyle w:val="VerbatimChar"/>
+        </w:rPr>
+        <w:t xml:space="preserve">sucursal</w:t>
+      </w:r>
+      <w:r>
+        <w:br/>
+      </w:r>
+      <w:r>
+        <w:rPr>
+          <w:rStyle w:val="VerbatimChar"/>
+        </w:rPr>
+        <w:t xml:space="preserve">Arequipa    21000</w:t>
+      </w:r>
+      <w:r>
+        <w:br/>
+      </w:r>
+      <w:r>
+        <w:rPr>
+          <w:rStyle w:val="VerbatimChar"/>
+        </w:rPr>
+        <w:t xml:space="preserve">Cusco        7000</w:t>
+      </w:r>
+      <w:r>
+        <w:br/>
+      </w:r>
+      <w:r>
+        <w:rPr>
+          <w:rStyle w:val="VerbatimChar"/>
+        </w:rPr>
+        <w:t xml:space="preserve">Lima        33000</w:t>
+      </w:r>
+      <w:r>
+        <w:br/>
+      </w:r>
+      <w:r>
+        <w:rPr>
+          <w:rStyle w:val="VerbatimChar"/>
+        </w:rPr>
+        <w:t xml:space="preserve">Name: ventas, dtype: int64</w:t>
       </w:r>
     </w:p>
     <w:bookmarkEnd w:id="56"/>
@@ -15283,6 +18905,347 @@
         <w:t xml:space="preserve">(df_outer)</w:t>
       </w:r>
     </w:p>
+    <w:p>
+      <w:pPr>
+        <w:pStyle w:val="SourceCode"/>
+      </w:pPr>
+      <w:r>
+        <w:rPr>
+          <w:rStyle w:val="VerbatimChar"/>
+        </w:rPr>
+        <w:t xml:space="preserve">DataFrame de ventas:</w:t>
+      </w:r>
+      <w:r>
+        <w:br/>
+      </w:r>
+      <w:r>
+        <w:rPr>
+          <w:rStyle w:val="VerbatimChar"/>
+        </w:rPr>
+        <w:t xml:space="preserve">  producto_id  ventas  unidades</w:t>
+      </w:r>
+      <w:r>
+        <w:br/>
+      </w:r>
+      <w:r>
+        <w:rPr>
+          <w:rStyle w:val="VerbatimChar"/>
+        </w:rPr>
+        <w:t xml:space="preserve">0        P001   10000       100</w:t>
+      </w:r>
+      <w:r>
+        <w:br/>
+      </w:r>
+      <w:r>
+        <w:rPr>
+          <w:rStyle w:val="VerbatimChar"/>
+        </w:rPr>
+        <w:t xml:space="preserve">1        P002   15000       150</w:t>
+      </w:r>
+      <w:r>
+        <w:br/>
+      </w:r>
+      <w:r>
+        <w:rPr>
+          <w:rStyle w:val="VerbatimChar"/>
+        </w:rPr>
+        <w:t xml:space="preserve">2        P003    8000        80</w:t>
+      </w:r>
+      <w:r>
+        <w:br/>
+      </w:r>
+      <w:r>
+        <w:rPr>
+          <w:rStyle w:val="VerbatimChar"/>
+        </w:rPr>
+        <w:t xml:space="preserve">3        P004   12000       120</w:t>
+      </w:r>
+      <w:r>
+        <w:br/>
+      </w:r>
+      <w:r>
+        <w:br/>
+      </w:r>
+      <w:r>
+        <w:rPr>
+          <w:rStyle w:val="VerbatimChar"/>
+        </w:rPr>
+        <w:t xml:space="preserve">DataFrame de productos:</w:t>
+      </w:r>
+      <w:r>
+        <w:br/>
+      </w:r>
+      <w:r>
+        <w:rPr>
+          <w:rStyle w:val="VerbatimChar"/>
+        </w:rPr>
+        <w:t xml:space="preserve">  producto_id   nombre  precio</w:t>
+      </w:r>
+      <w:r>
+        <w:br/>
+      </w:r>
+      <w:r>
+        <w:rPr>
+          <w:rStyle w:val="VerbatimChar"/>
+        </w:rPr>
+        <w:t xml:space="preserve">0        P001   Laptop    2500</w:t>
+      </w:r>
+      <w:r>
+        <w:br/>
+      </w:r>
+      <w:r>
+        <w:rPr>
+          <w:rStyle w:val="VerbatimChar"/>
+        </w:rPr>
+        <w:t xml:space="preserve">1        P002    Mouse      25</w:t>
+      </w:r>
+      <w:r>
+        <w:br/>
+      </w:r>
+      <w:r>
+        <w:rPr>
+          <w:rStyle w:val="VerbatimChar"/>
+        </w:rPr>
+        <w:t xml:space="preserve">2        P003  Teclado      80</w:t>
+      </w:r>
+      <w:r>
+        <w:br/>
+      </w:r>
+      <w:r>
+        <w:rPr>
+          <w:rStyle w:val="VerbatimChar"/>
+        </w:rPr>
+        <w:t xml:space="preserve">3        P005  Monitor     800</w:t>
+      </w:r>
+      <w:r>
+        <w:br/>
+      </w:r>
+      <w:r>
+        <w:br/>
+      </w:r>
+      <w:r>
+        <w:rPr>
+          <w:rStyle w:val="VerbatimChar"/>
+        </w:rPr>
+        <w:t xml:space="preserve">Inner join:</w:t>
+      </w:r>
+      <w:r>
+        <w:br/>
+      </w:r>
+      <w:r>
+        <w:rPr>
+          <w:rStyle w:val="VerbatimChar"/>
+        </w:rPr>
+        <w:t xml:space="preserve">  producto_id  ventas  unidades   nombre  precio</w:t>
+      </w:r>
+      <w:r>
+        <w:br/>
+      </w:r>
+      <w:r>
+        <w:rPr>
+          <w:rStyle w:val="VerbatimChar"/>
+        </w:rPr>
+        <w:t xml:space="preserve">0        P001   10000       100   Laptop    2500</w:t>
+      </w:r>
+      <w:r>
+        <w:br/>
+      </w:r>
+      <w:r>
+        <w:rPr>
+          <w:rStyle w:val="VerbatimChar"/>
+        </w:rPr>
+        <w:t xml:space="preserve">1        P002   15000       150    Mouse      25</w:t>
+      </w:r>
+      <w:r>
+        <w:br/>
+      </w:r>
+      <w:r>
+        <w:rPr>
+          <w:rStyle w:val="VerbatimChar"/>
+        </w:rPr>
+        <w:t xml:space="preserve">2        P003    8000        80  Teclado      80</w:t>
+      </w:r>
+      <w:r>
+        <w:br/>
+      </w:r>
+      <w:r>
+        <w:br/>
+      </w:r>
+      <w:r>
+        <w:rPr>
+          <w:rStyle w:val="VerbatimChar"/>
+        </w:rPr>
+        <w:t xml:space="preserve">Left join:</w:t>
+      </w:r>
+      <w:r>
+        <w:br/>
+      </w:r>
+      <w:r>
+        <w:rPr>
+          <w:rStyle w:val="VerbatimChar"/>
+        </w:rPr>
+        <w:t xml:space="preserve">  producto_id  ventas  unidades   nombre  precio</w:t>
+      </w:r>
+      <w:r>
+        <w:br/>
+      </w:r>
+      <w:r>
+        <w:rPr>
+          <w:rStyle w:val="VerbatimChar"/>
+        </w:rPr>
+        <w:t xml:space="preserve">0        P001   10000       100   Laptop  2500.0</w:t>
+      </w:r>
+      <w:r>
+        <w:br/>
+      </w:r>
+      <w:r>
+        <w:rPr>
+          <w:rStyle w:val="VerbatimChar"/>
+        </w:rPr>
+        <w:t xml:space="preserve">1        P002   15000       150    Mouse    25.0</w:t>
+      </w:r>
+      <w:r>
+        <w:br/>
+      </w:r>
+      <w:r>
+        <w:rPr>
+          <w:rStyle w:val="VerbatimChar"/>
+        </w:rPr>
+        <w:t xml:space="preserve">2        P003    8000        80  Teclado    80.0</w:t>
+      </w:r>
+      <w:r>
+        <w:br/>
+      </w:r>
+      <w:r>
+        <w:rPr>
+          <w:rStyle w:val="VerbatimChar"/>
+        </w:rPr>
+        <w:t xml:space="preserve">3        P004   12000       120      NaN     NaN</w:t>
+      </w:r>
+      <w:r>
+        <w:br/>
+      </w:r>
+      <w:r>
+        <w:br/>
+      </w:r>
+      <w:r>
+        <w:rPr>
+          <w:rStyle w:val="VerbatimChar"/>
+        </w:rPr>
+        <w:t xml:space="preserve">Right join:</w:t>
+      </w:r>
+      <w:r>
+        <w:br/>
+      </w:r>
+      <w:r>
+        <w:rPr>
+          <w:rStyle w:val="VerbatimChar"/>
+        </w:rPr>
+        <w:t xml:space="preserve">  producto_id   ventas  unidades   nombre  precio</w:t>
+      </w:r>
+      <w:r>
+        <w:br/>
+      </w:r>
+      <w:r>
+        <w:rPr>
+          <w:rStyle w:val="VerbatimChar"/>
+        </w:rPr>
+        <w:t xml:space="preserve">0        P001  10000.0     100.0   Laptop    2500</w:t>
+      </w:r>
+      <w:r>
+        <w:br/>
+      </w:r>
+      <w:r>
+        <w:rPr>
+          <w:rStyle w:val="VerbatimChar"/>
+        </w:rPr>
+        <w:t xml:space="preserve">1        P002  15000.0     150.0    Mouse      25</w:t>
+      </w:r>
+      <w:r>
+        <w:br/>
+      </w:r>
+      <w:r>
+        <w:rPr>
+          <w:rStyle w:val="VerbatimChar"/>
+        </w:rPr>
+        <w:t xml:space="preserve">2        P003   8000.0      80.0  Teclado      80</w:t>
+      </w:r>
+      <w:r>
+        <w:br/>
+      </w:r>
+      <w:r>
+        <w:rPr>
+          <w:rStyle w:val="VerbatimChar"/>
+        </w:rPr>
+        <w:t xml:space="preserve">3        P005      NaN       NaN  Monitor     800</w:t>
+      </w:r>
+      <w:r>
+        <w:br/>
+      </w:r>
+      <w:r>
+        <w:br/>
+      </w:r>
+      <w:r>
+        <w:rPr>
+          <w:rStyle w:val="VerbatimChar"/>
+        </w:rPr>
+        <w:t xml:space="preserve">Outer join:</w:t>
+      </w:r>
+      <w:r>
+        <w:br/>
+      </w:r>
+      <w:r>
+        <w:rPr>
+          <w:rStyle w:val="VerbatimChar"/>
+        </w:rPr>
+        <w:t xml:space="preserve">  producto_id   ventas  unidades   nombre  precio</w:t>
+      </w:r>
+      <w:r>
+        <w:br/>
+      </w:r>
+      <w:r>
+        <w:rPr>
+          <w:rStyle w:val="VerbatimChar"/>
+        </w:rPr>
+        <w:t xml:space="preserve">0        P001  10000.0     100.0   Laptop  2500.0</w:t>
+      </w:r>
+      <w:r>
+        <w:br/>
+      </w:r>
+      <w:r>
+        <w:rPr>
+          <w:rStyle w:val="VerbatimChar"/>
+        </w:rPr>
+        <w:t xml:space="preserve">1        P002  15000.0     150.0    Mouse    25.0</w:t>
+      </w:r>
+      <w:r>
+        <w:br/>
+      </w:r>
+      <w:r>
+        <w:rPr>
+          <w:rStyle w:val="VerbatimChar"/>
+        </w:rPr>
+        <w:t xml:space="preserve">2        P003   8000.0      80.0  Teclado    80.0</w:t>
+      </w:r>
+      <w:r>
+        <w:br/>
+      </w:r>
+      <w:r>
+        <w:rPr>
+          <w:rStyle w:val="VerbatimChar"/>
+        </w:rPr>
+        <w:t xml:space="preserve">3        P004  12000.0     120.0      NaN     NaN</w:t>
+      </w:r>
+      <w:r>
+        <w:br/>
+      </w:r>
+      <w:r>
+        <w:rPr>
+          <w:rStyle w:val="VerbatimChar"/>
+        </w:rPr>
+        <w:t xml:space="preserve">4        P005      NaN       NaN  Monitor   800.0</w:t>
+      </w:r>
+    </w:p>
     <w:bookmarkEnd w:id="58"/>
     <w:bookmarkStart w:id="59" w:name="merge-con-indicador"/>
     <w:p>
@@ -15671,6 +19634,158 @@
           <w:rStyle w:val="NormalTok"/>
         </w:rPr>
         <w:t xml:space="preserve">(solo_ventas)</w:t>
+      </w:r>
+    </w:p>
+    <w:p>
+      <w:pPr>
+        <w:pStyle w:val="SourceCode"/>
+      </w:pPr>
+      <w:r>
+        <w:rPr>
+          <w:rStyle w:val="VerbatimChar"/>
+        </w:rPr>
+        <w:t xml:space="preserve">Merge con indicador:</w:t>
+      </w:r>
+      <w:r>
+        <w:br/>
+      </w:r>
+      <w:r>
+        <w:rPr>
+          <w:rStyle w:val="VerbatimChar"/>
+        </w:rPr>
+        <w:t xml:space="preserve">  producto_id   ventas  unidades   nombre  precio      _merge</w:t>
+      </w:r>
+      <w:r>
+        <w:br/>
+      </w:r>
+      <w:r>
+        <w:rPr>
+          <w:rStyle w:val="VerbatimChar"/>
+        </w:rPr>
+        <w:t xml:space="preserve">0        P001  10000.0     100.0   Laptop  2500.0        both</w:t>
+      </w:r>
+      <w:r>
+        <w:br/>
+      </w:r>
+      <w:r>
+        <w:rPr>
+          <w:rStyle w:val="VerbatimChar"/>
+        </w:rPr>
+        <w:t xml:space="preserve">1        P002  15000.0     150.0    Mouse    25.0        both</w:t>
+      </w:r>
+      <w:r>
+        <w:br/>
+      </w:r>
+      <w:r>
+        <w:rPr>
+          <w:rStyle w:val="VerbatimChar"/>
+        </w:rPr>
+        <w:t xml:space="preserve">2        P003   8000.0      80.0  Teclado    80.0        both</w:t>
+      </w:r>
+      <w:r>
+        <w:br/>
+      </w:r>
+      <w:r>
+        <w:rPr>
+          <w:rStyle w:val="VerbatimChar"/>
+        </w:rPr>
+        <w:t xml:space="preserve">3        P004  12000.0     120.0      NaN     NaN   left_only</w:t>
+      </w:r>
+      <w:r>
+        <w:br/>
+      </w:r>
+      <w:r>
+        <w:rPr>
+          <w:rStyle w:val="VerbatimChar"/>
+        </w:rPr>
+        <w:t xml:space="preserve">4        P005      NaN       NaN  Monitor   800.0  right_only</w:t>
+      </w:r>
+      <w:r>
+        <w:br/>
+      </w:r>
+      <w:r>
+        <w:br/>
+      </w:r>
+      <w:r>
+        <w:rPr>
+          <w:rStyle w:val="VerbatimChar"/>
+        </w:rPr>
+        <w:t xml:space="preserve">Análisis de merge:</w:t>
+      </w:r>
+      <w:r>
+        <w:br/>
+      </w:r>
+      <w:r>
+        <w:rPr>
+          <w:rStyle w:val="VerbatimChar"/>
+        </w:rPr>
+        <w:t xml:space="preserve">_merge</w:t>
+      </w:r>
+      <w:r>
+        <w:br/>
+      </w:r>
+      <w:r>
+        <w:rPr>
+          <w:rStyle w:val="VerbatimChar"/>
+        </w:rPr>
+        <w:t xml:space="preserve">both          3</w:t>
+      </w:r>
+      <w:r>
+        <w:br/>
+      </w:r>
+      <w:r>
+        <w:rPr>
+          <w:rStyle w:val="VerbatimChar"/>
+        </w:rPr>
+        <w:t xml:space="preserve">left_only     1</w:t>
+      </w:r>
+      <w:r>
+        <w:br/>
+      </w:r>
+      <w:r>
+        <w:rPr>
+          <w:rStyle w:val="VerbatimChar"/>
+        </w:rPr>
+        <w:t xml:space="preserve">right_only    1</w:t>
+      </w:r>
+      <w:r>
+        <w:br/>
+      </w:r>
+      <w:r>
+        <w:rPr>
+          <w:rStyle w:val="VerbatimChar"/>
+        </w:rPr>
+        <w:t xml:space="preserve">Name: count, dtype: int64</w:t>
+      </w:r>
+      <w:r>
+        <w:br/>
+      </w:r>
+      <w:r>
+        <w:br/>
+      </w:r>
+      <w:r>
+        <w:rPr>
+          <w:rStyle w:val="VerbatimChar"/>
+        </w:rPr>
+        <w:t xml:space="preserve">Productos solo en ventas:</w:t>
+      </w:r>
+      <w:r>
+        <w:br/>
+      </w:r>
+      <w:r>
+        <w:rPr>
+          <w:rStyle w:val="VerbatimChar"/>
+        </w:rPr>
+        <w:t xml:space="preserve">  producto_id   ventas  unidades nombre  precio     _merge</w:t>
+      </w:r>
+      <w:r>
+        <w:br/>
+      </w:r>
+      <w:r>
+        <w:rPr>
+          <w:rStyle w:val="VerbatimChar"/>
+        </w:rPr>
+        <w:t xml:space="preserve">3        P004  12000.0     120.0    NaN     NaN  left_only</w:t>
       </w:r>
     </w:p>
     <w:bookmarkEnd w:id="59"/>
@@ -16165,6 +20280,53 @@
         <w:t xml:space="preserve">(df_merged)</w:t>
       </w:r>
     </w:p>
+    <w:p>
+      <w:pPr>
+        <w:pStyle w:val="SourceCode"/>
+      </w:pPr>
+      <w:r>
+        <w:rPr>
+          <w:rStyle w:val="VerbatimChar"/>
+        </w:rPr>
+        <w:t xml:space="preserve">Merge con diferentes nombres:</w:t>
+      </w:r>
+      <w:r>
+        <w:br/>
+      </w:r>
+      <w:r>
+        <w:rPr>
+          <w:rStyle w:val="VerbatimChar"/>
+        </w:rPr>
+        <w:t xml:space="preserve">   cliente_id  ventas   id nombre</w:t>
+      </w:r>
+      <w:r>
+        <w:br/>
+      </w:r>
+      <w:r>
+        <w:rPr>
+          <w:rStyle w:val="VerbatimChar"/>
+        </w:rPr>
+        <w:t xml:space="preserve">0           1    1000  1.0   Juan</w:t>
+      </w:r>
+      <w:r>
+        <w:br/>
+      </w:r>
+      <w:r>
+        <w:rPr>
+          <w:rStyle w:val="VerbatimChar"/>
+        </w:rPr>
+        <w:t xml:space="preserve">1           2    1500  2.0  María</w:t>
+      </w:r>
+      <w:r>
+        <w:br/>
+      </w:r>
+      <w:r>
+        <w:rPr>
+          <w:rStyle w:val="VerbatimChar"/>
+        </w:rPr>
+        <w:t xml:space="preserve">2           3     800  NaN    NaN</w:t>
+      </w:r>
+    </w:p>
     <w:bookmarkEnd w:id="60"/>
     <w:bookmarkStart w:id="61" w:name="merge-múltiple"/>
     <w:p>
@@ -16775,6 +20937,53 @@
           <w:rStyle w:val="NormalTok"/>
         </w:rPr>
         <w:t xml:space="preserve">(df_completo)</w:t>
+      </w:r>
+    </w:p>
+    <w:p>
+      <w:pPr>
+        <w:pStyle w:val="SourceCode"/>
+      </w:pPr>
+      <w:r>
+        <w:rPr>
+          <w:rStyle w:val="VerbatimChar"/>
+        </w:rPr>
+        <w:t xml:space="preserve">Merge de tres DataFrames:</w:t>
+      </w:r>
+      <w:r>
+        <w:br/>
+      </w:r>
+      <w:r>
+        <w:rPr>
+          <w:rStyle w:val="VerbatimChar"/>
+        </w:rPr>
+        <w:t xml:space="preserve">   venta_id producto_id  monto categoria_id     categoria</w:t>
+      </w:r>
+      <w:r>
+        <w:br/>
+      </w:r>
+      <w:r>
+        <w:rPr>
+          <w:rStyle w:val="VerbatimChar"/>
+        </w:rPr>
+        <w:t xml:space="preserve">0         1        P001   2500         C001  Computadoras</w:t>
+      </w:r>
+      <w:r>
+        <w:br/>
+      </w:r>
+      <w:r>
+        <w:rPr>
+          <w:rStyle w:val="VerbatimChar"/>
+        </w:rPr>
+        <w:t xml:space="preserve">1         2        P002     50         C002    Accesorios</w:t>
+      </w:r>
+      <w:r>
+        <w:br/>
+      </w:r>
+      <w:r>
+        <w:rPr>
+          <w:rStyle w:val="VerbatimChar"/>
+        </w:rPr>
+        <w:t xml:space="preserve">2         3        P001   2500         C001  Computadoras</w:t>
       </w:r>
     </w:p>
     <w:bookmarkEnd w:id="61"/>
@@ -17165,6 +21374,62 @@
         <w:t xml:space="preserve">(df_concatenado)</w:t>
       </w:r>
     </w:p>
+    <w:p>
+      <w:pPr>
+        <w:pStyle w:val="SourceCode"/>
+      </w:pPr>
+      <w:r>
+        <w:rPr>
+          <w:rStyle w:val="VerbatimChar"/>
+        </w:rPr>
+        <w:t xml:space="preserve">DataFrames concatenados:</w:t>
+      </w:r>
+      <w:r>
+        <w:br/>
+      </w:r>
+      <w:r>
+        <w:rPr>
+          <w:rStyle w:val="VerbatimChar"/>
+        </w:rPr>
+        <w:t xml:space="preserve">       mes  ventas</w:t>
+      </w:r>
+      <w:r>
+        <w:br/>
+      </w:r>
+      <w:r>
+        <w:rPr>
+          <w:rStyle w:val="VerbatimChar"/>
+        </w:rPr>
+        <w:t xml:space="preserve">0    Enero   10000</w:t>
+      </w:r>
+      <w:r>
+        <w:br/>
+      </w:r>
+      <w:r>
+        <w:rPr>
+          <w:rStyle w:val="VerbatimChar"/>
+        </w:rPr>
+        <w:t xml:space="preserve">1  Febrero   11000</w:t>
+      </w:r>
+      <w:r>
+        <w:br/>
+      </w:r>
+      <w:r>
+        <w:rPr>
+          <w:rStyle w:val="VerbatimChar"/>
+        </w:rPr>
+        <w:t xml:space="preserve">2    Marzo   12000</w:t>
+      </w:r>
+      <w:r>
+        <w:br/>
+      </w:r>
+      <w:r>
+        <w:rPr>
+          <w:rStyle w:val="VerbatimChar"/>
+        </w:rPr>
+        <w:t xml:space="preserve">3    Abril   11500</w:t>
+      </w:r>
+    </w:p>
     <w:bookmarkEnd w:id="63"/>
     <w:bookmarkStart w:id="64" w:name="concatenación-vertical-y-horizontal"/>
     <w:p>
@@ -18189,6 +22454,239 @@
           <w:rStyle w:val="NormalTok"/>
         </w:rPr>
         <w:t xml:space="preserve">(df_horizontal)</w:t>
+      </w:r>
+    </w:p>
+    <w:p>
+      <w:pPr>
+        <w:pStyle w:val="SourceCode"/>
+      </w:pPr>
+      <w:r>
+        <w:rPr>
+          <w:rStyle w:val="VerbatimChar"/>
+        </w:rPr>
+        <w:t xml:space="preserve">Concatenación vertical:</w:t>
+      </w:r>
+      <w:r>
+        <w:br/>
+      </w:r>
+      <w:r>
+        <w:rPr>
+          <w:rStyle w:val="VerbatimChar"/>
+        </w:rPr>
+        <w:t xml:space="preserve">  trimestre    pib</w:t>
+      </w:r>
+      <w:r>
+        <w:br/>
+      </w:r>
+      <w:r>
+        <w:rPr>
+          <w:rStyle w:val="VerbatimChar"/>
+        </w:rPr>
+        <w:t xml:space="preserve">0        Q1  50000</w:t>
+      </w:r>
+      <w:r>
+        <w:br/>
+      </w:r>
+      <w:r>
+        <w:rPr>
+          <w:rStyle w:val="VerbatimChar"/>
+        </w:rPr>
+        <w:t xml:space="preserve">1        Q2  51000</w:t>
+      </w:r>
+      <w:r>
+        <w:br/>
+      </w:r>
+      <w:r>
+        <w:rPr>
+          <w:rStyle w:val="VerbatimChar"/>
+        </w:rPr>
+        <w:t xml:space="preserve">2        Q3  52000</w:t>
+      </w:r>
+      <w:r>
+        <w:br/>
+      </w:r>
+      <w:r>
+        <w:rPr>
+          <w:rStyle w:val="VerbatimChar"/>
+        </w:rPr>
+        <w:t xml:space="preserve">3        Q4  53000</w:t>
+      </w:r>
+      <w:r>
+        <w:br/>
+      </w:r>
+      <w:r>
+        <w:rPr>
+          <w:rStyle w:val="VerbatimChar"/>
+        </w:rPr>
+        <w:t xml:space="preserve">4        Q1  54000</w:t>
+      </w:r>
+      <w:r>
+        <w:br/>
+      </w:r>
+      <w:r>
+        <w:rPr>
+          <w:rStyle w:val="VerbatimChar"/>
+        </w:rPr>
+        <w:t xml:space="preserve">5        Q2  55000</w:t>
+      </w:r>
+      <w:r>
+        <w:br/>
+      </w:r>
+      <w:r>
+        <w:rPr>
+          <w:rStyle w:val="VerbatimChar"/>
+        </w:rPr>
+        <w:t xml:space="preserve">6        Q3  56000</w:t>
+      </w:r>
+      <w:r>
+        <w:br/>
+      </w:r>
+      <w:r>
+        <w:rPr>
+          <w:rStyle w:val="VerbatimChar"/>
+        </w:rPr>
+        <w:t xml:space="preserve">7        Q4  57000</w:t>
+      </w:r>
+      <w:r>
+        <w:br/>
+      </w:r>
+      <w:r>
+        <w:br/>
+      </w:r>
+      <w:r>
+        <w:rPr>
+          <w:rStyle w:val="VerbatimChar"/>
+        </w:rPr>
+        <w:t xml:space="preserve">Con identificador de año:</w:t>
+      </w:r>
+      <w:r>
+        <w:br/>
+      </w:r>
+      <w:r>
+        <w:rPr>
+          <w:rStyle w:val="VerbatimChar"/>
+        </w:rPr>
+        <w:t xml:space="preserve">  trimestre    pib   año</w:t>
+      </w:r>
+      <w:r>
+        <w:br/>
+      </w:r>
+      <w:r>
+        <w:rPr>
+          <w:rStyle w:val="VerbatimChar"/>
+        </w:rPr>
+        <w:t xml:space="preserve">0        Q1  50000  2022</w:t>
+      </w:r>
+      <w:r>
+        <w:br/>
+      </w:r>
+      <w:r>
+        <w:rPr>
+          <w:rStyle w:val="VerbatimChar"/>
+        </w:rPr>
+        <w:t xml:space="preserve">1        Q2  51000  2022</w:t>
+      </w:r>
+      <w:r>
+        <w:br/>
+      </w:r>
+      <w:r>
+        <w:rPr>
+          <w:rStyle w:val="VerbatimChar"/>
+        </w:rPr>
+        <w:t xml:space="preserve">2        Q3  52000  2022</w:t>
+      </w:r>
+      <w:r>
+        <w:br/>
+      </w:r>
+      <w:r>
+        <w:rPr>
+          <w:rStyle w:val="VerbatimChar"/>
+        </w:rPr>
+        <w:t xml:space="preserve">3        Q4  53000  2022</w:t>
+      </w:r>
+      <w:r>
+        <w:br/>
+      </w:r>
+      <w:r>
+        <w:rPr>
+          <w:rStyle w:val="VerbatimChar"/>
+        </w:rPr>
+        <w:t xml:space="preserve">4        Q1  54000  2023</w:t>
+      </w:r>
+      <w:r>
+        <w:br/>
+      </w:r>
+      <w:r>
+        <w:rPr>
+          <w:rStyle w:val="VerbatimChar"/>
+        </w:rPr>
+        <w:t xml:space="preserve">5        Q2  55000  2023</w:t>
+      </w:r>
+      <w:r>
+        <w:br/>
+      </w:r>
+      <w:r>
+        <w:rPr>
+          <w:rStyle w:val="VerbatimChar"/>
+        </w:rPr>
+        <w:t xml:space="preserve">6        Q3  56000  2023</w:t>
+      </w:r>
+      <w:r>
+        <w:br/>
+      </w:r>
+      <w:r>
+        <w:rPr>
+          <w:rStyle w:val="VerbatimChar"/>
+        </w:rPr>
+        <w:t xml:space="preserve">7        Q4  57000  2023</w:t>
+      </w:r>
+      <w:r>
+        <w:br/>
+      </w:r>
+      <w:r>
+        <w:br/>
+      </w:r>
+      <w:r>
+        <w:rPr>
+          <w:rStyle w:val="VerbatimChar"/>
+        </w:rPr>
+        <w:t xml:space="preserve">Concatenación horizontal:</w:t>
+      </w:r>
+      <w:r>
+        <w:br/>
+      </w:r>
+      <w:r>
+        <w:rPr>
+          <w:rStyle w:val="VerbatimChar"/>
+        </w:rPr>
+        <w:t xml:space="preserve">   mes  ingresos  gastos  utilidad</w:t>
+      </w:r>
+      <w:r>
+        <w:br/>
+      </w:r>
+      <w:r>
+        <w:rPr>
+          <w:rStyle w:val="VerbatimChar"/>
+        </w:rPr>
+        <w:t xml:space="preserve">0  Ene     10000    7000      3000</w:t>
+      </w:r>
+      <w:r>
+        <w:br/>
+      </w:r>
+      <w:r>
+        <w:rPr>
+          <w:rStyle w:val="VerbatimChar"/>
+        </w:rPr>
+        <w:t xml:space="preserve">1  Feb     11000    7500      3500</w:t>
+      </w:r>
+      <w:r>
+        <w:br/>
+      </w:r>
+      <w:r>
+        <w:rPr>
+          <w:rStyle w:val="VerbatimChar"/>
+        </w:rPr>
+        <w:t xml:space="preserve">2  Mar     12000    8000      4000</w:t>
       </w:r>
     </w:p>
     <w:bookmarkEnd w:id="64"/>
@@ -19071,6 +23569,212 @@
         <w:t xml:space="preserve">(resumen)</w:t>
       </w:r>
     </w:p>
+    <w:p>
+      <w:pPr>
+        <w:pStyle w:val="SourceCode"/>
+      </w:pPr>
+      <w:r>
+        <w:rPr>
+          <w:rStyle w:val="VerbatimChar"/>
+        </w:rPr>
+        <w:t xml:space="preserve">Datos originales:</w:t>
+      </w:r>
+      <w:r>
+        <w:br/>
+      </w:r>
+      <w:r>
+        <w:rPr>
+          <w:rStyle w:val="VerbatimChar"/>
+        </w:rPr>
+        <w:t xml:space="preserve">     region producto  ventas  unidades</w:t>
+      </w:r>
+      <w:r>
+        <w:br/>
+      </w:r>
+      <w:r>
+        <w:rPr>
+          <w:rStyle w:val="VerbatimChar"/>
+        </w:rPr>
+        <w:t xml:space="preserve">0      Lima        A   10000       100</w:t>
+      </w:r>
+      <w:r>
+        <w:br/>
+      </w:r>
+      <w:r>
+        <w:rPr>
+          <w:rStyle w:val="VerbatimChar"/>
+        </w:rPr>
+        <w:t xml:space="preserve">1      Lima        B   15000       150</w:t>
+      </w:r>
+      <w:r>
+        <w:br/>
+      </w:r>
+      <w:r>
+        <w:rPr>
+          <w:rStyle w:val="VerbatimChar"/>
+        </w:rPr>
+        <w:t xml:space="preserve">2      Lima        A   11000       110</w:t>
+      </w:r>
+      <w:r>
+        <w:br/>
+      </w:r>
+      <w:r>
+        <w:rPr>
+          <w:rStyle w:val="VerbatimChar"/>
+        </w:rPr>
+        <w:t xml:space="preserve">3  Arequipa        A    8000        80</w:t>
+      </w:r>
+      <w:r>
+        <w:br/>
+      </w:r>
+      <w:r>
+        <w:rPr>
+          <w:rStyle w:val="VerbatimChar"/>
+        </w:rPr>
+        <w:t xml:space="preserve">4  Arequipa        B    9000        90</w:t>
+      </w:r>
+      <w:r>
+        <w:br/>
+      </w:r>
+      <w:r>
+        <w:rPr>
+          <w:rStyle w:val="VerbatimChar"/>
+        </w:rPr>
+        <w:t xml:space="preserve">5     Cusco        A    7000        70</w:t>
+      </w:r>
+      <w:r>
+        <w:br/>
+      </w:r>
+      <w:r>
+        <w:rPr>
+          <w:rStyle w:val="VerbatimChar"/>
+        </w:rPr>
+        <w:t xml:space="preserve">6     Cusco        B    6500        65</w:t>
+      </w:r>
+      <w:r>
+        <w:br/>
+      </w:r>
+      <w:r>
+        <w:br/>
+      </w:r>
+      <w:r>
+        <w:rPr>
+          <w:rStyle w:val="VerbatimChar"/>
+        </w:rPr>
+        <w:t xml:space="preserve">Ventas por región:</w:t>
+      </w:r>
+      <w:r>
+        <w:br/>
+      </w:r>
+      <w:r>
+        <w:rPr>
+          <w:rStyle w:val="VerbatimChar"/>
+        </w:rPr>
+        <w:t xml:space="preserve">region</w:t>
+      </w:r>
+      <w:r>
+        <w:br/>
+      </w:r>
+      <w:r>
+        <w:rPr>
+          <w:rStyle w:val="VerbatimChar"/>
+        </w:rPr>
+        <w:t xml:space="preserve">Arequipa    17000</w:t>
+      </w:r>
+      <w:r>
+        <w:br/>
+      </w:r>
+      <w:r>
+        <w:rPr>
+          <w:rStyle w:val="VerbatimChar"/>
+        </w:rPr>
+        <w:t xml:space="preserve">Cusco       13500</w:t>
+      </w:r>
+      <w:r>
+        <w:br/>
+      </w:r>
+      <w:r>
+        <w:rPr>
+          <w:rStyle w:val="VerbatimChar"/>
+        </w:rPr>
+        <w:t xml:space="preserve">Lima        36000</w:t>
+      </w:r>
+      <w:r>
+        <w:br/>
+      </w:r>
+      <w:r>
+        <w:rPr>
+          <w:rStyle w:val="VerbatimChar"/>
+        </w:rPr>
+        <w:t xml:space="preserve">Name: ventas, dtype: int64</w:t>
+      </w:r>
+      <w:r>
+        <w:br/>
+      </w:r>
+      <w:r>
+        <w:br/>
+      </w:r>
+      <w:r>
+        <w:rPr>
+          <w:rStyle w:val="VerbatimChar"/>
+        </w:rPr>
+        <w:t xml:space="preserve">Resumen por región:</w:t>
+      </w:r>
+      <w:r>
+        <w:br/>
+      </w:r>
+      <w:r>
+        <w:rPr>
+          <w:rStyle w:val="VerbatimChar"/>
+        </w:rPr>
+        <w:t xml:space="preserve">         ventas                unidades       </w:t>
+      </w:r>
+      <w:r>
+        <w:br/>
+      </w:r>
+      <w:r>
+        <w:rPr>
+          <w:rStyle w:val="VerbatimChar"/>
+        </w:rPr>
+        <w:t xml:space="preserve">            sum     mean count      sum   mean</w:t>
+      </w:r>
+      <w:r>
+        <w:br/>
+      </w:r>
+      <w:r>
+        <w:rPr>
+          <w:rStyle w:val="VerbatimChar"/>
+        </w:rPr>
+        <w:t xml:space="preserve">region                                        </w:t>
+      </w:r>
+      <w:r>
+        <w:br/>
+      </w:r>
+      <w:r>
+        <w:rPr>
+          <w:rStyle w:val="VerbatimChar"/>
+        </w:rPr>
+        <w:t xml:space="preserve">Arequipa  17000   8500.0     2      170   85.0</w:t>
+      </w:r>
+      <w:r>
+        <w:br/>
+      </w:r>
+      <w:r>
+        <w:rPr>
+          <w:rStyle w:val="VerbatimChar"/>
+        </w:rPr>
+        <w:t xml:space="preserve">Cusco     13500   6750.0     2      135   67.5</w:t>
+      </w:r>
+      <w:r>
+        <w:br/>
+      </w:r>
+      <w:r>
+        <w:rPr>
+          <w:rStyle w:val="VerbatimChar"/>
+        </w:rPr>
+        <w:t xml:space="preserve">Lima      36000  12000.0     3      360  120.0</w:t>
+      </w:r>
+    </w:p>
     <w:bookmarkEnd w:id="66"/>
     <w:bookmarkStart w:id="67" w:name="groupby-con-múltiples-columnas"/>
     <w:p>
@@ -19525,6 +24229,239 @@
           <w:rStyle w:val="NormalTok"/>
         </w:rPr>
         <w:t xml:space="preserve">(resumen_completo)</w:t>
+      </w:r>
+    </w:p>
+    <w:p>
+      <w:pPr>
+        <w:pStyle w:val="SourceCode"/>
+      </w:pPr>
+      <w:r>
+        <w:rPr>
+          <w:rStyle w:val="VerbatimChar"/>
+        </w:rPr>
+        <w:t xml:space="preserve">Ventas por región y producto:</w:t>
+      </w:r>
+      <w:r>
+        <w:br/>
+      </w:r>
+      <w:r>
+        <w:rPr>
+          <w:rStyle w:val="VerbatimChar"/>
+        </w:rPr>
+        <w:t xml:space="preserve">region    producto</w:t>
+      </w:r>
+      <w:r>
+        <w:br/>
+      </w:r>
+      <w:r>
+        <w:rPr>
+          <w:rStyle w:val="VerbatimChar"/>
+        </w:rPr>
+        <w:t xml:space="preserve">Arequipa  A            8000</w:t>
+      </w:r>
+      <w:r>
+        <w:br/>
+      </w:r>
+      <w:r>
+        <w:rPr>
+          <w:rStyle w:val="VerbatimChar"/>
+        </w:rPr>
+        <w:t xml:space="preserve">          B            9000</w:t>
+      </w:r>
+      <w:r>
+        <w:br/>
+      </w:r>
+      <w:r>
+        <w:rPr>
+          <w:rStyle w:val="VerbatimChar"/>
+        </w:rPr>
+        <w:t xml:space="preserve">Cusco     A            7000</w:t>
+      </w:r>
+      <w:r>
+        <w:br/>
+      </w:r>
+      <w:r>
+        <w:rPr>
+          <w:rStyle w:val="VerbatimChar"/>
+        </w:rPr>
+        <w:t xml:space="preserve">          B            6500</w:t>
+      </w:r>
+      <w:r>
+        <w:br/>
+      </w:r>
+      <w:r>
+        <w:rPr>
+          <w:rStyle w:val="VerbatimChar"/>
+        </w:rPr>
+        <w:t xml:space="preserve">Lima      A           21000</w:t>
+      </w:r>
+      <w:r>
+        <w:br/>
+      </w:r>
+      <w:r>
+        <w:rPr>
+          <w:rStyle w:val="VerbatimChar"/>
+        </w:rPr>
+        <w:t xml:space="preserve">          B           15000</w:t>
+      </w:r>
+      <w:r>
+        <w:br/>
+      </w:r>
+      <w:r>
+        <w:rPr>
+          <w:rStyle w:val="VerbatimChar"/>
+        </w:rPr>
+        <w:t xml:space="preserve">Name: ventas, dtype: int64</w:t>
+      </w:r>
+      <w:r>
+        <w:br/>
+      </w:r>
+      <w:r>
+        <w:br/>
+      </w:r>
+      <w:r>
+        <w:rPr>
+          <w:rStyle w:val="VerbatimChar"/>
+        </w:rPr>
+        <w:t xml:space="preserve">Tabla pivoteable:</w:t>
+      </w:r>
+      <w:r>
+        <w:br/>
+      </w:r>
+      <w:r>
+        <w:rPr>
+          <w:rStyle w:val="VerbatimChar"/>
+        </w:rPr>
+        <w:t xml:space="preserve">producto      A      B</w:t>
+      </w:r>
+      <w:r>
+        <w:br/>
+      </w:r>
+      <w:r>
+        <w:rPr>
+          <w:rStyle w:val="VerbatimChar"/>
+        </w:rPr>
+        <w:t xml:space="preserve">region                </w:t>
+      </w:r>
+      <w:r>
+        <w:br/>
+      </w:r>
+      <w:r>
+        <w:rPr>
+          <w:rStyle w:val="VerbatimChar"/>
+        </w:rPr>
+        <w:t xml:space="preserve">Arequipa   8000   9000</w:t>
+      </w:r>
+      <w:r>
+        <w:br/>
+      </w:r>
+      <w:r>
+        <w:rPr>
+          <w:rStyle w:val="VerbatimChar"/>
+        </w:rPr>
+        <w:t xml:space="preserve">Cusco      7000   6500</w:t>
+      </w:r>
+      <w:r>
+        <w:br/>
+      </w:r>
+      <w:r>
+        <w:rPr>
+          <w:rStyle w:val="VerbatimChar"/>
+        </w:rPr>
+        <w:t xml:space="preserve">Lima      21000  15000</w:t>
+      </w:r>
+      <w:r>
+        <w:br/>
+      </w:r>
+      <w:r>
+        <w:br/>
+      </w:r>
+      <w:r>
+        <w:rPr>
+          <w:rStyle w:val="VerbatimChar"/>
+        </w:rPr>
+        <w:t xml:space="preserve">Resumen completo:</w:t>
+      </w:r>
+      <w:r>
+        <w:br/>
+      </w:r>
+      <w:r>
+        <w:rPr>
+          <w:rStyle w:val="VerbatimChar"/>
+        </w:rPr>
+        <w:t xml:space="preserve">                  ventas          unidades</w:t>
+      </w:r>
+      <w:r>
+        <w:br/>
+      </w:r>
+      <w:r>
+        <w:rPr>
+          <w:rStyle w:val="VerbatimChar"/>
+        </w:rPr>
+        <w:t xml:space="preserve">                     sum     mean      sum</w:t>
+      </w:r>
+      <w:r>
+        <w:br/>
+      </w:r>
+      <w:r>
+        <w:rPr>
+          <w:rStyle w:val="VerbatimChar"/>
+        </w:rPr>
+        <w:t xml:space="preserve">region   producto                         </w:t>
+      </w:r>
+      <w:r>
+        <w:br/>
+      </w:r>
+      <w:r>
+        <w:rPr>
+          <w:rStyle w:val="VerbatimChar"/>
+        </w:rPr>
+        <w:t xml:space="preserve">Arequipa A          8000   8000.0       80</w:t>
+      </w:r>
+      <w:r>
+        <w:br/>
+      </w:r>
+      <w:r>
+        <w:rPr>
+          <w:rStyle w:val="VerbatimChar"/>
+        </w:rPr>
+        <w:t xml:space="preserve">         B          9000   9000.0       90</w:t>
+      </w:r>
+      <w:r>
+        <w:br/>
+      </w:r>
+      <w:r>
+        <w:rPr>
+          <w:rStyle w:val="VerbatimChar"/>
+        </w:rPr>
+        <w:t xml:space="preserve">Cusco    A          7000   7000.0       70</w:t>
+      </w:r>
+      <w:r>
+        <w:br/>
+      </w:r>
+      <w:r>
+        <w:rPr>
+          <w:rStyle w:val="VerbatimChar"/>
+        </w:rPr>
+        <w:t xml:space="preserve">         B          6500   6500.0       65</w:t>
+      </w:r>
+      <w:r>
+        <w:br/>
+      </w:r>
+      <w:r>
+        <w:rPr>
+          <w:rStyle w:val="VerbatimChar"/>
+        </w:rPr>
+        <w:t xml:space="preserve">Lima     A         21000  10500.0      210</w:t>
+      </w:r>
+      <w:r>
+        <w:br/>
+      </w:r>
+      <w:r>
+        <w:rPr>
+          <w:rStyle w:val="VerbatimChar"/>
+        </w:rPr>
+        <w:t xml:space="preserve">         B         15000  15000.0      150</w:t>
       </w:r>
     </w:p>
     <w:bookmarkEnd w:id="67"/>
@@ -20071,6 +25008,221 @@
           <w:rStyle w:val="NormalTok"/>
         </w:rPr>
         <w:t xml:space="preserve">(df)</w:t>
+      </w:r>
+    </w:p>
+    <w:p>
+      <w:pPr>
+        <w:pStyle w:val="SourceCode"/>
+      </w:pPr>
+      <w:r>
+        <w:rPr>
+          <w:rStyle w:val="VerbatimChar"/>
+        </w:rPr>
+        <w:t xml:space="preserve">Resumen con función personalizada:</w:t>
+      </w:r>
+      <w:r>
+        <w:br/>
+      </w:r>
+      <w:r>
+        <w:rPr>
+          <w:rStyle w:val="VerbatimChar"/>
+        </w:rPr>
+        <w:t xml:space="preserve">          count    sum     mean          std    min    max  rango</w:t>
+      </w:r>
+      <w:r>
+        <w:br/>
+      </w:r>
+      <w:r>
+        <w:rPr>
+          <w:rStyle w:val="VerbatimChar"/>
+        </w:rPr>
+        <w:t xml:space="preserve">region                                                           </w:t>
+      </w:r>
+      <w:r>
+        <w:br/>
+      </w:r>
+      <w:r>
+        <w:rPr>
+          <w:rStyle w:val="VerbatimChar"/>
+        </w:rPr>
+        <w:t xml:space="preserve">Arequipa      2  17000   8500.0   707.106781   8000   9000   1000</w:t>
+      </w:r>
+      <w:r>
+        <w:br/>
+      </w:r>
+      <w:r>
+        <w:rPr>
+          <w:rStyle w:val="VerbatimChar"/>
+        </w:rPr>
+        <w:t xml:space="preserve">Cusco         2  13500   6750.0   353.553391   6500   7000    500</w:t>
+      </w:r>
+      <w:r>
+        <w:br/>
+      </w:r>
+      <w:r>
+        <w:rPr>
+          <w:rStyle w:val="VerbatimChar"/>
+        </w:rPr>
+        <w:t xml:space="preserve">Lima          3  36000  12000.0  2645.751311  10000  15000   5000</w:t>
+      </w:r>
+      <w:r>
+        <w:br/>
+      </w:r>
+      <w:r>
+        <w:br/>
+      </w:r>
+      <w:r>
+        <w:rPr>
+          <w:rStyle w:val="VerbatimChar"/>
+        </w:rPr>
+        <w:t xml:space="preserve">Con comparación vs promedio regional:</w:t>
+      </w:r>
+      <w:r>
+        <w:br/>
+      </w:r>
+      <w:r>
+        <w:rPr>
+          <w:rStyle w:val="VerbatimChar"/>
+        </w:rPr>
+        <w:t xml:space="preserve">     region producto  ventas  unidades  ventas_region_promedio  \</w:t>
+      </w:r>
+      <w:r>
+        <w:br/>
+      </w:r>
+      <w:r>
+        <w:rPr>
+          <w:rStyle w:val="VerbatimChar"/>
+        </w:rPr>
+        <w:t xml:space="preserve">0      Lima        A   10000       100                 12000.0   </w:t>
+      </w:r>
+      <w:r>
+        <w:br/>
+      </w:r>
+      <w:r>
+        <w:rPr>
+          <w:rStyle w:val="VerbatimChar"/>
+        </w:rPr>
+        <w:t xml:space="preserve">1      Lima        B   15000       150                 12000.0   </w:t>
+      </w:r>
+      <w:r>
+        <w:br/>
+      </w:r>
+      <w:r>
+        <w:rPr>
+          <w:rStyle w:val="VerbatimChar"/>
+        </w:rPr>
+        <w:t xml:space="preserve">2      Lima        A   11000       110                 12000.0   </w:t>
+      </w:r>
+      <w:r>
+        <w:br/>
+      </w:r>
+      <w:r>
+        <w:rPr>
+          <w:rStyle w:val="VerbatimChar"/>
+        </w:rPr>
+        <w:t xml:space="preserve">3  Arequipa        A    8000        80                  8500.0   </w:t>
+      </w:r>
+      <w:r>
+        <w:br/>
+      </w:r>
+      <w:r>
+        <w:rPr>
+          <w:rStyle w:val="VerbatimChar"/>
+        </w:rPr>
+        <w:t xml:space="preserve">4  Arequipa        B    9000        90                  8500.0   </w:t>
+      </w:r>
+      <w:r>
+        <w:br/>
+      </w:r>
+      <w:r>
+        <w:rPr>
+          <w:rStyle w:val="VerbatimChar"/>
+        </w:rPr>
+        <w:t xml:space="preserve">5     Cusco        A    7000        70                  6750.0   </w:t>
+      </w:r>
+      <w:r>
+        <w:br/>
+      </w:r>
+      <w:r>
+        <w:rPr>
+          <w:rStyle w:val="VerbatimChar"/>
+        </w:rPr>
+        <w:t xml:space="preserve">6     Cusco        B    6500        65                  6750.0   </w:t>
+      </w:r>
+      <w:r>
+        <w:br/>
+      </w:r>
+      <w:r>
+        <w:br/>
+      </w:r>
+      <w:r>
+        <w:rPr>
+          <w:rStyle w:val="VerbatimChar"/>
+        </w:rPr>
+        <w:t xml:space="preserve">   ventas_vs_promedio  </w:t>
+      </w:r>
+      <w:r>
+        <w:br/>
+      </w:r>
+      <w:r>
+        <w:rPr>
+          <w:rStyle w:val="VerbatimChar"/>
+        </w:rPr>
+        <w:t xml:space="preserve">0             -2000.0  </w:t>
+      </w:r>
+      <w:r>
+        <w:br/>
+      </w:r>
+      <w:r>
+        <w:rPr>
+          <w:rStyle w:val="VerbatimChar"/>
+        </w:rPr>
+        <w:t xml:space="preserve">1              3000.0  </w:t>
+      </w:r>
+      <w:r>
+        <w:br/>
+      </w:r>
+      <w:r>
+        <w:rPr>
+          <w:rStyle w:val="VerbatimChar"/>
+        </w:rPr>
+        <w:t xml:space="preserve">2             -1000.0  </w:t>
+      </w:r>
+      <w:r>
+        <w:br/>
+      </w:r>
+      <w:r>
+        <w:rPr>
+          <w:rStyle w:val="VerbatimChar"/>
+        </w:rPr>
+        <w:t xml:space="preserve">3              -500.0  </w:t>
+      </w:r>
+      <w:r>
+        <w:br/>
+      </w:r>
+      <w:r>
+        <w:rPr>
+          <w:rStyle w:val="VerbatimChar"/>
+        </w:rPr>
+        <w:t xml:space="preserve">4               500.0  </w:t>
+      </w:r>
+      <w:r>
+        <w:br/>
+      </w:r>
+      <w:r>
+        <w:rPr>
+          <w:rStyle w:val="VerbatimChar"/>
+        </w:rPr>
+        <w:t xml:space="preserve">5               250.0  </w:t>
+      </w:r>
+      <w:r>
+        <w:br/>
+      </w:r>
+      <w:r>
+        <w:rPr>
+          <w:rStyle w:val="VerbatimChar"/>
+        </w:rPr>
+        <w:t xml:space="preserve">6              -250.0  </w:t>
       </w:r>
     </w:p>
     <w:bookmarkEnd w:id="68"/>
@@ -22303,6 +27455,365 @@
         <w:t xml:space="preserve">))</w:t>
       </w:r>
     </w:p>
+    <w:p>
+      <w:pPr>
+        <w:pStyle w:val="SourceCode"/>
+      </w:pPr>
+      <w:r>
+        <w:rPr>
+          <w:rStyle w:val="VerbatimChar"/>
+        </w:rPr>
+        <w:t xml:space="preserve">ANÁLISIS COVID-19 POR REGIÓN</w:t>
+      </w:r>
+      <w:r>
+        <w:br/>
+      </w:r>
+      <w:r>
+        <w:rPr>
+          <w:rStyle w:val="VerbatimChar"/>
+        </w:rPr>
+        <w:t xml:space="preserve">======================================================================</w:t>
+      </w:r>
+      <w:r>
+        <w:br/>
+      </w:r>
+      <w:r>
+        <w:rPr>
+          <w:rStyle w:val="VerbatimChar"/>
+        </w:rPr>
+        <w:t xml:space="preserve">             casos_positivos  fallecidos  pruebas_realizadas  \</w:t>
+      </w:r>
+      <w:r>
+        <w:br/>
+      </w:r>
+      <w:r>
+        <w:rPr>
+          <w:rStyle w:val="VerbatimChar"/>
+        </w:rPr>
+        <w:t xml:space="preserve">region                                                         </w:t>
+      </w:r>
+      <w:r>
+        <w:br/>
+      </w:r>
+      <w:r>
+        <w:rPr>
+          <w:rStyle w:val="VerbatimChar"/>
+        </w:rPr>
+        <w:t xml:space="preserve">Arequipa                5198         251                8025   </w:t>
+      </w:r>
+      <w:r>
+        <w:br/>
+      </w:r>
+      <w:r>
+        <w:rPr>
+          <w:rStyle w:val="VerbatimChar"/>
+        </w:rPr>
+        <w:t xml:space="preserve">Cusco                   4377         167                8095   </w:t>
+      </w:r>
+      <w:r>
+        <w:br/>
+      </w:r>
+      <w:r>
+        <w:rPr>
+          <w:rStyle w:val="VerbatimChar"/>
+        </w:rPr>
+        <w:t xml:space="preserve">La Libertad             4103         169               12590   </w:t>
+      </w:r>
+      <w:r>
+        <w:br/>
+      </w:r>
+      <w:r>
+        <w:rPr>
+          <w:rStyle w:val="VerbatimChar"/>
+        </w:rPr>
+        <w:t xml:space="preserve">Lima                    5604         143                9849   </w:t>
+      </w:r>
+      <w:r>
+        <w:br/>
+      </w:r>
+      <w:r>
+        <w:rPr>
+          <w:rStyle w:val="VerbatimChar"/>
+        </w:rPr>
+        <w:t xml:space="preserve">Piura                   3767         188               10552   </w:t>
+      </w:r>
+      <w:r>
+        <w:br/>
+      </w:r>
+      <w:r>
+        <w:br/>
+      </w:r>
+      <w:r>
+        <w:rPr>
+          <w:rStyle w:val="VerbatimChar"/>
+        </w:rPr>
+        <w:t xml:space="preserve">             tasa_positividad  casos_por_100k  tasa_letalidad  </w:t>
+      </w:r>
+      <w:r>
+        <w:br/>
+      </w:r>
+      <w:r>
+        <w:rPr>
+          <w:rStyle w:val="VerbatimChar"/>
+        </w:rPr>
+        <w:t xml:space="preserve">region                                                         </w:t>
+      </w:r>
+      <w:r>
+        <w:br/>
+      </w:r>
+      <w:r>
+        <w:rPr>
+          <w:rStyle w:val="VerbatimChar"/>
+        </w:rPr>
+        <w:t xml:space="preserve">Arequipa                76.36          399.85            4.83  </w:t>
+      </w:r>
+      <w:r>
+        <w:br/>
+      </w:r>
+      <w:r>
+        <w:rPr>
+          <w:rStyle w:val="VerbatimChar"/>
+        </w:rPr>
+        <w:t xml:space="preserve">Cusco                  116.39          364.75            3.82  </w:t>
+      </w:r>
+      <w:r>
+        <w:br/>
+      </w:r>
+      <w:r>
+        <w:rPr>
+          <w:rStyle w:val="VerbatimChar"/>
+        </w:rPr>
+        <w:t xml:space="preserve">La Libertad             40.97          215.95            4.12  </w:t>
+      </w:r>
+      <w:r>
+        <w:br/>
+      </w:r>
+      <w:r>
+        <w:rPr>
+          <w:rStyle w:val="VerbatimChar"/>
+        </w:rPr>
+        <w:t xml:space="preserve">Lima                    98.20           58.99            2.55  </w:t>
+      </w:r>
+      <w:r>
+        <w:br/>
+      </w:r>
+      <w:r>
+        <w:rPr>
+          <w:rStyle w:val="VerbatimChar"/>
+        </w:rPr>
+        <w:t xml:space="preserve">Piura                   75.28          188.35            4.99  </w:t>
+      </w:r>
+      <w:r>
+        <w:br/>
+      </w:r>
+      <w:r>
+        <w:br/>
+      </w:r>
+      <w:r>
+        <w:br/>
+      </w:r>
+      <w:r>
+        <w:rPr>
+          <w:rStyle w:val="VerbatimChar"/>
+        </w:rPr>
+        <w:t xml:space="preserve">ANÁLISIS POR GRUPO DE EDAD</w:t>
+      </w:r>
+      <w:r>
+        <w:br/>
+      </w:r>
+      <w:r>
+        <w:rPr>
+          <w:rStyle w:val="VerbatimChar"/>
+        </w:rPr>
+        <w:t xml:space="preserve">======================================================================</w:t>
+      </w:r>
+      <w:r>
+        <w:br/>
+      </w:r>
+      <w:r>
+        <w:rPr>
+          <w:rStyle w:val="VerbatimChar"/>
+        </w:rPr>
+        <w:t xml:space="preserve">            casos_positivos  fallecidos  tasa_letalidad</w:t>
+      </w:r>
+      <w:r>
+        <w:br/>
+      </w:r>
+      <w:r>
+        <w:rPr>
+          <w:rStyle w:val="VerbatimChar"/>
+        </w:rPr>
+        <w:t xml:space="preserve">grupo_edad                                             </w:t>
+      </w:r>
+      <w:r>
+        <w:br/>
+      </w:r>
+      <w:r>
+        <w:rPr>
+          <w:rStyle w:val="VerbatimChar"/>
+        </w:rPr>
+        <w:t xml:space="preserve">45-64                  4839         208            4.30</w:t>
+      </w:r>
+      <w:r>
+        <w:br/>
+      </w:r>
+      <w:r>
+        <w:rPr>
+          <w:rStyle w:val="VerbatimChar"/>
+        </w:rPr>
+        <w:t xml:space="preserve">65+                    6330         254            4.01</w:t>
+      </w:r>
+      <w:r>
+        <w:br/>
+      </w:r>
+      <w:r>
+        <w:rPr>
+          <w:rStyle w:val="VerbatimChar"/>
+        </w:rPr>
+        <w:t xml:space="preserve">20-44                  7402         285            3.85</w:t>
+      </w:r>
+      <w:r>
+        <w:br/>
+      </w:r>
+      <w:r>
+        <w:rPr>
+          <w:rStyle w:val="VerbatimChar"/>
+        </w:rPr>
+        <w:t xml:space="preserve">0-19                   4478         171            3.82</w:t>
+      </w:r>
+      <w:r>
+        <w:br/>
+      </w:r>
+      <w:r>
+        <w:br/>
+      </w:r>
+      <w:r>
+        <w:br/>
+      </w:r>
+      <w:r>
+        <w:rPr>
+          <w:rStyle w:val="VerbatimChar"/>
+        </w:rPr>
+        <w:t xml:space="preserve">SERIE DE TIEMPO (últimos 10 días)</w:t>
+      </w:r>
+      <w:r>
+        <w:br/>
+      </w:r>
+      <w:r>
+        <w:rPr>
+          <w:rStyle w:val="VerbatimChar"/>
+        </w:rPr>
+        <w:t xml:space="preserve">======================================================================</w:t>
+      </w:r>
+      <w:r>
+        <w:br/>
+      </w:r>
+      <w:r>
+        <w:rPr>
+          <w:rStyle w:val="VerbatimChar"/>
+        </w:rPr>
+        <w:t xml:space="preserve">            casos_positivos  fallecidos  casos_ma7</w:t>
+      </w:r>
+      <w:r>
+        <w:br/>
+      </w:r>
+      <w:r>
+        <w:rPr>
+          <w:rStyle w:val="VerbatimChar"/>
+        </w:rPr>
+        <w:t xml:space="preserve">fecha                                             </w:t>
+      </w:r>
+      <w:r>
+        <w:br/>
+      </w:r>
+      <w:r>
+        <w:rPr>
+          <w:rStyle w:val="VerbatimChar"/>
+        </w:rPr>
+        <w:t xml:space="preserve">2020-05-24              450           2      245.9</w:t>
+      </w:r>
+      <w:r>
+        <w:br/>
+      </w:r>
+      <w:r>
+        <w:rPr>
+          <w:rStyle w:val="VerbatimChar"/>
+        </w:rPr>
+        <w:t xml:space="preserve">2020-05-26              203          30      237.3</w:t>
+      </w:r>
+      <w:r>
+        <w:br/>
+      </w:r>
+      <w:r>
+        <w:rPr>
+          <w:rStyle w:val="VerbatimChar"/>
+        </w:rPr>
+        <w:t xml:space="preserve">2020-05-27              426          15      271.7</w:t>
+      </w:r>
+      <w:r>
+        <w:br/>
+      </w:r>
+      <w:r>
+        <w:rPr>
+          <w:rStyle w:val="VerbatimChar"/>
+        </w:rPr>
+        <w:t xml:space="preserve">2020-05-28              190          17      288.6</w:t>
+      </w:r>
+      <w:r>
+        <w:br/>
+      </w:r>
+      <w:r>
+        <w:rPr>
+          <w:rStyle w:val="VerbatimChar"/>
+        </w:rPr>
+        <w:t xml:space="preserve">2020-05-29              416          20      306.1</w:t>
+      </w:r>
+      <w:r>
+        <w:br/>
+      </w:r>
+      <w:r>
+        <w:rPr>
+          <w:rStyle w:val="VerbatimChar"/>
+        </w:rPr>
+        <w:t xml:space="preserve">2020-05-30              144           4      303.0</w:t>
+      </w:r>
+      <w:r>
+        <w:br/>
+      </w:r>
+      <w:r>
+        <w:rPr>
+          <w:rStyle w:val="VerbatimChar"/>
+        </w:rPr>
+        <w:t xml:space="preserve">2020-05-31              679          19      358.3</w:t>
+      </w:r>
+      <w:r>
+        <w:br/>
+      </w:r>
+      <w:r>
+        <w:rPr>
+          <w:rStyle w:val="VerbatimChar"/>
+        </w:rPr>
+        <w:t xml:space="preserve">2020-06-01              642          21      385.7</w:t>
+      </w:r>
+      <w:r>
+        <w:br/>
+      </w:r>
+      <w:r>
+        <w:rPr>
+          <w:rStyle w:val="VerbatimChar"/>
+        </w:rPr>
+        <w:t xml:space="preserve">2020-06-03              196           4      384.7</w:t>
+      </w:r>
+      <w:r>
+        <w:br/>
+      </w:r>
+      <w:r>
+        <w:rPr>
+          <w:rStyle w:val="VerbatimChar"/>
+        </w:rPr>
+        <w:t xml:space="preserve">2020-06-08              505          20      396.0</w:t>
+      </w:r>
+    </w:p>
     <w:bookmarkEnd w:id="70"/>
     <w:bookmarkStart w:id="71" w:name="Xbf30c5fbd4f80f8ec8a3cbf7954cb889da0a844"/>
     <w:p>
@@ -24710,6 +30221,614 @@
           <w:rStyle w:val="NormalTok"/>
         </w:rPr>
         <w:t xml:space="preserve">))</w:t>
+      </w:r>
+    </w:p>
+    <w:p>
+      <w:pPr>
+        <w:pStyle w:val="SourceCode"/>
+      </w:pPr>
+      <w:r>
+        <w:rPr>
+          <w:rStyle w:val="VerbatimChar"/>
+        </w:rPr>
+        <w:t xml:space="preserve">ANÁLISIS DE EXPORTACIONES</w:t>
+      </w:r>
+      <w:r>
+        <w:br/>
+      </w:r>
+      <w:r>
+        <w:rPr>
+          <w:rStyle w:val="VerbatimChar"/>
+        </w:rPr>
+        <w:t xml:space="preserve">======================================================================</w:t>
+      </w:r>
+      <w:r>
+        <w:br/>
+      </w:r>
+      <w:r>
+        <w:br/>
+      </w:r>
+      <w:r>
+        <w:rPr>
+          <w:rStyle w:val="VerbatimChar"/>
+        </w:rPr>
+        <w:t xml:space="preserve">Top 10 exportaciones individuales:</w:t>
+      </w:r>
+      <w:r>
+        <w:br/>
+      </w:r>
+      <w:r>
+        <w:rPr>
+          <w:rStyle w:val="VerbatimChar"/>
+        </w:rPr>
+        <w:t xml:space="preserve"> año  mes   producto  pais_destino  valor_fob_usd</w:t>
+      </w:r>
+      <w:r>
+        <w:br/>
+      </w:r>
+      <w:r>
+        <w:rPr>
+          <w:rStyle w:val="VerbatimChar"/>
+        </w:rPr>
+        <w:t xml:space="preserve">2022    5      Plomo           USA   9.955257e+06</w:t>
+      </w:r>
+      <w:r>
+        <w:br/>
+      </w:r>
+      <w:r>
+        <w:rPr>
+          <w:rStyle w:val="VerbatimChar"/>
+        </w:rPr>
+        <w:t xml:space="preserve">2023    7 Espárragos         China   9.934036e+06</w:t>
+      </w:r>
+      <w:r>
+        <w:br/>
+      </w:r>
+      <w:r>
+        <w:rPr>
+          <w:rStyle w:val="VerbatimChar"/>
+        </w:rPr>
+        <w:t xml:space="preserve">2020   12       Café        Brasil   9.922120e+06</w:t>
+      </w:r>
+      <w:r>
+        <w:br/>
+      </w:r>
+      <w:r>
+        <w:rPr>
+          <w:rStyle w:val="VerbatimChar"/>
+        </w:rPr>
+        <w:t xml:space="preserve">2020    2      Plomo        Canadá   9.916725e+06</w:t>
+      </w:r>
+      <w:r>
+        <w:br/>
+      </w:r>
+      <w:r>
+        <w:rPr>
+          <w:rStyle w:val="VerbatimChar"/>
+        </w:rPr>
+        <w:t xml:space="preserve">2021    4      Cobre        Canadá   9.883925e+06</w:t>
+      </w:r>
+      <w:r>
+        <w:br/>
+      </w:r>
+      <w:r>
+        <w:rPr>
+          <w:rStyle w:val="VerbatimChar"/>
+        </w:rPr>
+        <w:t xml:space="preserve">2020    4 Espárragos        Brasil   9.868261e+06</w:t>
+      </w:r>
+      <w:r>
+        <w:br/>
+      </w:r>
+      <w:r>
+        <w:rPr>
+          <w:rStyle w:val="VerbatimChar"/>
+        </w:rPr>
+        <w:t xml:space="preserve">2023    4 Espárragos        Canadá   9.814240e+06</w:t>
+      </w:r>
+      <w:r>
+        <w:br/>
+      </w:r>
+      <w:r>
+        <w:rPr>
+          <w:rStyle w:val="VerbatimChar"/>
+        </w:rPr>
+        <w:t xml:space="preserve">2022   12      Plomo        Brasil   9.788450e+06</w:t>
+      </w:r>
+      <w:r>
+        <w:br/>
+      </w:r>
+      <w:r>
+        <w:rPr>
+          <w:rStyle w:val="VerbatimChar"/>
+        </w:rPr>
+        <w:t xml:space="preserve">2019    7 Espárragos        Brasil   9.769580e+06</w:t>
+      </w:r>
+      <w:r>
+        <w:br/>
+      </w:r>
+      <w:r>
+        <w:rPr>
+          <w:rStyle w:val="VerbatimChar"/>
+        </w:rPr>
+        <w:t xml:space="preserve">2023    5      Cobre Corea del Sur   9.762309e+06</w:t>
+      </w:r>
+      <w:r>
+        <w:br/>
+      </w:r>
+      <w:r>
+        <w:br/>
+      </w:r>
+      <w:r>
+        <w:br/>
+      </w:r>
+      <w:r>
+        <w:rPr>
+          <w:rStyle w:val="VerbatimChar"/>
+        </w:rPr>
+        <w:t xml:space="preserve">EXPORTACIONES POR PRODUCTO</w:t>
+      </w:r>
+      <w:r>
+        <w:br/>
+      </w:r>
+      <w:r>
+        <w:rPr>
+          <w:rStyle w:val="VerbatimChar"/>
+        </w:rPr>
+        <w:t xml:space="preserve">======================================================================</w:t>
+      </w:r>
+      <w:r>
+        <w:br/>
+      </w:r>
+      <w:r>
+        <w:rPr>
+          <w:rStyle w:val="VerbatimChar"/>
+        </w:rPr>
+        <w:t xml:space="preserve">            valor_fob_usd_sum  valor_fob_usd_mean  valor_fob_usd_count  \</w:t>
+      </w:r>
+      <w:r>
+        <w:br/>
+      </w:r>
+      <w:r>
+        <w:rPr>
+          <w:rStyle w:val="VerbatimChar"/>
+        </w:rPr>
+        <w:t xml:space="preserve">producto                                                                 </w:t>
+      </w:r>
+      <w:r>
+        <w:br/>
+      </w:r>
+      <w:r>
+        <w:rPr>
+          <w:rStyle w:val="VerbatimChar"/>
+        </w:rPr>
+        <w:t xml:space="preserve">Cobre            3.884783e+08          4980491.61                   78   </w:t>
+      </w:r>
+      <w:r>
+        <w:br/>
+      </w:r>
+      <w:r>
+        <w:rPr>
+          <w:rStyle w:val="VerbatimChar"/>
+        </w:rPr>
+        <w:t xml:space="preserve">Espárragos       3.699379e+08          4932504.79                   75   </w:t>
+      </w:r>
+      <w:r>
+        <w:br/>
+      </w:r>
+      <w:r>
+        <w:rPr>
+          <w:rStyle w:val="VerbatimChar"/>
+        </w:rPr>
+        <w:t xml:space="preserve">Café             3.666037e+08          5163432.90                   71   </w:t>
+      </w:r>
+      <w:r>
+        <w:br/>
+      </w:r>
+      <w:r>
+        <w:rPr>
+          <w:rStyle w:val="VerbatimChar"/>
+        </w:rPr>
+        <w:t xml:space="preserve">Zinc             3.558708e+08          4809065.36                   74   </w:t>
+      </w:r>
+      <w:r>
+        <w:br/>
+      </w:r>
+      <w:r>
+        <w:rPr>
+          <w:rStyle w:val="VerbatimChar"/>
+        </w:rPr>
+        <w:t xml:space="preserve">Plomo            3.343797e+08          5572994.53                   60   </w:t>
+      </w:r>
+      <w:r>
+        <w:br/>
+      </w:r>
+      <w:r>
+        <w:rPr>
+          <w:rStyle w:val="VerbatimChar"/>
+        </w:rPr>
+        <w:t xml:space="preserve">Oro              3.316140e+08          4605749.81                   72   </w:t>
+      </w:r>
+      <w:r>
+        <w:br/>
+      </w:r>
+      <w:r>
+        <w:rPr>
+          <w:rStyle w:val="VerbatimChar"/>
+        </w:rPr>
+        <w:t xml:space="preserve">Plata            3.174952e+08          4535645.48                   70   </w:t>
+      </w:r>
+      <w:r>
+        <w:br/>
+      </w:r>
+      <w:r>
+        <w:br/>
+      </w:r>
+      <w:r>
+        <w:rPr>
+          <w:rStyle w:val="VerbatimChar"/>
+        </w:rPr>
+        <w:t xml:space="preserve">            peso_kg_sum  precio_kg_mean  </w:t>
+      </w:r>
+      <w:r>
+        <w:br/>
+      </w:r>
+      <w:r>
+        <w:rPr>
+          <w:rStyle w:val="VerbatimChar"/>
+        </w:rPr>
+        <w:t xml:space="preserve">producto                                 </w:t>
+      </w:r>
+      <w:r>
+        <w:br/>
+      </w:r>
+      <w:r>
+        <w:rPr>
+          <w:rStyle w:val="VerbatimChar"/>
+        </w:rPr>
+        <w:t xml:space="preserve">Cobre        4415310.17          190.40  </w:t>
+      </w:r>
+      <w:r>
+        <w:br/>
+      </w:r>
+      <w:r>
+        <w:rPr>
+          <w:rStyle w:val="VerbatimChar"/>
+        </w:rPr>
+        <w:t xml:space="preserve">Espárragos   3851545.49          224.55  </w:t>
+      </w:r>
+      <w:r>
+        <w:br/>
+      </w:r>
+      <w:r>
+        <w:rPr>
+          <w:rStyle w:val="VerbatimChar"/>
+        </w:rPr>
+        <w:t xml:space="preserve">Café         3791869.02          328.37  </w:t>
+      </w:r>
+      <w:r>
+        <w:br/>
+      </w:r>
+      <w:r>
+        <w:rPr>
+          <w:rStyle w:val="VerbatimChar"/>
+        </w:rPr>
+        <w:t xml:space="preserve">Zinc         3152074.23          213.16  </w:t>
+      </w:r>
+      <w:r>
+        <w:br/>
+      </w:r>
+      <w:r>
+        <w:rPr>
+          <w:rStyle w:val="VerbatimChar"/>
+        </w:rPr>
+        <w:t xml:space="preserve">Plomo        2965285.40          300.92  </w:t>
+      </w:r>
+      <w:r>
+        <w:br/>
+      </w:r>
+      <w:r>
+        <w:rPr>
+          <w:rStyle w:val="VerbatimChar"/>
+        </w:rPr>
+        <w:t xml:space="preserve">Oro          3146402.23          277.06  </w:t>
+      </w:r>
+      <w:r>
+        <w:br/>
+      </w:r>
+      <w:r>
+        <w:rPr>
+          <w:rStyle w:val="VerbatimChar"/>
+        </w:rPr>
+        <w:t xml:space="preserve">Plata        3811206.16          187.43  </w:t>
+      </w:r>
+      <w:r>
+        <w:br/>
+      </w:r>
+      <w:r>
+        <w:br/>
+      </w:r>
+      <w:r>
+        <w:br/>
+      </w:r>
+      <w:r>
+        <w:rPr>
+          <w:rStyle w:val="VerbatimChar"/>
+        </w:rPr>
+        <w:t xml:space="preserve">EXPORTACIONES POR PAÍS DESTINO</w:t>
+      </w:r>
+      <w:r>
+        <w:br/>
+      </w:r>
+      <w:r>
+        <w:rPr>
+          <w:rStyle w:val="VerbatimChar"/>
+        </w:rPr>
+        <w:t xml:space="preserve">======================================================================</w:t>
+      </w:r>
+      <w:r>
+        <w:br/>
+      </w:r>
+      <w:r>
+        <w:rPr>
+          <w:rStyle w:val="VerbatimChar"/>
+        </w:rPr>
+        <w:t xml:space="preserve">               valor_total_usd producto_principal</w:t>
+      </w:r>
+      <w:r>
+        <w:br/>
+      </w:r>
+      <w:r>
+        <w:rPr>
+          <w:rStyle w:val="VerbatimChar"/>
+        </w:rPr>
+        <w:t xml:space="preserve">pais_destino                                     </w:t>
+      </w:r>
+      <w:r>
+        <w:br/>
+      </w:r>
+      <w:r>
+        <w:rPr>
+          <w:rStyle w:val="VerbatimChar"/>
+        </w:rPr>
+        <w:t xml:space="preserve">USA               4.477071e+08                Oro</w:t>
+      </w:r>
+      <w:r>
+        <w:br/>
+      </w:r>
+      <w:r>
+        <w:rPr>
+          <w:rStyle w:val="VerbatimChar"/>
+        </w:rPr>
+        <w:t xml:space="preserve">Canadá            4.214130e+08               Zinc</w:t>
+      </w:r>
+      <w:r>
+        <w:br/>
+      </w:r>
+      <w:r>
+        <w:rPr>
+          <w:rStyle w:val="VerbatimChar"/>
+        </w:rPr>
+        <w:t xml:space="preserve">Corea del Sur     4.208985e+08              Plomo</w:t>
+      </w:r>
+      <w:r>
+        <w:br/>
+      </w:r>
+      <w:r>
+        <w:rPr>
+          <w:rStyle w:val="VerbatimChar"/>
+        </w:rPr>
+        <w:t xml:space="preserve">Brasil            4.052131e+08              Cobre</w:t>
+      </w:r>
+      <w:r>
+        <w:br/>
+      </w:r>
+      <w:r>
+        <w:rPr>
+          <w:rStyle w:val="VerbatimChar"/>
+        </w:rPr>
+        <w:t xml:space="preserve">Japón             3.852828e+08              Cobre</w:t>
+      </w:r>
+      <w:r>
+        <w:br/>
+      </w:r>
+      <w:r>
+        <w:rPr>
+          <w:rStyle w:val="VerbatimChar"/>
+        </w:rPr>
+        <w:t xml:space="preserve">China             3.838651e+08               Zinc</w:t>
+      </w:r>
+      <w:r>
+        <w:br/>
+      </w:r>
+      <w:r>
+        <w:br/>
+      </w:r>
+      <w:r>
+        <w:br/>
+      </w:r>
+      <w:r>
+        <w:rPr>
+          <w:rStyle w:val="VerbatimChar"/>
+        </w:rPr>
+        <w:t xml:space="preserve">EVOLUCIÓN ANUAL DE EXPORTACIONES</w:t>
+      </w:r>
+      <w:r>
+        <w:br/>
+      </w:r>
+      <w:r>
+        <w:rPr>
+          <w:rStyle w:val="VerbatimChar"/>
+        </w:rPr>
+        <w:t xml:space="preserve">======================================================================</w:t>
+      </w:r>
+      <w:r>
+        <w:br/>
+      </w:r>
+      <w:r>
+        <w:rPr>
+          <w:rStyle w:val="VerbatimChar"/>
+        </w:rPr>
+        <w:t xml:space="preserve">      exportaciones_usd  variacion_pct</w:t>
+      </w:r>
+      <w:r>
+        <w:br/>
+      </w:r>
+      <w:r>
+        <w:rPr>
+          <w:rStyle w:val="VerbatimChar"/>
+        </w:rPr>
+        <w:t xml:space="preserve">año                                   </w:t>
+      </w:r>
+      <w:r>
+        <w:br/>
+      </w:r>
+      <w:r>
+        <w:rPr>
+          <w:rStyle w:val="VerbatimChar"/>
+        </w:rPr>
+        <w:t xml:space="preserve">2019       5.416679e+08            NaN</w:t>
+      </w:r>
+      <w:r>
+        <w:br/>
+      </w:r>
+      <w:r>
+        <w:rPr>
+          <w:rStyle w:val="VerbatimChar"/>
+        </w:rPr>
+        <w:t xml:space="preserve">2020       4.880700e+08          -9.89</w:t>
+      </w:r>
+      <w:r>
+        <w:br/>
+      </w:r>
+      <w:r>
+        <w:rPr>
+          <w:rStyle w:val="VerbatimChar"/>
+        </w:rPr>
+        <w:t xml:space="preserve">2021       4.630620e+08          -5.12</w:t>
+      </w:r>
+      <w:r>
+        <w:br/>
+      </w:r>
+      <w:r>
+        <w:rPr>
+          <w:rStyle w:val="VerbatimChar"/>
+        </w:rPr>
+        <w:t xml:space="preserve">2022       5.181818e+08          11.90</w:t>
+      </w:r>
+      <w:r>
+        <w:br/>
+      </w:r>
+      <w:r>
+        <w:rPr>
+          <w:rStyle w:val="VerbatimChar"/>
+        </w:rPr>
+        <w:t xml:space="preserve">2023       4.533979e+08         -12.50</w:t>
+      </w:r>
+      <w:r>
+        <w:br/>
+      </w:r>
+      <w:r>
+        <w:br/>
+      </w:r>
+      <w:r>
+        <w:br/>
+      </w:r>
+      <w:r>
+        <w:rPr>
+          <w:rStyle w:val="VerbatimChar"/>
+        </w:rPr>
+        <w:t xml:space="preserve">MATRIZ: PRODUCTO X DESTINO (Millones USD)</w:t>
+      </w:r>
+      <w:r>
+        <w:br/>
+      </w:r>
+      <w:r>
+        <w:rPr>
+          <w:rStyle w:val="VerbatimChar"/>
+        </w:rPr>
+        <w:t xml:space="preserve">======================================================================</w:t>
+      </w:r>
+      <w:r>
+        <w:br/>
+      </w:r>
+      <w:r>
+        <w:rPr>
+          <w:rStyle w:val="VerbatimChar"/>
+        </w:rPr>
+        <w:t xml:space="preserve">pais_destino  Brasil  Canadá  China  Corea del Sur  Japón    USA</w:t>
+      </w:r>
+      <w:r>
+        <w:br/>
+      </w:r>
+      <w:r>
+        <w:rPr>
+          <w:rStyle w:val="VerbatimChar"/>
+        </w:rPr>
+        <w:t xml:space="preserve">producto                                                        </w:t>
+      </w:r>
+      <w:r>
+        <w:br/>
+      </w:r>
+      <w:r>
+        <w:rPr>
+          <w:rStyle w:val="VerbatimChar"/>
+        </w:rPr>
+        <w:t xml:space="preserve">Café           86.57   49.45  69.19          50.29  39.77  71.33</w:t>
+      </w:r>
+      <w:r>
+        <w:br/>
+      </w:r>
+      <w:r>
+        <w:rPr>
+          <w:rStyle w:val="VerbatimChar"/>
+        </w:rPr>
+        <w:t xml:space="preserve">Cobre          66.51   72.20  46.98          57.29  70.67  74.83</w:t>
+      </w:r>
+      <w:r>
+        <w:br/>
+      </w:r>
+      <w:r>
+        <w:rPr>
+          <w:rStyle w:val="VerbatimChar"/>
+        </w:rPr>
+        <w:t xml:space="preserve">Espárragos     69.00   62.05  40.97          66.20  63.74  67.99</w:t>
+      </w:r>
+      <w:r>
+        <w:br/>
+      </w:r>
+      <w:r>
+        <w:rPr>
+          <w:rStyle w:val="VerbatimChar"/>
+        </w:rPr>
+        <w:t xml:space="preserve">Oro            55.50   46.88  50.55          54.74  45.73  78.23</w:t>
+      </w:r>
+      <w:r>
+        <w:br/>
+      </w:r>
+      <w:r>
+        <w:rPr>
+          <w:rStyle w:val="VerbatimChar"/>
+        </w:rPr>
+        <w:t xml:space="preserve">Plata          38.38   53.34  57.31          65.20  31.18  72.10</w:t>
+      </w:r>
+      <w:r>
+        <w:br/>
+      </w:r>
+      <w:r>
+        <w:rPr>
+          <w:rStyle w:val="VerbatimChar"/>
+        </w:rPr>
+        <w:t xml:space="preserve">Plomo          51.73   45.89  46.61          82.74  57.60  49.82</w:t>
+      </w:r>
+      <w:r>
+        <w:br/>
+      </w:r>
+      <w:r>
+        <w:rPr>
+          <w:rStyle w:val="VerbatimChar"/>
+        </w:rPr>
+        <w:t xml:space="preserve">Zinc           37.53   91.61  72.26          44.45  76.60  33.42</w:t>
       </w:r>
     </w:p>
     <w:bookmarkEnd w:id="71"/>
@@ -27542,6 +33661,395 @@
         <w:t xml:space="preserve">)</w:t>
       </w:r>
     </w:p>
+    <w:p>
+      <w:pPr>
+        <w:pStyle w:val="SourceCode"/>
+      </w:pPr>
+      <w:r>
+        <w:rPr>
+          <w:rStyle w:val="VerbatimChar"/>
+        </w:rPr>
+        <w:t xml:space="preserve">ANÁLISIS DE INDICADORES MACROECONÓMICOS</w:t>
+      </w:r>
+      <w:r>
+        <w:br/>
+      </w:r>
+      <w:r>
+        <w:rPr>
+          <w:rStyle w:val="VerbatimChar"/>
+        </w:rPr>
+        <w:t xml:space="preserve">======================================================================</w:t>
+      </w:r>
+      <w:r>
+        <w:br/>
+      </w:r>
+      <w:r>
+        <w:br/>
+      </w:r>
+      <w:r>
+        <w:rPr>
+          <w:rStyle w:val="VerbatimChar"/>
+        </w:rPr>
+        <w:t xml:space="preserve">Estadísticas descriptivas:</w:t>
+      </w:r>
+      <w:r>
+        <w:br/>
+      </w:r>
+      <w:r>
+        <w:rPr>
+          <w:rStyle w:val="VerbatimChar"/>
+        </w:rPr>
+        <w:t xml:space="preserve">       crecimiento_pib  inflacion  desempleo</w:t>
+      </w:r>
+      <w:r>
+        <w:br/>
+      </w:r>
+      <w:r>
+        <w:rPr>
+          <w:rStyle w:val="VerbatimChar"/>
+        </w:rPr>
+        <w:t xml:space="preserve">count            13.00      14.00      14.00</w:t>
+      </w:r>
+      <w:r>
+        <w:br/>
+      </w:r>
+      <w:r>
+        <w:rPr>
+          <w:rStyle w:val="VerbatimChar"/>
+        </w:rPr>
+        <w:t xml:space="preserve">mean              2.46       3.41       8.06</w:t>
+      </w:r>
+      <w:r>
+        <w:br/>
+      </w:r>
+      <w:r>
+        <w:rPr>
+          <w:rStyle w:val="VerbatimChar"/>
+        </w:rPr>
+        <w:t xml:space="preserve">std               4.09       1.80       2.06</w:t>
+      </w:r>
+      <w:r>
+        <w:br/>
+      </w:r>
+      <w:r>
+        <w:rPr>
+          <w:rStyle w:val="VerbatimChar"/>
+        </w:rPr>
+        <w:t xml:space="preserve">min              -6.38       1.80       6.20</w:t>
+      </w:r>
+      <w:r>
+        <w:br/>
+      </w:r>
+      <w:r>
+        <w:rPr>
+          <w:rStyle w:val="VerbatimChar"/>
+        </w:rPr>
+        <w:t xml:space="preserve">25%               2.27       2.50       6.82</w:t>
+      </w:r>
+      <w:r>
+        <w:br/>
+      </w:r>
+      <w:r>
+        <w:rPr>
+          <w:rStyle w:val="VerbatimChar"/>
+        </w:rPr>
+        <w:t xml:space="preserve">50%               3.37       2.85       7.35</w:t>
+      </w:r>
+      <w:r>
+        <w:br/>
+      </w:r>
+      <w:r>
+        <w:rPr>
+          <w:rStyle w:val="VerbatimChar"/>
+        </w:rPr>
+        <w:t xml:space="preserve">75%               4.44       3.42       7.80</w:t>
+      </w:r>
+      <w:r>
+        <w:br/>
+      </w:r>
+      <w:r>
+        <w:rPr>
+          <w:rStyle w:val="VerbatimChar"/>
+        </w:rPr>
+        <w:t xml:space="preserve">max               9.09       8.30      13.00</w:t>
+      </w:r>
+      <w:r>
+        <w:br/>
+      </w:r>
+      <w:r>
+        <w:br/>
+      </w:r>
+      <w:r>
+        <w:br/>
+      </w:r>
+      <w:r>
+        <w:rPr>
+          <w:rStyle w:val="VerbatimChar"/>
+        </w:rPr>
+        <w:t xml:space="preserve">Años con mayor crecimiento:</w:t>
+      </w:r>
+      <w:r>
+        <w:br/>
+      </w:r>
+      <w:r>
+        <w:rPr>
+          <w:rStyle w:val="VerbatimChar"/>
+        </w:rPr>
+        <w:t xml:space="preserve">     año  crecimiento_pib  pib_millones</w:t>
+      </w:r>
+      <w:r>
+        <w:br/>
+      </w:r>
+      <w:r>
+        <w:rPr>
+          <w:rStyle w:val="VerbatimChar"/>
+        </w:rPr>
+        <w:t xml:space="preserve">11  2021         9.090909        240000</w:t>
+      </w:r>
+      <w:r>
+        <w:br/>
+      </w:r>
+      <w:r>
+        <w:rPr>
+          <w:rStyle w:val="VerbatimChar"/>
+        </w:rPr>
+        <w:t xml:space="preserve">1   2011         5.263158        200000</w:t>
+      </w:r>
+      <w:r>
+        <w:br/>
+      </w:r>
+      <w:r>
+        <w:rPr>
+          <w:rStyle w:val="VerbatimChar"/>
+        </w:rPr>
+        <w:t xml:space="preserve">5   2015         4.761905        220000</w:t>
+      </w:r>
+      <w:r>
+        <w:br/>
+      </w:r>
+      <w:r>
+        <w:br/>
+      </w:r>
+      <w:r>
+        <w:rPr>
+          <w:rStyle w:val="VerbatimChar"/>
+        </w:rPr>
+        <w:t xml:space="preserve">Años con menor crecimiento:</w:t>
+      </w:r>
+      <w:r>
+        <w:br/>
+      </w:r>
+      <w:r>
+        <w:rPr>
+          <w:rStyle w:val="VerbatimChar"/>
+        </w:rPr>
+        <w:t xml:space="preserve">     año  crecimiento_pib  pib_millones</w:t>
+      </w:r>
+      <w:r>
+        <w:br/>
+      </w:r>
+      <w:r>
+        <w:rPr>
+          <w:rStyle w:val="VerbatimChar"/>
+        </w:rPr>
+        <w:t xml:space="preserve">10  2020        -6.382979        220000</w:t>
+      </w:r>
+      <w:r>
+        <w:br/>
+      </w:r>
+      <w:r>
+        <w:rPr>
+          <w:rStyle w:val="VerbatimChar"/>
+        </w:rPr>
+        <w:t xml:space="preserve">7   2017        -3.111111        218000</w:t>
+      </w:r>
+      <w:r>
+        <w:br/>
+      </w:r>
+      <w:r>
+        <w:rPr>
+          <w:rStyle w:val="VerbatimChar"/>
+        </w:rPr>
+        <w:t xml:space="preserve">4   2014        -2.325581        210000</w:t>
+      </w:r>
+      <w:r>
+        <w:br/>
+      </w:r>
+      <w:r>
+        <w:br/>
+      </w:r>
+      <w:r>
+        <w:br/>
+      </w:r>
+      <w:r>
+        <w:rPr>
+          <w:rStyle w:val="VerbatimChar"/>
+        </w:rPr>
+        <w:t xml:space="preserve">Correlación entre variables:</w:t>
+      </w:r>
+      <w:r>
+        <w:br/>
+      </w:r>
+      <w:r>
+        <w:rPr>
+          <w:rStyle w:val="VerbatimChar"/>
+        </w:rPr>
+        <w:t xml:space="preserve">                   crecimiento_pib  inflacion  desempleo  balanza_comercial</w:t>
+      </w:r>
+      <w:r>
+        <w:br/>
+      </w:r>
+      <w:r>
+        <w:rPr>
+          <w:rStyle w:val="VerbatimChar"/>
+        </w:rPr>
+        <w:t xml:space="preserve">crecimiento_pib              1.000      0.180     -0.017              0.274</w:t>
+      </w:r>
+      <w:r>
+        <w:br/>
+      </w:r>
+      <w:r>
+        <w:rPr>
+          <w:rStyle w:val="VerbatimChar"/>
+        </w:rPr>
+        <w:t xml:space="preserve">inflacion                    0.180      1.000     -0.354              0.173</w:t>
+      </w:r>
+      <w:r>
+        <w:br/>
+      </w:r>
+      <w:r>
+        <w:rPr>
+          <w:rStyle w:val="VerbatimChar"/>
+        </w:rPr>
+        <w:t xml:space="preserve">desempleo                   -0.017     -0.354      1.000              0.558</w:t>
+      </w:r>
+      <w:r>
+        <w:br/>
+      </w:r>
+      <w:r>
+        <w:rPr>
+          <w:rStyle w:val="VerbatimChar"/>
+        </w:rPr>
+        <w:t xml:space="preserve">balanza_comercial            0.274      0.173      0.558              1.000</w:t>
+      </w:r>
+      <w:r>
+        <w:br/>
+      </w:r>
+      <w:r>
+        <w:br/>
+      </w:r>
+      <w:r>
+        <w:br/>
+      </w:r>
+      <w:r>
+        <w:rPr>
+          <w:rStyle w:val="VerbatimChar"/>
+        </w:rPr>
+        <w:t xml:space="preserve">Períodos de contracción económica:</w:t>
+      </w:r>
+      <w:r>
+        <w:br/>
+      </w:r>
+      <w:r>
+        <w:rPr>
+          <w:rStyle w:val="VerbatimChar"/>
+        </w:rPr>
+        <w:t xml:space="preserve">     año  crecimiento_pib  desempleo  inflacion</w:t>
+      </w:r>
+      <w:r>
+        <w:br/>
+      </w:r>
+      <w:r>
+        <w:rPr>
+          <w:rStyle w:val="VerbatimChar"/>
+        </w:rPr>
+        <w:t xml:space="preserve">4   2014        -2.325581        6.2        3.2</w:t>
+      </w:r>
+      <w:r>
+        <w:br/>
+      </w:r>
+      <w:r>
+        <w:rPr>
+          <w:rStyle w:val="VerbatimChar"/>
+        </w:rPr>
+        <w:t xml:space="preserve">7   2017        -3.111111        7.2        2.8</w:t>
+      </w:r>
+      <w:r>
+        <w:br/>
+      </w:r>
+      <w:r>
+        <w:rPr>
+          <w:rStyle w:val="VerbatimChar"/>
+        </w:rPr>
+        <w:t xml:space="preserve">10  2020        -6.382979        9.8        2.5</w:t>
+      </w:r>
+      <w:r>
+        <w:br/>
+      </w:r>
+      <w:r>
+        <w:br/>
+      </w:r>
+      <w:r>
+        <w:br/>
+      </w:r>
+      <w:r>
+        <w:rPr>
+          <w:rStyle w:val="VerbatimChar"/>
+        </w:rPr>
+        <w:t xml:space="preserve">Promedios por década:</w:t>
+      </w:r>
+      <w:r>
+        <w:br/>
+      </w:r>
+      <w:r>
+        <w:rPr>
+          <w:rStyle w:val="VerbatimChar"/>
+        </w:rPr>
+        <w:t xml:space="preserve">        crecimiento_pib  inflacion  desempleo</w:t>
+      </w:r>
+      <w:r>
+        <w:br/>
+      </w:r>
+      <w:r>
+        <w:rPr>
+          <w:rStyle w:val="VerbatimChar"/>
+        </w:rPr>
+        <w:t xml:space="preserve">decada                                       </w:t>
+      </w:r>
+      <w:r>
+        <w:br/>
+      </w:r>
+      <w:r>
+        <w:rPr>
+          <w:rStyle w:val="VerbatimChar"/>
+        </w:rPr>
+        <w:t xml:space="preserve">2010               2.43       2.69       8.05</w:t>
+      </w:r>
+      <w:r>
+        <w:br/>
+      </w:r>
+      <w:r>
+        <w:rPr>
+          <w:rStyle w:val="VerbatimChar"/>
+        </w:rPr>
+        <w:t xml:space="preserve">2020               2.52       5.20       8.07</w:t>
+      </w:r>
+      <w:r>
+        <w:br/>
+      </w:r>
+      <w:r>
+        <w:br/>
+      </w:r>
+      <w:r>
+        <w:br/>
+      </w:r>
+      <w:r>
+        <w:rPr>
+          <w:rStyle w:val="VerbatimChar"/>
+        </w:rPr>
+        <w:t xml:space="preserve">Resultados guardados en 'analisis_macroeconomico.csv'</w:t>
+      </w:r>
+    </w:p>
     <w:bookmarkEnd w:id="73"/>
     <w:bookmarkStart w:id="74" w:name="X8977bb3358018ecd0adfc1ba9d3219205c8bebb"/>
     <w:p>
@@ -32094,6 +38602,608 @@
           <w:rStyle w:val="NormalTok"/>
         </w:rPr>
         <w:t xml:space="preserve">)</w:t>
+      </w:r>
+    </w:p>
+    <w:p>
+      <w:pPr>
+        <w:pStyle w:val="SourceCode"/>
+      </w:pPr>
+      <w:r>
+        <w:rPr>
+          <w:rStyle w:val="VerbatimChar"/>
+        </w:rPr>
+        <w:t xml:space="preserve">SISTEMA DE GESTIÓN DE INVENTARIOS</w:t>
+      </w:r>
+      <w:r>
+        <w:br/>
+      </w:r>
+      <w:r>
+        <w:rPr>
+          <w:rStyle w:val="VerbatimChar"/>
+        </w:rPr>
+        <w:t xml:space="preserve">======================================================================</w:t>
+      </w:r>
+      <w:r>
+        <w:br/>
+      </w:r>
+      <w:r>
+        <w:br/>
+      </w:r>
+      <w:r>
+        <w:rPr>
+          <w:rStyle w:val="VerbatimChar"/>
+        </w:rPr>
+        <w:t xml:space="preserve">1. VENTAS POR CATEGORÍA</w:t>
+      </w:r>
+      <w:r>
+        <w:br/>
+      </w:r>
+      <w:r>
+        <w:rPr>
+          <w:rStyle w:val="VerbatimChar"/>
+        </w:rPr>
+        <w:t xml:space="preserve">----------------------------------------------------------------------</w:t>
+      </w:r>
+      <w:r>
+        <w:br/>
+      </w:r>
+      <w:r>
+        <w:rPr>
+          <w:rStyle w:val="VerbatimChar"/>
+        </w:rPr>
+        <w:t xml:space="preserve">             valor_total  unidades_vendidas  num_transacciones</w:t>
+      </w:r>
+      <w:r>
+        <w:br/>
+      </w:r>
+      <w:r>
+        <w:rPr>
+          <w:rStyle w:val="VerbatimChar"/>
+        </w:rPr>
+        <w:t xml:space="preserve">categoria                                                     </w:t>
+      </w:r>
+      <w:r>
+        <w:br/>
+      </w:r>
+      <w:r>
+        <w:rPr>
+          <w:rStyle w:val="VerbatimChar"/>
+        </w:rPr>
+        <w:t xml:space="preserve">Hogar          612605.58               1709                172</w:t>
+      </w:r>
+      <w:r>
+        <w:br/>
+      </w:r>
+      <w:r>
+        <w:rPr>
+          <w:rStyle w:val="VerbatimChar"/>
+        </w:rPr>
+        <w:t xml:space="preserve">Alimentos      533735.35               2287                227</w:t>
+      </w:r>
+      <w:r>
+        <w:br/>
+      </w:r>
+      <w:r>
+        <w:rPr>
+          <w:rStyle w:val="VerbatimChar"/>
+        </w:rPr>
+        <w:t xml:space="preserve">Electrónica    351288.52                855                 81</w:t>
+      </w:r>
+      <w:r>
+        <w:br/>
+      </w:r>
+      <w:r>
+        <w:rPr>
+          <w:rStyle w:val="VerbatimChar"/>
+        </w:rPr>
+        <w:t xml:space="preserve">Ropa            45313.94                197                 20</w:t>
+      </w:r>
+      <w:r>
+        <w:br/>
+      </w:r>
+      <w:r>
+        <w:br/>
+      </w:r>
+      <w:r>
+        <w:br/>
+      </w:r>
+      <w:r>
+        <w:rPr>
+          <w:rStyle w:val="VerbatimChar"/>
+        </w:rPr>
+        <w:t xml:space="preserve">2. TOP 10 PRODUCTOS MÁS VENDIDOS</w:t>
+      </w:r>
+      <w:r>
+        <w:br/>
+      </w:r>
+      <w:r>
+        <w:rPr>
+          <w:rStyle w:val="VerbatimChar"/>
+        </w:rPr>
+        <w:t xml:space="preserve">----------------------------------------------------------------------</w:t>
+      </w:r>
+      <w:r>
+        <w:br/>
+      </w:r>
+      <w:r>
+        <w:rPr>
+          <w:rStyle w:val="VerbatimChar"/>
+        </w:rPr>
+        <w:t xml:space="preserve">                         unidades_vendidas  ingresos_totales</w:t>
+      </w:r>
+      <w:r>
+        <w:br/>
+      </w:r>
+      <w:r>
+        <w:rPr>
+          <w:rStyle w:val="VerbatimChar"/>
+        </w:rPr>
+        <w:t xml:space="preserve">producto_id nombre                                          </w:t>
+      </w:r>
+      <w:r>
+        <w:br/>
+      </w:r>
+      <w:r>
+        <w:rPr>
+          <w:rStyle w:val="VerbatimChar"/>
+        </w:rPr>
+        <w:t xml:space="preserve">PROD011     Producto 11                289         177044.29</w:t>
+      </w:r>
+      <w:r>
+        <w:br/>
+      </w:r>
+      <w:r>
+        <w:rPr>
+          <w:rStyle w:val="VerbatimChar"/>
+        </w:rPr>
+        <w:t xml:space="preserve">PROD002     Producto 2                 233         176332.07</w:t>
+      </w:r>
+      <w:r>
+        <w:br/>
+      </w:r>
+      <w:r>
+        <w:rPr>
+          <w:rStyle w:val="VerbatimChar"/>
+        </w:rPr>
+        <w:t xml:space="preserve">PROD019     Producto 19                295         137434.60</w:t>
+      </w:r>
+      <w:r>
+        <w:br/>
+      </w:r>
+      <w:r>
+        <w:rPr>
+          <w:rStyle w:val="VerbatimChar"/>
+        </w:rPr>
+        <w:t xml:space="preserve">PROD015     Producto 15                398         130540.02</w:t>
+      </w:r>
+      <w:r>
+        <w:br/>
+      </w:r>
+      <w:r>
+        <w:rPr>
+          <w:rStyle w:val="VerbatimChar"/>
+        </w:rPr>
+        <w:t xml:space="preserve">PROD008     Producto 8                 341         129331.07</w:t>
+      </w:r>
+      <w:r>
+        <w:br/>
+      </w:r>
+      <w:r>
+        <w:rPr>
+          <w:rStyle w:val="VerbatimChar"/>
+        </w:rPr>
+        <w:t xml:space="preserve">PROD003     Producto 3                 195         104009.10</w:t>
+      </w:r>
+      <w:r>
+        <w:br/>
+      </w:r>
+      <w:r>
+        <w:rPr>
+          <w:rStyle w:val="VerbatimChar"/>
+        </w:rPr>
+        <w:t xml:space="preserve">PROD009     Producto 9                 222          81141.00</w:t>
+      </w:r>
+      <w:r>
+        <w:br/>
+      </w:r>
+      <w:r>
+        <w:rPr>
+          <w:rStyle w:val="VerbatimChar"/>
+        </w:rPr>
+        <w:t xml:space="preserve">PROD013     Producto 13                298          81118.58</w:t>
+      </w:r>
+      <w:r>
+        <w:br/>
+      </w:r>
+      <w:r>
+        <w:rPr>
+          <w:rStyle w:val="VerbatimChar"/>
+        </w:rPr>
+        <w:t xml:space="preserve">PROD016     Producto 16                150          72969.00</w:t>
+      </w:r>
+      <w:r>
+        <w:br/>
+      </w:r>
+      <w:r>
+        <w:rPr>
+          <w:rStyle w:val="VerbatimChar"/>
+        </w:rPr>
+        <w:t xml:space="preserve">PROD017     Producto 17                357          68087.04</w:t>
+      </w:r>
+      <w:r>
+        <w:br/>
+      </w:r>
+      <w:r>
+        <w:br/>
+      </w:r>
+      <w:r>
+        <w:br/>
+      </w:r>
+      <w:r>
+        <w:rPr>
+          <w:rStyle w:val="VerbatimChar"/>
+        </w:rPr>
+        <w:t xml:space="preserve">3. ALERTA: PRODUCTOS BAJO STOCK MÍNIMO</w:t>
+      </w:r>
+      <w:r>
+        <w:br/>
+      </w:r>
+      <w:r>
+        <w:rPr>
+          <w:rStyle w:val="VerbatimChar"/>
+        </w:rPr>
+        <w:t xml:space="preserve">----------------------------------------------------------------------</w:t>
+      </w:r>
+      <w:r>
+        <w:br/>
+      </w:r>
+      <w:r>
+        <w:rPr>
+          <w:rStyle w:val="VerbatimChar"/>
+        </w:rPr>
+        <w:t xml:space="preserve">   producto_id       nombre    categoria  stock_actual  stock_minimo  faltante</w:t>
+      </w:r>
+      <w:r>
+        <w:br/>
+      </w:r>
+      <w:r>
+        <w:rPr>
+          <w:rStyle w:val="VerbatimChar"/>
+        </w:rPr>
+        <w:t xml:space="preserve">15     PROD016  Producto 16  Electrónica            23            42        19</w:t>
+      </w:r>
+      <w:r>
+        <w:br/>
+      </w:r>
+      <w:r>
+        <w:rPr>
+          <w:rStyle w:val="VerbatimChar"/>
+        </w:rPr>
+        <w:t xml:space="preserve">5      PROD006   Producto 6        Hogar            13            18         5</w:t>
+      </w:r>
+      <w:r>
+        <w:br/>
+      </w:r>
+      <w:r>
+        <w:rPr>
+          <w:rStyle w:val="VerbatimChar"/>
+        </w:rPr>
+        <w:t xml:space="preserve">8      PROD009   Producto 9    Alimentos            14            17         3</w:t>
+      </w:r>
+      <w:r>
+        <w:br/>
+      </w:r>
+      <w:r>
+        <w:br/>
+      </w:r>
+      <w:r>
+        <w:br/>
+      </w:r>
+      <w:r>
+        <w:rPr>
+          <w:rStyle w:val="VerbatimChar"/>
+        </w:rPr>
+        <w:t xml:space="preserve">4. ANÁLISIS DE RENTABILIDAD POR PRODUCTO</w:t>
+      </w:r>
+      <w:r>
+        <w:br/>
+      </w:r>
+      <w:r>
+        <w:rPr>
+          <w:rStyle w:val="VerbatimChar"/>
+        </w:rPr>
+        <w:t xml:space="preserve">----------------------------------------------------------------------</w:t>
+      </w:r>
+      <w:r>
+        <w:br/>
+      </w:r>
+      <w:r>
+        <w:rPr>
+          <w:rStyle w:val="VerbatimChar"/>
+        </w:rPr>
+        <w:t xml:space="preserve">             cantidad  utilidad  margen_pct</w:t>
+      </w:r>
+      <w:r>
+        <w:br/>
+      </w:r>
+      <w:r>
+        <w:rPr>
+          <w:rStyle w:val="VerbatimChar"/>
+        </w:rPr>
+        <w:t xml:space="preserve">producto_id                                </w:t>
+      </w:r>
+      <w:r>
+        <w:br/>
+      </w:r>
+      <w:r>
+        <w:rPr>
+          <w:rStyle w:val="VerbatimChar"/>
+        </w:rPr>
+        <w:t xml:space="preserve">PROD011           289  87509.20       49.43</w:t>
+      </w:r>
+      <w:r>
+        <w:br/>
+      </w:r>
+      <w:r>
+        <w:rPr>
+          <w:rStyle w:val="VerbatimChar"/>
+        </w:rPr>
+        <w:t xml:space="preserve">PROD002           233  63266.49       35.88</w:t>
+      </w:r>
+      <w:r>
+        <w:br/>
+      </w:r>
+      <w:r>
+        <w:rPr>
+          <w:rStyle w:val="VerbatimChar"/>
+        </w:rPr>
+        <w:t xml:space="preserve">PROD019           295  48852.00       35.55</w:t>
+      </w:r>
+      <w:r>
+        <w:br/>
+      </w:r>
+      <w:r>
+        <w:rPr>
+          <w:rStyle w:val="VerbatimChar"/>
+        </w:rPr>
+        <w:t xml:space="preserve">PROD008           341  38239.74       29.57</w:t>
+      </w:r>
+      <w:r>
+        <w:br/>
+      </w:r>
+      <w:r>
+        <w:rPr>
+          <w:rStyle w:val="VerbatimChar"/>
+        </w:rPr>
+        <w:t xml:space="preserve">PROD015           398  37618.96       28.82</w:t>
+      </w:r>
+      <w:r>
+        <w:br/>
+      </w:r>
+      <w:r>
+        <w:rPr>
+          <w:rStyle w:val="VerbatimChar"/>
+        </w:rPr>
+        <w:t xml:space="preserve">PROD013           298  35479.88       43.74</w:t>
+      </w:r>
+      <w:r>
+        <w:br/>
+      </w:r>
+      <w:r>
+        <w:rPr>
+          <w:rStyle w:val="VerbatimChar"/>
+        </w:rPr>
+        <w:t xml:space="preserve">PROD009           222  31934.70       39.36</w:t>
+      </w:r>
+      <w:r>
+        <w:br/>
+      </w:r>
+      <w:r>
+        <w:rPr>
+          <w:rStyle w:val="VerbatimChar"/>
+        </w:rPr>
+        <w:t xml:space="preserve">PROD017           357  29588.16       43.46</w:t>
+      </w:r>
+      <w:r>
+        <w:br/>
+      </w:r>
+      <w:r>
+        <w:rPr>
+          <w:rStyle w:val="VerbatimChar"/>
+        </w:rPr>
+        <w:t xml:space="preserve">PROD003           195  22518.60       21.65</w:t>
+      </w:r>
+      <w:r>
+        <w:br/>
+      </w:r>
+      <w:r>
+        <w:rPr>
+          <w:rStyle w:val="VerbatimChar"/>
+        </w:rPr>
+        <w:t xml:space="preserve">PROD005           274  19958.16       42.37</w:t>
+      </w:r>
+      <w:r>
+        <w:br/>
+      </w:r>
+      <w:r>
+        <w:br/>
+      </w:r>
+      <w:r>
+        <w:br/>
+      </w:r>
+      <w:r>
+        <w:rPr>
+          <w:rStyle w:val="VerbatimChar"/>
+        </w:rPr>
+        <w:t xml:space="preserve">5. EVOLUCIÓN MENSUAL DE VENTAS</w:t>
+      </w:r>
+      <w:r>
+        <w:br/>
+      </w:r>
+      <w:r>
+        <w:rPr>
+          <w:rStyle w:val="VerbatimChar"/>
+        </w:rPr>
+        <w:t xml:space="preserve">----------------------------------------------------------------------</w:t>
+      </w:r>
+      <w:r>
+        <w:br/>
+      </w:r>
+      <w:r>
+        <w:rPr>
+          <w:rStyle w:val="VerbatimChar"/>
+        </w:rPr>
+        <w:t xml:space="preserve">         ventas_soles  unidades  variacion_pct</w:t>
+      </w:r>
+      <w:r>
+        <w:br/>
+      </w:r>
+      <w:r>
+        <w:rPr>
+          <w:rStyle w:val="VerbatimChar"/>
+        </w:rPr>
+        <w:t xml:space="preserve">año_mes                                       </w:t>
+      </w:r>
+      <w:r>
+        <w:br/>
+      </w:r>
+      <w:r>
+        <w:rPr>
+          <w:rStyle w:val="VerbatimChar"/>
+        </w:rPr>
+        <w:t xml:space="preserve">2023-01      90593.11       312            NaN</w:t>
+      </w:r>
+      <w:r>
+        <w:br/>
+      </w:r>
+      <w:r>
+        <w:rPr>
+          <w:rStyle w:val="VerbatimChar"/>
+        </w:rPr>
+        <w:t xml:space="preserve">2023-02     121257.05       414          33.85</w:t>
+      </w:r>
+      <w:r>
+        <w:br/>
+      </w:r>
+      <w:r>
+        <w:rPr>
+          <w:rStyle w:val="VerbatimChar"/>
+        </w:rPr>
+        <w:t xml:space="preserve">2023-03      90345.39       240         -25.49</w:t>
+      </w:r>
+      <w:r>
+        <w:br/>
+      </w:r>
+      <w:r>
+        <w:rPr>
+          <w:rStyle w:val="VerbatimChar"/>
+        </w:rPr>
+        <w:t xml:space="preserve">2023-04     157379.32       510          74.20</w:t>
+      </w:r>
+      <w:r>
+        <w:br/>
+      </w:r>
+      <w:r>
+        <w:rPr>
+          <w:rStyle w:val="VerbatimChar"/>
+        </w:rPr>
+        <w:t xml:space="preserve">2023-05     117624.03       482         -25.26</w:t>
+      </w:r>
+      <w:r>
+        <w:br/>
+      </w:r>
+      <w:r>
+        <w:rPr>
+          <w:rStyle w:val="VerbatimChar"/>
+        </w:rPr>
+        <w:t xml:space="preserve">2023-06     161507.28       484          37.31</w:t>
+      </w:r>
+      <w:r>
+        <w:br/>
+      </w:r>
+      <w:r>
+        <w:rPr>
+          <w:rStyle w:val="VerbatimChar"/>
+        </w:rPr>
+        <w:t xml:space="preserve">2023-07     129139.11       422         -20.04</w:t>
+      </w:r>
+      <w:r>
+        <w:br/>
+      </w:r>
+      <w:r>
+        <w:rPr>
+          <w:rStyle w:val="VerbatimChar"/>
+        </w:rPr>
+        <w:t xml:space="preserve">2023-08     192384.53       577          48.97</w:t>
+      </w:r>
+      <w:r>
+        <w:br/>
+      </w:r>
+      <w:r>
+        <w:rPr>
+          <w:rStyle w:val="VerbatimChar"/>
+        </w:rPr>
+        <w:t xml:space="preserve">2023-09     125496.86       401         -34.77</w:t>
+      </w:r>
+      <w:r>
+        <w:br/>
+      </w:r>
+      <w:r>
+        <w:rPr>
+          <w:rStyle w:val="VerbatimChar"/>
+        </w:rPr>
+        <w:t xml:space="preserve">2023-10     134829.29       405           7.44</w:t>
+      </w:r>
+      <w:r>
+        <w:br/>
+      </w:r>
+      <w:r>
+        <w:rPr>
+          <w:rStyle w:val="VerbatimChar"/>
+        </w:rPr>
+        <w:t xml:space="preserve">2023-11     104762.37       389         -22.30</w:t>
+      </w:r>
+      <w:r>
+        <w:br/>
+      </w:r>
+      <w:r>
+        <w:rPr>
+          <w:rStyle w:val="VerbatimChar"/>
+        </w:rPr>
+        <w:t xml:space="preserve">2023-12     117625.05       412          12.28</w:t>
+      </w:r>
+      <w:r>
+        <w:br/>
+      </w:r>
+      <w:r>
+        <w:br/>
+      </w:r>
+      <w:r>
+        <w:br/>
+      </w:r>
+      <w:r>
+        <w:rPr>
+          <w:rStyle w:val="VerbatimChar"/>
+        </w:rPr>
+        <w:t xml:space="preserve">Reportes guardados:</w:t>
+      </w:r>
+      <w:r>
+        <w:br/>
+      </w:r>
+      <w:r>
+        <w:rPr>
+          <w:rStyle w:val="VerbatimChar"/>
+        </w:rPr>
+        <w:t xml:space="preserve">  - transacciones_inventario.csv</w:t>
+      </w:r>
+      <w:r>
+        <w:br/>
+      </w:r>
+      <w:r>
+        <w:rPr>
+          <w:rStyle w:val="VerbatimChar"/>
+        </w:rPr>
+        <w:t xml:space="preserve">  - alerta_stock_bajo.csv</w:t>
       </w:r>
     </w:p>
     <w:bookmarkEnd w:id="74"/>
